--- a/report/Отчет_ЛР2_вариант7.docx
+++ b/report/Отчет_ЛР2_вариант7.docx
@@ -476,7 +476,57 @@
           <w:i w:val="0"/>
           <w:sz w:val="24"/>
         </w:rPr>
-        <w:t>Вариант 7. В рамках отчёта выполнены задания 3.3 и 3.4 лабораторной работы.</w:t>
+        <w:t>Вариант 7. В отчёте приведены результаты выполнения заданий 3.1–3.4 лабораторной работы.</w:t>
+      </w:r>
+    </w:p>
+    <w:p>
+      <w:pPr>
+        <w:keepNext w:val="0"/>
+        <w:spacing w:after="80" w:before="0" w:line="276" w:lineRule="auto"/>
+        <w:jc w:val="both"/>
+      </w:pPr>
+      <w:r>
+        <w:rPr>
+          <w:rFonts w:ascii="Times New Roman" w:hAnsi="Times New Roman" w:eastAsia="Times New Roman" w:cs="Times New Roman"/>
+          <w:b/>
+          <w:i w:val="0"/>
+          <w:sz w:val="24"/>
+        </w:rPr>
+        <w:t xml:space="preserve">Задание 3.1. </w:t>
+      </w:r>
+      <w:r>
+        <w:rPr>
+          <w:rFonts w:ascii="Times New Roman" w:hAnsi="Times New Roman" w:eastAsia="Times New Roman" w:cs="Times New Roman"/>
+          <w:b w:val="0"/>
+          <w:i w:val="0"/>
+          <w:sz w:val="24"/>
+        </w:rPr>
+        <w:t>Разработать VHDL-описание преобразователя кода 2421 в код Грея. Провести моделирование устройства, привести временные диаграммы, выполнить синтез.</w:t>
+      </w:r>
+    </w:p>
+    <w:p>
+      <w:pPr>
+        <w:keepNext w:val="0"/>
+        <w:spacing w:after="80" w:before="0" w:line="276" w:lineRule="auto"/>
+        <w:jc w:val="both"/>
+      </w:pPr>
+      <w:r>
+        <w:rPr>
+          <w:rFonts w:ascii="Times New Roman" w:hAnsi="Times New Roman" w:eastAsia="Times New Roman" w:cs="Times New Roman"/>
+          <w:b/>
+          <w:i w:val="0"/>
+          <w:sz w:val="24"/>
+        </w:rPr>
+        <w:t xml:space="preserve">Задание 3.2. </w:t>
+      </w:r>
+      <w:r>
+        <w:rPr>
+          <w:rFonts w:ascii="Times New Roman" w:hAnsi="Times New Roman" w:eastAsia="Times New Roman" w:cs="Times New Roman"/>
+          <w:b w:val="0"/>
+          <w:i w:val="0"/>
+          <w:sz w:val="24"/>
+        </w:rPr>
+        <w:t>Разработать VHDL-описание приоритетного шифратора 10-4. Провести моделирование устройства, привести временные диаграммы, выполнить синтез.</w:t>
       </w:r>
     </w:p>
     <w:p>
@@ -664,7 +714,7 @@
           <w:i w:val="0"/>
           <w:sz w:val="24"/>
         </w:rPr>
-        <w:t>1. Задание 3.3 – мультиплексор 45-1 со стробированием</w:t>
+        <w:t>1. Задание 3.1 – преобразователь кода 2421 → код Грея</w:t>
       </w:r>
     </w:p>
     <w:p>
@@ -696,7 +746,7 @@
           <w:i w:val="0"/>
           <w:sz w:val="24"/>
         </w:rPr>
-        <w:t>Мультиплексор имеет 45 информационных входов D(44..0). Для выбора одного из 45 входов требуется ⌈log2 45⌉ = 6 адресных разрядов A(5..0) (2^6 = 64 ≥ 45). Адреса 45..63 не используются, для них на выходе формируется '0'. Стробирующий вход STB разрешает работу мультиплексора: при STB = '1' на выход передаётся значение входа D(A), при STB = '0' выход принудительно устанавливается в '0'. Назначение выводов приведено в таблице 1.</w:t>
+        <w:t>Преобразователь имеет 4-разрядный вход x(3..0) (код 2421, x(3) – старший разряд) и четыре выхода y3..y0 (код Грея, y3 – старший разряд). Соответствие кодов для десятичных цифр 0..9 приведено в таблице 1. Коды 2421 0101..1010 не используются, поэтому значения функций на этих наборах безразличны и были использованы при минимизации.</w:t>
       </w:r>
     </w:p>
     <w:p>
@@ -712,7 +762,7459 @@
           <w:i/>
           <w:sz w:val="24"/>
         </w:rPr>
-        <w:t>Таблица 1 – Выводы мультиплексора 45-1</w:t>
+        <w:t>Таблица 1 – Соответствие кода 2421 и кода Грея</w:t>
+      </w:r>
+    </w:p>
+    <w:tbl>
+      <w:tblPr>
+        <w:tblW w:type="auto" w:w="0"/>
+        <w:jc w:val="center"/>
+        <w:tblBorders>
+          <w:top w:val="single" w:sz="4" w:color="auto"/>
+          <w:left w:val="single" w:sz="4" w:color="auto"/>
+          <w:bottom w:val="single" w:sz="4" w:color="auto"/>
+          <w:right w:val="single" w:sz="4" w:color="auto"/>
+          <w:insideH w:val="single" w:sz="4" w:color="auto"/>
+          <w:insideV w:val="single" w:sz="4" w:color="auto"/>
+        </w:tblBorders>
+        <w:tblLook w:firstColumn="1" w:firstRow="1" w:lastColumn="0" w:lastRow="0" w:noHBand="0" w:noVBand="1" w:val="04A0"/>
+      </w:tblPr>
+      <w:tblGrid>
+        <w:gridCol w:w="3009"/>
+        <w:gridCol w:w="3009"/>
+        <w:gridCol w:w="3009"/>
+      </w:tblGrid>
+      <w:tr>
+        <w:trPr>
+          <w:tblHeader/>
+        </w:trPr>
+        <w:tc>
+          <w:tcPr>
+            <w:tcW w:type="dxa" w:w="1806"/>
+            <w:shd w:val="clear" w:fill="D9D9D9"/>
+            <w:vAlign w:val="center"/>
+          </w:tcPr>
+          <w:p>
+            <w:pPr>
+              <w:spacing w:after="0"/>
+              <w:jc w:val="center"/>
+            </w:pPr>
+            <w:r>
+              <w:rPr>
+                <w:rFonts w:ascii="Times New Roman" w:hAnsi="Times New Roman" w:eastAsia="Times New Roman"/>
+                <w:b/>
+                <w:i w:val="0"/>
+                <w:sz w:val="22"/>
+              </w:rPr>
+              <w:t>Цифра</w:t>
+            </w:r>
+          </w:p>
+        </w:tc>
+        <w:tc>
+          <w:tcPr>
+            <w:tcW w:type="dxa" w:w="3612"/>
+            <w:shd w:val="clear" w:fill="D9D9D9"/>
+            <w:vAlign w:val="center"/>
+          </w:tcPr>
+          <w:p>
+            <w:pPr>
+              <w:spacing w:after="0"/>
+              <w:jc w:val="center"/>
+            </w:pPr>
+            <w:r>
+              <w:rPr>
+                <w:rFonts w:ascii="Times New Roman" w:hAnsi="Times New Roman" w:eastAsia="Times New Roman"/>
+                <w:b/>
+                <w:i w:val="0"/>
+                <w:sz w:val="22"/>
+              </w:rPr>
+              <w:t>Код 2421 x3x2x1x0</w:t>
+            </w:r>
+          </w:p>
+        </w:tc>
+        <w:tc>
+          <w:tcPr>
+            <w:tcW w:type="dxa" w:w="3612"/>
+            <w:shd w:val="clear" w:fill="D9D9D9"/>
+            <w:vAlign w:val="center"/>
+          </w:tcPr>
+          <w:p>
+            <w:pPr>
+              <w:spacing w:after="0"/>
+              <w:jc w:val="center"/>
+            </w:pPr>
+            <w:r>
+              <w:rPr>
+                <w:rFonts w:ascii="Times New Roman" w:hAnsi="Times New Roman" w:eastAsia="Times New Roman"/>
+                <w:b/>
+                <w:i w:val="0"/>
+                <w:sz w:val="22"/>
+              </w:rPr>
+              <w:t>Код Грея y3y2y1y0</w:t>
+            </w:r>
+          </w:p>
+        </w:tc>
+      </w:tr>
+      <w:tr>
+        <w:tc>
+          <w:tcPr>
+            <w:tcW w:type="dxa" w:w="1806"/>
+            <w:vAlign w:val="center"/>
+          </w:tcPr>
+          <w:p>
+            <w:pPr>
+              <w:spacing w:after="0"/>
+              <w:jc w:val="center"/>
+            </w:pPr>
+            <w:r>
+              <w:rPr>
+                <w:rFonts w:ascii="Times New Roman" w:hAnsi="Times New Roman" w:eastAsia="Times New Roman"/>
+                <w:b w:val="0"/>
+                <w:i w:val="0"/>
+                <w:sz w:val="22"/>
+              </w:rPr>
+              <w:t>0</w:t>
+            </w:r>
+          </w:p>
+        </w:tc>
+        <w:tc>
+          <w:tcPr>
+            <w:tcW w:type="dxa" w:w="3612"/>
+            <w:vAlign w:val="center"/>
+          </w:tcPr>
+          <w:p>
+            <w:pPr>
+              <w:spacing w:after="0"/>
+              <w:jc w:val="center"/>
+            </w:pPr>
+            <w:r>
+              <w:rPr>
+                <w:rFonts w:ascii="Consolas" w:hAnsi="Consolas" w:eastAsia="Consolas"/>
+                <w:b w:val="0"/>
+                <w:i w:val="0"/>
+                <w:sz w:val="20"/>
+              </w:rPr>
+              <w:t>0000</w:t>
+            </w:r>
+          </w:p>
+        </w:tc>
+        <w:tc>
+          <w:tcPr>
+            <w:tcW w:type="dxa" w:w="3612"/>
+            <w:vAlign w:val="center"/>
+          </w:tcPr>
+          <w:p>
+            <w:pPr>
+              <w:spacing w:after="0"/>
+              <w:jc w:val="center"/>
+            </w:pPr>
+            <w:r>
+              <w:rPr>
+                <w:rFonts w:ascii="Consolas" w:hAnsi="Consolas" w:eastAsia="Consolas"/>
+                <w:b w:val="0"/>
+                <w:i w:val="0"/>
+                <w:sz w:val="20"/>
+              </w:rPr>
+              <w:t>0000</w:t>
+            </w:r>
+          </w:p>
+        </w:tc>
+      </w:tr>
+      <w:tr>
+        <w:tc>
+          <w:tcPr>
+            <w:tcW w:type="dxa" w:w="1806"/>
+            <w:vAlign w:val="center"/>
+          </w:tcPr>
+          <w:p>
+            <w:pPr>
+              <w:spacing w:after="0"/>
+              <w:jc w:val="center"/>
+            </w:pPr>
+            <w:r>
+              <w:rPr>
+                <w:rFonts w:ascii="Times New Roman" w:hAnsi="Times New Roman" w:eastAsia="Times New Roman"/>
+                <w:b w:val="0"/>
+                <w:i w:val="0"/>
+                <w:sz w:val="22"/>
+              </w:rPr>
+              <w:t>1</w:t>
+            </w:r>
+          </w:p>
+        </w:tc>
+        <w:tc>
+          <w:tcPr>
+            <w:tcW w:type="dxa" w:w="3612"/>
+            <w:vAlign w:val="center"/>
+          </w:tcPr>
+          <w:p>
+            <w:pPr>
+              <w:spacing w:after="0"/>
+              <w:jc w:val="center"/>
+            </w:pPr>
+            <w:r>
+              <w:rPr>
+                <w:rFonts w:ascii="Consolas" w:hAnsi="Consolas" w:eastAsia="Consolas"/>
+                <w:b w:val="0"/>
+                <w:i w:val="0"/>
+                <w:sz w:val="20"/>
+              </w:rPr>
+              <w:t>0001</w:t>
+            </w:r>
+          </w:p>
+        </w:tc>
+        <w:tc>
+          <w:tcPr>
+            <w:tcW w:type="dxa" w:w="3612"/>
+            <w:vAlign w:val="center"/>
+          </w:tcPr>
+          <w:p>
+            <w:pPr>
+              <w:spacing w:after="0"/>
+              <w:jc w:val="center"/>
+            </w:pPr>
+            <w:r>
+              <w:rPr>
+                <w:rFonts w:ascii="Consolas" w:hAnsi="Consolas" w:eastAsia="Consolas"/>
+                <w:b w:val="0"/>
+                <w:i w:val="0"/>
+                <w:sz w:val="20"/>
+              </w:rPr>
+              <w:t>0001</w:t>
+            </w:r>
+          </w:p>
+        </w:tc>
+      </w:tr>
+      <w:tr>
+        <w:tc>
+          <w:tcPr>
+            <w:tcW w:type="dxa" w:w="1806"/>
+            <w:vAlign w:val="center"/>
+          </w:tcPr>
+          <w:p>
+            <w:pPr>
+              <w:spacing w:after="0"/>
+              <w:jc w:val="center"/>
+            </w:pPr>
+            <w:r>
+              <w:rPr>
+                <w:rFonts w:ascii="Times New Roman" w:hAnsi="Times New Roman" w:eastAsia="Times New Roman"/>
+                <w:b w:val="0"/>
+                <w:i w:val="0"/>
+                <w:sz w:val="22"/>
+              </w:rPr>
+              <w:t>2</w:t>
+            </w:r>
+          </w:p>
+        </w:tc>
+        <w:tc>
+          <w:tcPr>
+            <w:tcW w:type="dxa" w:w="3612"/>
+            <w:vAlign w:val="center"/>
+          </w:tcPr>
+          <w:p>
+            <w:pPr>
+              <w:spacing w:after="0"/>
+              <w:jc w:val="center"/>
+            </w:pPr>
+            <w:r>
+              <w:rPr>
+                <w:rFonts w:ascii="Consolas" w:hAnsi="Consolas" w:eastAsia="Consolas"/>
+                <w:b w:val="0"/>
+                <w:i w:val="0"/>
+                <w:sz w:val="20"/>
+              </w:rPr>
+              <w:t>0010</w:t>
+            </w:r>
+          </w:p>
+        </w:tc>
+        <w:tc>
+          <w:tcPr>
+            <w:tcW w:type="dxa" w:w="3612"/>
+            <w:vAlign w:val="center"/>
+          </w:tcPr>
+          <w:p>
+            <w:pPr>
+              <w:spacing w:after="0"/>
+              <w:jc w:val="center"/>
+            </w:pPr>
+            <w:r>
+              <w:rPr>
+                <w:rFonts w:ascii="Consolas" w:hAnsi="Consolas" w:eastAsia="Consolas"/>
+                <w:b w:val="0"/>
+                <w:i w:val="0"/>
+                <w:sz w:val="20"/>
+              </w:rPr>
+              <w:t>0011</w:t>
+            </w:r>
+          </w:p>
+        </w:tc>
+      </w:tr>
+      <w:tr>
+        <w:tc>
+          <w:tcPr>
+            <w:tcW w:type="dxa" w:w="1806"/>
+            <w:vAlign w:val="center"/>
+          </w:tcPr>
+          <w:p>
+            <w:pPr>
+              <w:spacing w:after="0"/>
+              <w:jc w:val="center"/>
+            </w:pPr>
+            <w:r>
+              <w:rPr>
+                <w:rFonts w:ascii="Times New Roman" w:hAnsi="Times New Roman" w:eastAsia="Times New Roman"/>
+                <w:b w:val="0"/>
+                <w:i w:val="0"/>
+                <w:sz w:val="22"/>
+              </w:rPr>
+              <w:t>3</w:t>
+            </w:r>
+          </w:p>
+        </w:tc>
+        <w:tc>
+          <w:tcPr>
+            <w:tcW w:type="dxa" w:w="3612"/>
+            <w:vAlign w:val="center"/>
+          </w:tcPr>
+          <w:p>
+            <w:pPr>
+              <w:spacing w:after="0"/>
+              <w:jc w:val="center"/>
+            </w:pPr>
+            <w:r>
+              <w:rPr>
+                <w:rFonts w:ascii="Consolas" w:hAnsi="Consolas" w:eastAsia="Consolas"/>
+                <w:b w:val="0"/>
+                <w:i w:val="0"/>
+                <w:sz w:val="20"/>
+              </w:rPr>
+              <w:t>0011</w:t>
+            </w:r>
+          </w:p>
+        </w:tc>
+        <w:tc>
+          <w:tcPr>
+            <w:tcW w:type="dxa" w:w="3612"/>
+            <w:vAlign w:val="center"/>
+          </w:tcPr>
+          <w:p>
+            <w:pPr>
+              <w:spacing w:after="0"/>
+              <w:jc w:val="center"/>
+            </w:pPr>
+            <w:r>
+              <w:rPr>
+                <w:rFonts w:ascii="Consolas" w:hAnsi="Consolas" w:eastAsia="Consolas"/>
+                <w:b w:val="0"/>
+                <w:i w:val="0"/>
+                <w:sz w:val="20"/>
+              </w:rPr>
+              <w:t>0010</w:t>
+            </w:r>
+          </w:p>
+        </w:tc>
+      </w:tr>
+      <w:tr>
+        <w:tc>
+          <w:tcPr>
+            <w:tcW w:type="dxa" w:w="1806"/>
+            <w:vAlign w:val="center"/>
+          </w:tcPr>
+          <w:p>
+            <w:pPr>
+              <w:spacing w:after="0"/>
+              <w:jc w:val="center"/>
+            </w:pPr>
+            <w:r>
+              <w:rPr>
+                <w:rFonts w:ascii="Times New Roman" w:hAnsi="Times New Roman" w:eastAsia="Times New Roman"/>
+                <w:b w:val="0"/>
+                <w:i w:val="0"/>
+                <w:sz w:val="22"/>
+              </w:rPr>
+              <w:t>4</w:t>
+            </w:r>
+          </w:p>
+        </w:tc>
+        <w:tc>
+          <w:tcPr>
+            <w:tcW w:type="dxa" w:w="3612"/>
+            <w:vAlign w:val="center"/>
+          </w:tcPr>
+          <w:p>
+            <w:pPr>
+              <w:spacing w:after="0"/>
+              <w:jc w:val="center"/>
+            </w:pPr>
+            <w:r>
+              <w:rPr>
+                <w:rFonts w:ascii="Consolas" w:hAnsi="Consolas" w:eastAsia="Consolas"/>
+                <w:b w:val="0"/>
+                <w:i w:val="0"/>
+                <w:sz w:val="20"/>
+              </w:rPr>
+              <w:t>0100</w:t>
+            </w:r>
+          </w:p>
+        </w:tc>
+        <w:tc>
+          <w:tcPr>
+            <w:tcW w:type="dxa" w:w="3612"/>
+            <w:vAlign w:val="center"/>
+          </w:tcPr>
+          <w:p>
+            <w:pPr>
+              <w:spacing w:after="0"/>
+              <w:jc w:val="center"/>
+            </w:pPr>
+            <w:r>
+              <w:rPr>
+                <w:rFonts w:ascii="Consolas" w:hAnsi="Consolas" w:eastAsia="Consolas"/>
+                <w:b w:val="0"/>
+                <w:i w:val="0"/>
+                <w:sz w:val="20"/>
+              </w:rPr>
+              <w:t>0110</w:t>
+            </w:r>
+          </w:p>
+        </w:tc>
+      </w:tr>
+      <w:tr>
+        <w:tc>
+          <w:tcPr>
+            <w:tcW w:type="dxa" w:w="1806"/>
+            <w:vAlign w:val="center"/>
+          </w:tcPr>
+          <w:p>
+            <w:pPr>
+              <w:spacing w:after="0"/>
+              <w:jc w:val="center"/>
+            </w:pPr>
+            <w:r>
+              <w:rPr>
+                <w:rFonts w:ascii="Times New Roman" w:hAnsi="Times New Roman" w:eastAsia="Times New Roman"/>
+                <w:b w:val="0"/>
+                <w:i w:val="0"/>
+                <w:sz w:val="22"/>
+              </w:rPr>
+              <w:t>5</w:t>
+            </w:r>
+          </w:p>
+        </w:tc>
+        <w:tc>
+          <w:tcPr>
+            <w:tcW w:type="dxa" w:w="3612"/>
+            <w:vAlign w:val="center"/>
+          </w:tcPr>
+          <w:p>
+            <w:pPr>
+              <w:spacing w:after="0"/>
+              <w:jc w:val="center"/>
+            </w:pPr>
+            <w:r>
+              <w:rPr>
+                <w:rFonts w:ascii="Consolas" w:hAnsi="Consolas" w:eastAsia="Consolas"/>
+                <w:b w:val="0"/>
+                <w:i w:val="0"/>
+                <w:sz w:val="20"/>
+              </w:rPr>
+              <w:t>1011</w:t>
+            </w:r>
+          </w:p>
+        </w:tc>
+        <w:tc>
+          <w:tcPr>
+            <w:tcW w:type="dxa" w:w="3612"/>
+            <w:vAlign w:val="center"/>
+          </w:tcPr>
+          <w:p>
+            <w:pPr>
+              <w:spacing w:after="0"/>
+              <w:jc w:val="center"/>
+            </w:pPr>
+            <w:r>
+              <w:rPr>
+                <w:rFonts w:ascii="Consolas" w:hAnsi="Consolas" w:eastAsia="Consolas"/>
+                <w:b w:val="0"/>
+                <w:i w:val="0"/>
+                <w:sz w:val="20"/>
+              </w:rPr>
+              <w:t>0111</w:t>
+            </w:r>
+          </w:p>
+        </w:tc>
+      </w:tr>
+      <w:tr>
+        <w:tc>
+          <w:tcPr>
+            <w:tcW w:type="dxa" w:w="1806"/>
+            <w:vAlign w:val="center"/>
+          </w:tcPr>
+          <w:p>
+            <w:pPr>
+              <w:spacing w:after="0"/>
+              <w:jc w:val="center"/>
+            </w:pPr>
+            <w:r>
+              <w:rPr>
+                <w:rFonts w:ascii="Times New Roman" w:hAnsi="Times New Roman" w:eastAsia="Times New Roman"/>
+                <w:b w:val="0"/>
+                <w:i w:val="0"/>
+                <w:sz w:val="22"/>
+              </w:rPr>
+              <w:t>6</w:t>
+            </w:r>
+          </w:p>
+        </w:tc>
+        <w:tc>
+          <w:tcPr>
+            <w:tcW w:type="dxa" w:w="3612"/>
+            <w:vAlign w:val="center"/>
+          </w:tcPr>
+          <w:p>
+            <w:pPr>
+              <w:spacing w:after="0"/>
+              <w:jc w:val="center"/>
+            </w:pPr>
+            <w:r>
+              <w:rPr>
+                <w:rFonts w:ascii="Consolas" w:hAnsi="Consolas" w:eastAsia="Consolas"/>
+                <w:b w:val="0"/>
+                <w:i w:val="0"/>
+                <w:sz w:val="20"/>
+              </w:rPr>
+              <w:t>1100</w:t>
+            </w:r>
+          </w:p>
+        </w:tc>
+        <w:tc>
+          <w:tcPr>
+            <w:tcW w:type="dxa" w:w="3612"/>
+            <w:vAlign w:val="center"/>
+          </w:tcPr>
+          <w:p>
+            <w:pPr>
+              <w:spacing w:after="0"/>
+              <w:jc w:val="center"/>
+            </w:pPr>
+            <w:r>
+              <w:rPr>
+                <w:rFonts w:ascii="Consolas" w:hAnsi="Consolas" w:eastAsia="Consolas"/>
+                <w:b w:val="0"/>
+                <w:i w:val="0"/>
+                <w:sz w:val="20"/>
+              </w:rPr>
+              <w:t>0101</w:t>
+            </w:r>
+          </w:p>
+        </w:tc>
+      </w:tr>
+      <w:tr>
+        <w:tc>
+          <w:tcPr>
+            <w:tcW w:type="dxa" w:w="1806"/>
+            <w:vAlign w:val="center"/>
+          </w:tcPr>
+          <w:p>
+            <w:pPr>
+              <w:spacing w:after="0"/>
+              <w:jc w:val="center"/>
+            </w:pPr>
+            <w:r>
+              <w:rPr>
+                <w:rFonts w:ascii="Times New Roman" w:hAnsi="Times New Roman" w:eastAsia="Times New Roman"/>
+                <w:b w:val="0"/>
+                <w:i w:val="0"/>
+                <w:sz w:val="22"/>
+              </w:rPr>
+              <w:t>7</w:t>
+            </w:r>
+          </w:p>
+        </w:tc>
+        <w:tc>
+          <w:tcPr>
+            <w:tcW w:type="dxa" w:w="3612"/>
+            <w:vAlign w:val="center"/>
+          </w:tcPr>
+          <w:p>
+            <w:pPr>
+              <w:spacing w:after="0"/>
+              <w:jc w:val="center"/>
+            </w:pPr>
+            <w:r>
+              <w:rPr>
+                <w:rFonts w:ascii="Consolas" w:hAnsi="Consolas" w:eastAsia="Consolas"/>
+                <w:b w:val="0"/>
+                <w:i w:val="0"/>
+                <w:sz w:val="20"/>
+              </w:rPr>
+              <w:t>1101</w:t>
+            </w:r>
+          </w:p>
+        </w:tc>
+        <w:tc>
+          <w:tcPr>
+            <w:tcW w:type="dxa" w:w="3612"/>
+            <w:vAlign w:val="center"/>
+          </w:tcPr>
+          <w:p>
+            <w:pPr>
+              <w:spacing w:after="0"/>
+              <w:jc w:val="center"/>
+            </w:pPr>
+            <w:r>
+              <w:rPr>
+                <w:rFonts w:ascii="Consolas" w:hAnsi="Consolas" w:eastAsia="Consolas"/>
+                <w:b w:val="0"/>
+                <w:i w:val="0"/>
+                <w:sz w:val="20"/>
+              </w:rPr>
+              <w:t>0100</w:t>
+            </w:r>
+          </w:p>
+        </w:tc>
+      </w:tr>
+      <w:tr>
+        <w:tc>
+          <w:tcPr>
+            <w:tcW w:type="dxa" w:w="1806"/>
+            <w:vAlign w:val="center"/>
+          </w:tcPr>
+          <w:p>
+            <w:pPr>
+              <w:spacing w:after="0"/>
+              <w:jc w:val="center"/>
+            </w:pPr>
+            <w:r>
+              <w:rPr>
+                <w:rFonts w:ascii="Times New Roman" w:hAnsi="Times New Roman" w:eastAsia="Times New Roman"/>
+                <w:b w:val="0"/>
+                <w:i w:val="0"/>
+                <w:sz w:val="22"/>
+              </w:rPr>
+              <w:t>8</w:t>
+            </w:r>
+          </w:p>
+        </w:tc>
+        <w:tc>
+          <w:tcPr>
+            <w:tcW w:type="dxa" w:w="3612"/>
+            <w:vAlign w:val="center"/>
+          </w:tcPr>
+          <w:p>
+            <w:pPr>
+              <w:spacing w:after="0"/>
+              <w:jc w:val="center"/>
+            </w:pPr>
+            <w:r>
+              <w:rPr>
+                <w:rFonts w:ascii="Consolas" w:hAnsi="Consolas" w:eastAsia="Consolas"/>
+                <w:b w:val="0"/>
+                <w:i w:val="0"/>
+                <w:sz w:val="20"/>
+              </w:rPr>
+              <w:t>1110</w:t>
+            </w:r>
+          </w:p>
+        </w:tc>
+        <w:tc>
+          <w:tcPr>
+            <w:tcW w:type="dxa" w:w="3612"/>
+            <w:vAlign w:val="center"/>
+          </w:tcPr>
+          <w:p>
+            <w:pPr>
+              <w:spacing w:after="0"/>
+              <w:jc w:val="center"/>
+            </w:pPr>
+            <w:r>
+              <w:rPr>
+                <w:rFonts w:ascii="Consolas" w:hAnsi="Consolas" w:eastAsia="Consolas"/>
+                <w:b w:val="0"/>
+                <w:i w:val="0"/>
+                <w:sz w:val="20"/>
+              </w:rPr>
+              <w:t>1100</w:t>
+            </w:r>
+          </w:p>
+        </w:tc>
+      </w:tr>
+      <w:tr>
+        <w:tc>
+          <w:tcPr>
+            <w:tcW w:type="dxa" w:w="1806"/>
+            <w:vAlign w:val="center"/>
+          </w:tcPr>
+          <w:p>
+            <w:pPr>
+              <w:spacing w:after="0"/>
+              <w:jc w:val="center"/>
+            </w:pPr>
+            <w:r>
+              <w:rPr>
+                <w:rFonts w:ascii="Times New Roman" w:hAnsi="Times New Roman" w:eastAsia="Times New Roman"/>
+                <w:b w:val="0"/>
+                <w:i w:val="0"/>
+                <w:sz w:val="22"/>
+              </w:rPr>
+              <w:t>9</w:t>
+            </w:r>
+          </w:p>
+        </w:tc>
+        <w:tc>
+          <w:tcPr>
+            <w:tcW w:type="dxa" w:w="3612"/>
+            <w:vAlign w:val="center"/>
+          </w:tcPr>
+          <w:p>
+            <w:pPr>
+              <w:spacing w:after="0"/>
+              <w:jc w:val="center"/>
+            </w:pPr>
+            <w:r>
+              <w:rPr>
+                <w:rFonts w:ascii="Consolas" w:hAnsi="Consolas" w:eastAsia="Consolas"/>
+                <w:b w:val="0"/>
+                <w:i w:val="0"/>
+                <w:sz w:val="20"/>
+              </w:rPr>
+              <w:t>1111</w:t>
+            </w:r>
+          </w:p>
+        </w:tc>
+        <w:tc>
+          <w:tcPr>
+            <w:tcW w:type="dxa" w:w="3612"/>
+            <w:vAlign w:val="center"/>
+          </w:tcPr>
+          <w:p>
+            <w:pPr>
+              <w:spacing w:after="0"/>
+              <w:jc w:val="center"/>
+            </w:pPr>
+            <w:r>
+              <w:rPr>
+                <w:rFonts w:ascii="Consolas" w:hAnsi="Consolas" w:eastAsia="Consolas"/>
+                <w:b w:val="0"/>
+                <w:i w:val="0"/>
+                <w:sz w:val="20"/>
+              </w:rPr>
+              <w:t>1101</w:t>
+            </w:r>
+          </w:p>
+        </w:tc>
+      </w:tr>
+    </w:tbl>
+    <w:p>
+      <w:pPr>
+        <w:keepNext w:val="0"/>
+        <w:spacing w:after="120" w:before="0" w:line="276" w:lineRule="auto"/>
+        <w:jc w:val="left"/>
+      </w:pPr>
+      <w:r>
+        <w:rPr>
+          <w:rFonts w:ascii="Times New Roman" w:hAnsi="Times New Roman" w:eastAsia="Times New Roman" w:cs="Times New Roman"/>
+          <w:b w:val="0"/>
+          <w:i w:val="0"/>
+          <w:sz w:val="24"/>
+        </w:rPr>
+      </w:r>
+    </w:p>
+    <w:p>
+      <w:pPr>
+        <w:keepNext w:val="0"/>
+        <w:spacing w:after="80" w:before="0" w:line="276" w:lineRule="auto"/>
+        <w:jc w:val="both"/>
+      </w:pPr>
+      <w:r>
+        <w:rPr>
+          <w:rFonts w:ascii="Times New Roman" w:hAnsi="Times New Roman" w:eastAsia="Times New Roman" w:cs="Times New Roman"/>
+          <w:b w:val="0"/>
+          <w:i w:val="0"/>
+          <w:sz w:val="24"/>
+        </w:rPr>
+        <w:t>По картам Карно с учётом безразличных наборов получены функции:</w:t>
+      </w:r>
+    </w:p>
+    <w:p>
+      <w:pPr>
+        <w:keepNext w:val="0"/>
+        <w:spacing w:after="40" w:before="0" w:line="276" w:lineRule="auto"/>
+        <w:jc w:val="left"/>
+      </w:pPr>
+      <w:r>
+        <w:rPr>
+          <w:rFonts w:ascii="Times New Roman" w:hAnsi="Times New Roman" w:eastAsia="Times New Roman" w:cs="Times New Roman"/>
+          <w:b w:val="0"/>
+          <w:i/>
+          <w:sz w:val="24"/>
+        </w:rPr>
+        <w:t>y3 = x1·x2</w:t>
+      </w:r>
+    </w:p>
+    <w:p>
+      <w:pPr>
+        <w:keepNext w:val="0"/>
+        <w:spacing w:after="40" w:before="0" w:line="276" w:lineRule="auto"/>
+        <w:jc w:val="left"/>
+      </w:pPr>
+      <w:r>
+        <w:rPr>
+          <w:rFonts w:ascii="Times New Roman" w:hAnsi="Times New Roman" w:eastAsia="Times New Roman" w:cs="Times New Roman"/>
+          <w:b w:val="0"/>
+          <w:i/>
+          <w:sz w:val="24"/>
+        </w:rPr>
+        <w:t>y2 = x3 ∨ x2</w:t>
+      </w:r>
+    </w:p>
+    <w:p>
+      <w:pPr>
+        <w:keepNext w:val="0"/>
+        <w:spacing w:after="40" w:before="0" w:line="276" w:lineRule="auto"/>
+        <w:jc w:val="left"/>
+      </w:pPr>
+      <w:r>
+        <w:rPr>
+          <w:rFonts w:ascii="Times New Roman" w:hAnsi="Times New Roman" w:eastAsia="Times New Roman" w:cs="Times New Roman"/>
+          <w:b w:val="0"/>
+          <w:i/>
+          <w:sz w:val="24"/>
+        </w:rPr>
+        <w:t>y1 = ¬x2·x1 ∨ ¬x3·x2</w:t>
+      </w:r>
+    </w:p>
+    <w:p>
+      <w:pPr>
+        <w:keepNext w:val="0"/>
+        <w:spacing w:after="40" w:before="0" w:line="276" w:lineRule="auto"/>
+        <w:jc w:val="left"/>
+      </w:pPr>
+      <w:r>
+        <w:rPr>
+          <w:rFonts w:ascii="Times New Roman" w:hAnsi="Times New Roman" w:eastAsia="Times New Roman" w:cs="Times New Roman"/>
+          <w:b w:val="0"/>
+          <w:i/>
+          <w:sz w:val="24"/>
+        </w:rPr>
+        <w:t>y0 = x0 ⊕ x1 ⊕ x3</w:t>
+      </w:r>
+    </w:p>
+    <w:p>
+      <w:pPr>
+        <w:keepNext w:val="0"/>
+        <w:spacing w:after="40" w:before="0" w:line="276" w:lineRule="auto"/>
+        <w:jc w:val="left"/>
+      </w:pPr>
+      <w:r>
+        <w:rPr>
+          <w:rFonts w:ascii="Times New Roman" w:hAnsi="Times New Roman" w:eastAsia="Times New Roman" w:cs="Times New Roman"/>
+          <w:b w:val="0"/>
+          <w:i w:val="0"/>
+          <w:sz w:val="24"/>
+        </w:rPr>
+      </w:r>
+    </w:p>
+    <w:p>
+      <w:pPr>
+        <w:keepNext w:val="0"/>
+        <w:spacing w:after="80" w:before="0" w:line="276" w:lineRule="auto"/>
+        <w:jc w:val="both"/>
+      </w:pPr>
+      <w:r>
+        <w:rPr>
+          <w:rFonts w:ascii="Times New Roman" w:hAnsi="Times New Roman" w:eastAsia="Times New Roman" w:cs="Times New Roman"/>
+          <w:b w:val="0"/>
+          <w:i w:val="0"/>
+          <w:sz w:val="24"/>
+        </w:rPr>
+        <w:t>Устройство описано структурно: функции реализованы экземплярами элементов XOR2, AND2 и OR2 (каждый элемент – отдельная сущность со своей архитектурой), инверсии x2 и x3 – операторами not.</w:t>
+      </w:r>
+    </w:p>
+    <w:p>
+      <w:pPr>
+        <w:keepNext/>
+        <w:spacing w:after="100" w:before="0" w:line="276" w:lineRule="auto"/>
+        <w:jc w:val="left"/>
+      </w:pPr>
+      <w:r>
+        <w:rPr>
+          <w:rFonts w:ascii="Times New Roman" w:hAnsi="Times New Roman" w:eastAsia="Times New Roman" w:cs="Times New Roman"/>
+          <w:b/>
+          <w:i/>
+          <w:sz w:val="24"/>
+        </w:rPr>
+        <w:t>1.2 VHDL-описание</w:t>
+      </w:r>
+    </w:p>
+    <w:p>
+      <w:pPr>
+        <w:keepNext/>
+        <w:spacing w:after="80" w:before="0" w:line="276" w:lineRule="auto"/>
+        <w:jc w:val="left"/>
+      </w:pPr>
+      <w:r>
+        <w:rPr>
+          <w:rFonts w:ascii="Times New Roman" w:hAnsi="Times New Roman" w:eastAsia="Times New Roman" w:cs="Times New Roman"/>
+          <w:b/>
+          <w:i w:val="0"/>
+          <w:sz w:val="24"/>
+        </w:rPr>
+        <w:t>Файл XOR2.vhd</w:t>
+      </w:r>
+    </w:p>
+    <w:p>
+      <w:pPr>
+        <w:keepNext/>
+        <w:shd w:val="clear" w:color="auto" w:fill="F5F5F5"/>
+        <w:spacing w:after="0" w:before="0" w:line="240" w:lineRule="auto"/>
+        <w:jc w:val="left"/>
+      </w:pPr>
+      <w:r>
+        <w:rPr>
+          <w:rFonts w:ascii="Consolas" w:hAnsi="Consolas" w:eastAsia="Consolas" w:cs="Consolas"/>
+          <w:b w:val="0"/>
+          <w:i w:val="0"/>
+          <w:sz w:val="18"/>
+        </w:rPr>
+        <w:t>library IEEE;</w:t>
+      </w:r>
+    </w:p>
+    <w:p>
+      <w:pPr>
+        <w:keepNext/>
+        <w:shd w:val="clear" w:color="auto" w:fill="F5F5F5"/>
+        <w:spacing w:after="0" w:before="0" w:line="240" w:lineRule="auto"/>
+        <w:jc w:val="left"/>
+      </w:pPr>
+      <w:r>
+        <w:rPr>
+          <w:rFonts w:ascii="Consolas" w:hAnsi="Consolas" w:eastAsia="Consolas" w:cs="Consolas"/>
+          <w:b w:val="0"/>
+          <w:i w:val="0"/>
+          <w:sz w:val="18"/>
+        </w:rPr>
+        <w:t>use IEEE.STD_LOGIC_1164.ALL;</w:t>
+      </w:r>
+    </w:p>
+    <w:p>
+      <w:pPr>
+        <w:keepNext/>
+        <w:shd w:val="clear" w:color="auto" w:fill="F5F5F5"/>
+        <w:spacing w:after="0" w:before="0" w:line="240" w:lineRule="auto"/>
+        <w:jc w:val="left"/>
+      </w:pPr>
+      <w:r>
+        <w:rPr>
+          <w:rFonts w:ascii="Consolas" w:hAnsi="Consolas" w:eastAsia="Consolas" w:cs="Consolas"/>
+          <w:b w:val="0"/>
+          <w:i w:val="0"/>
+          <w:sz w:val="18"/>
+        </w:rPr>
+        <w:t xml:space="preserve"> </w:t>
+      </w:r>
+    </w:p>
+    <w:p>
+      <w:pPr>
+        <w:keepNext w:val="0"/>
+        <w:shd w:val="clear" w:color="auto" w:fill="F5F5F5"/>
+        <w:spacing w:after="0" w:before="0" w:line="240" w:lineRule="auto"/>
+        <w:jc w:val="left"/>
+      </w:pPr>
+      <w:r>
+        <w:rPr>
+          <w:rFonts w:ascii="Consolas" w:hAnsi="Consolas" w:eastAsia="Consolas" w:cs="Consolas"/>
+          <w:b w:val="0"/>
+          <w:i w:val="0"/>
+          <w:sz w:val="18"/>
+        </w:rPr>
+        <w:t>-- Элемент "исключающее ИЛИ" на 2 входа</w:t>
+      </w:r>
+    </w:p>
+    <w:p>
+      <w:pPr>
+        <w:keepNext w:val="0"/>
+        <w:shd w:val="clear" w:color="auto" w:fill="F5F5F5"/>
+        <w:spacing w:after="0" w:before="0" w:line="240" w:lineRule="auto"/>
+        <w:jc w:val="left"/>
+      </w:pPr>
+      <w:r>
+        <w:rPr>
+          <w:rFonts w:ascii="Consolas" w:hAnsi="Consolas" w:eastAsia="Consolas" w:cs="Consolas"/>
+          <w:b w:val="0"/>
+          <w:i w:val="0"/>
+          <w:sz w:val="18"/>
+        </w:rPr>
+        <w:t>entity XOR2 is</w:t>
+      </w:r>
+    </w:p>
+    <w:p>
+      <w:pPr>
+        <w:keepNext w:val="0"/>
+        <w:shd w:val="clear" w:color="auto" w:fill="F5F5F5"/>
+        <w:spacing w:after="0" w:before="0" w:line="240" w:lineRule="auto"/>
+        <w:jc w:val="left"/>
+      </w:pPr>
+      <w:r>
+        <w:rPr>
+          <w:rFonts w:ascii="Consolas" w:hAnsi="Consolas" w:eastAsia="Consolas" w:cs="Consolas"/>
+          <w:b w:val="0"/>
+          <w:i w:val="0"/>
+          <w:sz w:val="18"/>
+        </w:rPr>
+        <w:t xml:space="preserve">    Port (a : in  STD_LOGIC;</w:t>
+      </w:r>
+    </w:p>
+    <w:p>
+      <w:pPr>
+        <w:keepNext w:val="0"/>
+        <w:shd w:val="clear" w:color="auto" w:fill="F5F5F5"/>
+        <w:spacing w:after="0" w:before="0" w:line="240" w:lineRule="auto"/>
+        <w:jc w:val="left"/>
+      </w:pPr>
+      <w:r>
+        <w:rPr>
+          <w:rFonts w:ascii="Consolas" w:hAnsi="Consolas" w:eastAsia="Consolas" w:cs="Consolas"/>
+          <w:b w:val="0"/>
+          <w:i w:val="0"/>
+          <w:sz w:val="18"/>
+        </w:rPr>
+        <w:t xml:space="preserve">          b : in  STD_LOGIC;</w:t>
+      </w:r>
+    </w:p>
+    <w:p>
+      <w:pPr>
+        <w:keepNext w:val="0"/>
+        <w:shd w:val="clear" w:color="auto" w:fill="F5F5F5"/>
+        <w:spacing w:after="0" w:before="0" w:line="240" w:lineRule="auto"/>
+        <w:jc w:val="left"/>
+      </w:pPr>
+      <w:r>
+        <w:rPr>
+          <w:rFonts w:ascii="Consolas" w:hAnsi="Consolas" w:eastAsia="Consolas" w:cs="Consolas"/>
+          <w:b w:val="0"/>
+          <w:i w:val="0"/>
+          <w:sz w:val="18"/>
+        </w:rPr>
+        <w:t xml:space="preserve">          c : out STD_LOGIC);</w:t>
+      </w:r>
+    </w:p>
+    <w:p>
+      <w:pPr>
+        <w:keepNext w:val="0"/>
+        <w:shd w:val="clear" w:color="auto" w:fill="F5F5F5"/>
+        <w:spacing w:after="0" w:before="0" w:line="240" w:lineRule="auto"/>
+        <w:jc w:val="left"/>
+      </w:pPr>
+      <w:r>
+        <w:rPr>
+          <w:rFonts w:ascii="Consolas" w:hAnsi="Consolas" w:eastAsia="Consolas" w:cs="Consolas"/>
+          <w:b w:val="0"/>
+          <w:i w:val="0"/>
+          <w:sz w:val="18"/>
+        </w:rPr>
+        <w:t>end XOR2;</w:t>
+      </w:r>
+    </w:p>
+    <w:p>
+      <w:pPr>
+        <w:keepNext w:val="0"/>
+        <w:shd w:val="clear" w:color="auto" w:fill="F5F5F5"/>
+        <w:spacing w:after="0" w:before="0" w:line="240" w:lineRule="auto"/>
+        <w:jc w:val="left"/>
+      </w:pPr>
+      <w:r>
+        <w:rPr>
+          <w:rFonts w:ascii="Consolas" w:hAnsi="Consolas" w:eastAsia="Consolas" w:cs="Consolas"/>
+          <w:b w:val="0"/>
+          <w:i w:val="0"/>
+          <w:sz w:val="18"/>
+        </w:rPr>
+        <w:t xml:space="preserve"> </w:t>
+      </w:r>
+    </w:p>
+    <w:p>
+      <w:pPr>
+        <w:keepNext w:val="0"/>
+        <w:shd w:val="clear" w:color="auto" w:fill="F5F5F5"/>
+        <w:spacing w:after="0" w:before="0" w:line="240" w:lineRule="auto"/>
+        <w:jc w:val="left"/>
+      </w:pPr>
+      <w:r>
+        <w:rPr>
+          <w:rFonts w:ascii="Consolas" w:hAnsi="Consolas" w:eastAsia="Consolas" w:cs="Consolas"/>
+          <w:b w:val="0"/>
+          <w:i w:val="0"/>
+          <w:sz w:val="18"/>
+        </w:rPr>
+        <w:t>architecture arch3 of XOR2 is</w:t>
+      </w:r>
+    </w:p>
+    <w:p>
+      <w:pPr>
+        <w:keepNext w:val="0"/>
+        <w:shd w:val="clear" w:color="auto" w:fill="F5F5F5"/>
+        <w:spacing w:after="0" w:before="0" w:line="240" w:lineRule="auto"/>
+        <w:jc w:val="left"/>
+      </w:pPr>
+      <w:r>
+        <w:rPr>
+          <w:rFonts w:ascii="Consolas" w:hAnsi="Consolas" w:eastAsia="Consolas" w:cs="Consolas"/>
+          <w:b w:val="0"/>
+          <w:i w:val="0"/>
+          <w:sz w:val="18"/>
+        </w:rPr>
+        <w:t>begin</w:t>
+      </w:r>
+    </w:p>
+    <w:p>
+      <w:pPr>
+        <w:keepNext w:val="0"/>
+        <w:shd w:val="clear" w:color="auto" w:fill="F5F5F5"/>
+        <w:spacing w:after="0" w:before="0" w:line="240" w:lineRule="auto"/>
+        <w:jc w:val="left"/>
+      </w:pPr>
+      <w:r>
+        <w:rPr>
+          <w:rFonts w:ascii="Consolas" w:hAnsi="Consolas" w:eastAsia="Consolas" w:cs="Consolas"/>
+          <w:b w:val="0"/>
+          <w:i w:val="0"/>
+          <w:sz w:val="18"/>
+        </w:rPr>
+        <w:t xml:space="preserve">    c &lt;= a xor b;</w:t>
+      </w:r>
+    </w:p>
+    <w:p>
+      <w:pPr>
+        <w:keepNext w:val="0"/>
+        <w:shd w:val="clear" w:color="auto" w:fill="F5F5F5"/>
+        <w:spacing w:after="0" w:before="0" w:line="240" w:lineRule="auto"/>
+        <w:jc w:val="left"/>
+      </w:pPr>
+      <w:r>
+        <w:rPr>
+          <w:rFonts w:ascii="Consolas" w:hAnsi="Consolas" w:eastAsia="Consolas" w:cs="Consolas"/>
+          <w:b w:val="0"/>
+          <w:i w:val="0"/>
+          <w:sz w:val="18"/>
+        </w:rPr>
+        <w:t>end arch3;</w:t>
+      </w:r>
+    </w:p>
+    <w:p>
+      <w:pPr>
+        <w:keepNext w:val="0"/>
+        <w:spacing w:after="60" w:before="0" w:line="276" w:lineRule="auto"/>
+        <w:jc w:val="left"/>
+      </w:pPr>
+      <w:r>
+        <w:rPr>
+          <w:rFonts w:ascii="Times New Roman" w:hAnsi="Times New Roman" w:eastAsia="Times New Roman" w:cs="Times New Roman"/>
+          <w:b w:val="0"/>
+          <w:i w:val="0"/>
+          <w:sz w:val="24"/>
+        </w:rPr>
+      </w:r>
+    </w:p>
+    <w:p>
+      <w:pPr>
+        <w:keepNext/>
+        <w:spacing w:after="80" w:before="0" w:line="276" w:lineRule="auto"/>
+        <w:jc w:val="left"/>
+      </w:pPr>
+      <w:r>
+        <w:rPr>
+          <w:rFonts w:ascii="Times New Roman" w:hAnsi="Times New Roman" w:eastAsia="Times New Roman" w:cs="Times New Roman"/>
+          <w:b/>
+          <w:i w:val="0"/>
+          <w:sz w:val="24"/>
+        </w:rPr>
+        <w:t>Файл OR2.vhd</w:t>
+      </w:r>
+    </w:p>
+    <w:p>
+      <w:pPr>
+        <w:keepNext/>
+        <w:shd w:val="clear" w:color="auto" w:fill="F5F5F5"/>
+        <w:spacing w:after="0" w:before="0" w:line="240" w:lineRule="auto"/>
+        <w:jc w:val="left"/>
+      </w:pPr>
+      <w:r>
+        <w:rPr>
+          <w:rFonts w:ascii="Consolas" w:hAnsi="Consolas" w:eastAsia="Consolas" w:cs="Consolas"/>
+          <w:b w:val="0"/>
+          <w:i w:val="0"/>
+          <w:sz w:val="18"/>
+        </w:rPr>
+        <w:t>library IEEE;</w:t>
+      </w:r>
+    </w:p>
+    <w:p>
+      <w:pPr>
+        <w:keepNext/>
+        <w:shd w:val="clear" w:color="auto" w:fill="F5F5F5"/>
+        <w:spacing w:after="0" w:before="0" w:line="240" w:lineRule="auto"/>
+        <w:jc w:val="left"/>
+      </w:pPr>
+      <w:r>
+        <w:rPr>
+          <w:rFonts w:ascii="Consolas" w:hAnsi="Consolas" w:eastAsia="Consolas" w:cs="Consolas"/>
+          <w:b w:val="0"/>
+          <w:i w:val="0"/>
+          <w:sz w:val="18"/>
+        </w:rPr>
+        <w:t>use IEEE.STD_LOGIC_1164.ALL;</w:t>
+      </w:r>
+    </w:p>
+    <w:p>
+      <w:pPr>
+        <w:keepNext/>
+        <w:shd w:val="clear" w:color="auto" w:fill="F5F5F5"/>
+        <w:spacing w:after="0" w:before="0" w:line="240" w:lineRule="auto"/>
+        <w:jc w:val="left"/>
+      </w:pPr>
+      <w:r>
+        <w:rPr>
+          <w:rFonts w:ascii="Consolas" w:hAnsi="Consolas" w:eastAsia="Consolas" w:cs="Consolas"/>
+          <w:b w:val="0"/>
+          <w:i w:val="0"/>
+          <w:sz w:val="18"/>
+        </w:rPr>
+        <w:t xml:space="preserve"> </w:t>
+      </w:r>
+    </w:p>
+    <w:p>
+      <w:pPr>
+        <w:keepNext w:val="0"/>
+        <w:shd w:val="clear" w:color="auto" w:fill="F5F5F5"/>
+        <w:spacing w:after="0" w:before="0" w:line="240" w:lineRule="auto"/>
+        <w:jc w:val="left"/>
+      </w:pPr>
+      <w:r>
+        <w:rPr>
+          <w:rFonts w:ascii="Consolas" w:hAnsi="Consolas" w:eastAsia="Consolas" w:cs="Consolas"/>
+          <w:b w:val="0"/>
+          <w:i w:val="0"/>
+          <w:sz w:val="18"/>
+        </w:rPr>
+        <w:t>-- Элемент "ИЛИ" на 2 входа</w:t>
+      </w:r>
+    </w:p>
+    <w:p>
+      <w:pPr>
+        <w:keepNext w:val="0"/>
+        <w:shd w:val="clear" w:color="auto" w:fill="F5F5F5"/>
+        <w:spacing w:after="0" w:before="0" w:line="240" w:lineRule="auto"/>
+        <w:jc w:val="left"/>
+      </w:pPr>
+      <w:r>
+        <w:rPr>
+          <w:rFonts w:ascii="Consolas" w:hAnsi="Consolas" w:eastAsia="Consolas" w:cs="Consolas"/>
+          <w:b w:val="0"/>
+          <w:i w:val="0"/>
+          <w:sz w:val="18"/>
+        </w:rPr>
+        <w:t>entity OR2 is</w:t>
+      </w:r>
+    </w:p>
+    <w:p>
+      <w:pPr>
+        <w:keepNext w:val="0"/>
+        <w:shd w:val="clear" w:color="auto" w:fill="F5F5F5"/>
+        <w:spacing w:after="0" w:before="0" w:line="240" w:lineRule="auto"/>
+        <w:jc w:val="left"/>
+      </w:pPr>
+      <w:r>
+        <w:rPr>
+          <w:rFonts w:ascii="Consolas" w:hAnsi="Consolas" w:eastAsia="Consolas" w:cs="Consolas"/>
+          <w:b w:val="0"/>
+          <w:i w:val="0"/>
+          <w:sz w:val="18"/>
+        </w:rPr>
+        <w:t xml:space="preserve">    Port (a : in  STD_LOGIC;</w:t>
+      </w:r>
+    </w:p>
+    <w:p>
+      <w:pPr>
+        <w:keepNext w:val="0"/>
+        <w:shd w:val="clear" w:color="auto" w:fill="F5F5F5"/>
+        <w:spacing w:after="0" w:before="0" w:line="240" w:lineRule="auto"/>
+        <w:jc w:val="left"/>
+      </w:pPr>
+      <w:r>
+        <w:rPr>
+          <w:rFonts w:ascii="Consolas" w:hAnsi="Consolas" w:eastAsia="Consolas" w:cs="Consolas"/>
+          <w:b w:val="0"/>
+          <w:i w:val="0"/>
+          <w:sz w:val="18"/>
+        </w:rPr>
+        <w:t xml:space="preserve">          b : in  STD_LOGIC;</w:t>
+      </w:r>
+    </w:p>
+    <w:p>
+      <w:pPr>
+        <w:keepNext w:val="0"/>
+        <w:shd w:val="clear" w:color="auto" w:fill="F5F5F5"/>
+        <w:spacing w:after="0" w:before="0" w:line="240" w:lineRule="auto"/>
+        <w:jc w:val="left"/>
+      </w:pPr>
+      <w:r>
+        <w:rPr>
+          <w:rFonts w:ascii="Consolas" w:hAnsi="Consolas" w:eastAsia="Consolas" w:cs="Consolas"/>
+          <w:b w:val="0"/>
+          <w:i w:val="0"/>
+          <w:sz w:val="18"/>
+        </w:rPr>
+        <w:t xml:space="preserve">          c : out STD_LOGIC);</w:t>
+      </w:r>
+    </w:p>
+    <w:p>
+      <w:pPr>
+        <w:keepNext w:val="0"/>
+        <w:shd w:val="clear" w:color="auto" w:fill="F5F5F5"/>
+        <w:spacing w:after="0" w:before="0" w:line="240" w:lineRule="auto"/>
+        <w:jc w:val="left"/>
+      </w:pPr>
+      <w:r>
+        <w:rPr>
+          <w:rFonts w:ascii="Consolas" w:hAnsi="Consolas" w:eastAsia="Consolas" w:cs="Consolas"/>
+          <w:b w:val="0"/>
+          <w:i w:val="0"/>
+          <w:sz w:val="18"/>
+        </w:rPr>
+        <w:t>end OR2;</w:t>
+      </w:r>
+    </w:p>
+    <w:p>
+      <w:pPr>
+        <w:keepNext w:val="0"/>
+        <w:shd w:val="clear" w:color="auto" w:fill="F5F5F5"/>
+        <w:spacing w:after="0" w:before="0" w:line="240" w:lineRule="auto"/>
+        <w:jc w:val="left"/>
+      </w:pPr>
+      <w:r>
+        <w:rPr>
+          <w:rFonts w:ascii="Consolas" w:hAnsi="Consolas" w:eastAsia="Consolas" w:cs="Consolas"/>
+          <w:b w:val="0"/>
+          <w:i w:val="0"/>
+          <w:sz w:val="18"/>
+        </w:rPr>
+        <w:t xml:space="preserve"> </w:t>
+      </w:r>
+    </w:p>
+    <w:p>
+      <w:pPr>
+        <w:keepNext w:val="0"/>
+        <w:shd w:val="clear" w:color="auto" w:fill="F5F5F5"/>
+        <w:spacing w:after="0" w:before="0" w:line="240" w:lineRule="auto"/>
+        <w:jc w:val="left"/>
+      </w:pPr>
+      <w:r>
+        <w:rPr>
+          <w:rFonts w:ascii="Consolas" w:hAnsi="Consolas" w:eastAsia="Consolas" w:cs="Consolas"/>
+          <w:b w:val="0"/>
+          <w:i w:val="0"/>
+          <w:sz w:val="18"/>
+        </w:rPr>
+        <w:t>architecture arch2 of OR2 is</w:t>
+      </w:r>
+    </w:p>
+    <w:p>
+      <w:pPr>
+        <w:keepNext w:val="0"/>
+        <w:shd w:val="clear" w:color="auto" w:fill="F5F5F5"/>
+        <w:spacing w:after="0" w:before="0" w:line="240" w:lineRule="auto"/>
+        <w:jc w:val="left"/>
+      </w:pPr>
+      <w:r>
+        <w:rPr>
+          <w:rFonts w:ascii="Consolas" w:hAnsi="Consolas" w:eastAsia="Consolas" w:cs="Consolas"/>
+          <w:b w:val="0"/>
+          <w:i w:val="0"/>
+          <w:sz w:val="18"/>
+        </w:rPr>
+        <w:t>begin</w:t>
+      </w:r>
+    </w:p>
+    <w:p>
+      <w:pPr>
+        <w:keepNext w:val="0"/>
+        <w:shd w:val="clear" w:color="auto" w:fill="F5F5F5"/>
+        <w:spacing w:after="0" w:before="0" w:line="240" w:lineRule="auto"/>
+        <w:jc w:val="left"/>
+      </w:pPr>
+      <w:r>
+        <w:rPr>
+          <w:rFonts w:ascii="Consolas" w:hAnsi="Consolas" w:eastAsia="Consolas" w:cs="Consolas"/>
+          <w:b w:val="0"/>
+          <w:i w:val="0"/>
+          <w:sz w:val="18"/>
+        </w:rPr>
+        <w:t xml:space="preserve">    c &lt;= a or b;</w:t>
+      </w:r>
+    </w:p>
+    <w:p>
+      <w:pPr>
+        <w:keepNext w:val="0"/>
+        <w:shd w:val="clear" w:color="auto" w:fill="F5F5F5"/>
+        <w:spacing w:after="0" w:before="0" w:line="240" w:lineRule="auto"/>
+        <w:jc w:val="left"/>
+      </w:pPr>
+      <w:r>
+        <w:rPr>
+          <w:rFonts w:ascii="Consolas" w:hAnsi="Consolas" w:eastAsia="Consolas" w:cs="Consolas"/>
+          <w:b w:val="0"/>
+          <w:i w:val="0"/>
+          <w:sz w:val="18"/>
+        </w:rPr>
+        <w:t>end arch2;</w:t>
+      </w:r>
+    </w:p>
+    <w:p>
+      <w:pPr>
+        <w:keepNext w:val="0"/>
+        <w:spacing w:after="60" w:before="0" w:line="276" w:lineRule="auto"/>
+        <w:jc w:val="left"/>
+      </w:pPr>
+      <w:r>
+        <w:rPr>
+          <w:rFonts w:ascii="Times New Roman" w:hAnsi="Times New Roman" w:eastAsia="Times New Roman" w:cs="Times New Roman"/>
+          <w:b w:val="0"/>
+          <w:i w:val="0"/>
+          <w:sz w:val="24"/>
+        </w:rPr>
+      </w:r>
+    </w:p>
+    <w:p>
+      <w:pPr>
+        <w:keepNext/>
+        <w:spacing w:after="80" w:before="0" w:line="276" w:lineRule="auto"/>
+        <w:jc w:val="left"/>
+      </w:pPr>
+      <w:r>
+        <w:rPr>
+          <w:rFonts w:ascii="Times New Roman" w:hAnsi="Times New Roman" w:eastAsia="Times New Roman" w:cs="Times New Roman"/>
+          <w:b/>
+          <w:i w:val="0"/>
+          <w:sz w:val="24"/>
+        </w:rPr>
+        <w:t>Файл AND2.vhd</w:t>
+      </w:r>
+    </w:p>
+    <w:p>
+      <w:pPr>
+        <w:keepNext/>
+        <w:shd w:val="clear" w:color="auto" w:fill="F5F5F5"/>
+        <w:spacing w:after="0" w:before="0" w:line="240" w:lineRule="auto"/>
+        <w:jc w:val="left"/>
+      </w:pPr>
+      <w:r>
+        <w:rPr>
+          <w:rFonts w:ascii="Consolas" w:hAnsi="Consolas" w:eastAsia="Consolas" w:cs="Consolas"/>
+          <w:b w:val="0"/>
+          <w:i w:val="0"/>
+          <w:sz w:val="18"/>
+        </w:rPr>
+        <w:t>library IEEE;</w:t>
+      </w:r>
+    </w:p>
+    <w:p>
+      <w:pPr>
+        <w:keepNext/>
+        <w:shd w:val="clear" w:color="auto" w:fill="F5F5F5"/>
+        <w:spacing w:after="0" w:before="0" w:line="240" w:lineRule="auto"/>
+        <w:jc w:val="left"/>
+      </w:pPr>
+      <w:r>
+        <w:rPr>
+          <w:rFonts w:ascii="Consolas" w:hAnsi="Consolas" w:eastAsia="Consolas" w:cs="Consolas"/>
+          <w:b w:val="0"/>
+          <w:i w:val="0"/>
+          <w:sz w:val="18"/>
+        </w:rPr>
+        <w:t>use IEEE.STD_LOGIC_1164.ALL;</w:t>
+      </w:r>
+    </w:p>
+    <w:p>
+      <w:pPr>
+        <w:keepNext/>
+        <w:shd w:val="clear" w:color="auto" w:fill="F5F5F5"/>
+        <w:spacing w:after="0" w:before="0" w:line="240" w:lineRule="auto"/>
+        <w:jc w:val="left"/>
+      </w:pPr>
+      <w:r>
+        <w:rPr>
+          <w:rFonts w:ascii="Consolas" w:hAnsi="Consolas" w:eastAsia="Consolas" w:cs="Consolas"/>
+          <w:b w:val="0"/>
+          <w:i w:val="0"/>
+          <w:sz w:val="18"/>
+        </w:rPr>
+        <w:t xml:space="preserve"> </w:t>
+      </w:r>
+    </w:p>
+    <w:p>
+      <w:pPr>
+        <w:keepNext w:val="0"/>
+        <w:shd w:val="clear" w:color="auto" w:fill="F5F5F5"/>
+        <w:spacing w:after="0" w:before="0" w:line="240" w:lineRule="auto"/>
+        <w:jc w:val="left"/>
+      </w:pPr>
+      <w:r>
+        <w:rPr>
+          <w:rFonts w:ascii="Consolas" w:hAnsi="Consolas" w:eastAsia="Consolas" w:cs="Consolas"/>
+          <w:b w:val="0"/>
+          <w:i w:val="0"/>
+          <w:sz w:val="18"/>
+        </w:rPr>
+        <w:t>-- Элемент "И" на 2 входа</w:t>
+      </w:r>
+    </w:p>
+    <w:p>
+      <w:pPr>
+        <w:keepNext w:val="0"/>
+        <w:shd w:val="clear" w:color="auto" w:fill="F5F5F5"/>
+        <w:spacing w:after="0" w:before="0" w:line="240" w:lineRule="auto"/>
+        <w:jc w:val="left"/>
+      </w:pPr>
+      <w:r>
+        <w:rPr>
+          <w:rFonts w:ascii="Consolas" w:hAnsi="Consolas" w:eastAsia="Consolas" w:cs="Consolas"/>
+          <w:b w:val="0"/>
+          <w:i w:val="0"/>
+          <w:sz w:val="18"/>
+        </w:rPr>
+        <w:t>entity AND2 is</w:t>
+      </w:r>
+    </w:p>
+    <w:p>
+      <w:pPr>
+        <w:keepNext w:val="0"/>
+        <w:shd w:val="clear" w:color="auto" w:fill="F5F5F5"/>
+        <w:spacing w:after="0" w:before="0" w:line="240" w:lineRule="auto"/>
+        <w:jc w:val="left"/>
+      </w:pPr>
+      <w:r>
+        <w:rPr>
+          <w:rFonts w:ascii="Consolas" w:hAnsi="Consolas" w:eastAsia="Consolas" w:cs="Consolas"/>
+          <w:b w:val="0"/>
+          <w:i w:val="0"/>
+          <w:sz w:val="18"/>
+        </w:rPr>
+        <w:t xml:space="preserve">    Port (a : in  STD_LOGIC;</w:t>
+      </w:r>
+    </w:p>
+    <w:p>
+      <w:pPr>
+        <w:keepNext w:val="0"/>
+        <w:shd w:val="clear" w:color="auto" w:fill="F5F5F5"/>
+        <w:spacing w:after="0" w:before="0" w:line="240" w:lineRule="auto"/>
+        <w:jc w:val="left"/>
+      </w:pPr>
+      <w:r>
+        <w:rPr>
+          <w:rFonts w:ascii="Consolas" w:hAnsi="Consolas" w:eastAsia="Consolas" w:cs="Consolas"/>
+          <w:b w:val="0"/>
+          <w:i w:val="0"/>
+          <w:sz w:val="18"/>
+        </w:rPr>
+        <w:t xml:space="preserve">          b : in  STD_LOGIC;</w:t>
+      </w:r>
+    </w:p>
+    <w:p>
+      <w:pPr>
+        <w:keepNext w:val="0"/>
+        <w:shd w:val="clear" w:color="auto" w:fill="F5F5F5"/>
+        <w:spacing w:after="0" w:before="0" w:line="240" w:lineRule="auto"/>
+        <w:jc w:val="left"/>
+      </w:pPr>
+      <w:r>
+        <w:rPr>
+          <w:rFonts w:ascii="Consolas" w:hAnsi="Consolas" w:eastAsia="Consolas" w:cs="Consolas"/>
+          <w:b w:val="0"/>
+          <w:i w:val="0"/>
+          <w:sz w:val="18"/>
+        </w:rPr>
+        <w:t xml:space="preserve">          c : out STD_LOGIC);</w:t>
+      </w:r>
+    </w:p>
+    <w:p>
+      <w:pPr>
+        <w:keepNext w:val="0"/>
+        <w:shd w:val="clear" w:color="auto" w:fill="F5F5F5"/>
+        <w:spacing w:after="0" w:before="0" w:line="240" w:lineRule="auto"/>
+        <w:jc w:val="left"/>
+      </w:pPr>
+      <w:r>
+        <w:rPr>
+          <w:rFonts w:ascii="Consolas" w:hAnsi="Consolas" w:eastAsia="Consolas" w:cs="Consolas"/>
+          <w:b w:val="0"/>
+          <w:i w:val="0"/>
+          <w:sz w:val="18"/>
+        </w:rPr>
+        <w:t>end AND2;</w:t>
+      </w:r>
+    </w:p>
+    <w:p>
+      <w:pPr>
+        <w:keepNext w:val="0"/>
+        <w:shd w:val="clear" w:color="auto" w:fill="F5F5F5"/>
+        <w:spacing w:after="0" w:before="0" w:line="240" w:lineRule="auto"/>
+        <w:jc w:val="left"/>
+      </w:pPr>
+      <w:r>
+        <w:rPr>
+          <w:rFonts w:ascii="Consolas" w:hAnsi="Consolas" w:eastAsia="Consolas" w:cs="Consolas"/>
+          <w:b w:val="0"/>
+          <w:i w:val="0"/>
+          <w:sz w:val="18"/>
+        </w:rPr>
+        <w:t xml:space="preserve"> </w:t>
+      </w:r>
+    </w:p>
+    <w:p>
+      <w:pPr>
+        <w:keepNext w:val="0"/>
+        <w:shd w:val="clear" w:color="auto" w:fill="F5F5F5"/>
+        <w:spacing w:after="0" w:before="0" w:line="240" w:lineRule="auto"/>
+        <w:jc w:val="left"/>
+      </w:pPr>
+      <w:r>
+        <w:rPr>
+          <w:rFonts w:ascii="Consolas" w:hAnsi="Consolas" w:eastAsia="Consolas" w:cs="Consolas"/>
+          <w:b w:val="0"/>
+          <w:i w:val="0"/>
+          <w:sz w:val="18"/>
+        </w:rPr>
+        <w:t>architecture arch1 of AND2 is</w:t>
+      </w:r>
+    </w:p>
+    <w:p>
+      <w:pPr>
+        <w:keepNext w:val="0"/>
+        <w:shd w:val="clear" w:color="auto" w:fill="F5F5F5"/>
+        <w:spacing w:after="0" w:before="0" w:line="240" w:lineRule="auto"/>
+        <w:jc w:val="left"/>
+      </w:pPr>
+      <w:r>
+        <w:rPr>
+          <w:rFonts w:ascii="Consolas" w:hAnsi="Consolas" w:eastAsia="Consolas" w:cs="Consolas"/>
+          <w:b w:val="0"/>
+          <w:i w:val="0"/>
+          <w:sz w:val="18"/>
+        </w:rPr>
+        <w:t>begin</w:t>
+      </w:r>
+    </w:p>
+    <w:p>
+      <w:pPr>
+        <w:keepNext w:val="0"/>
+        <w:shd w:val="clear" w:color="auto" w:fill="F5F5F5"/>
+        <w:spacing w:after="0" w:before="0" w:line="240" w:lineRule="auto"/>
+        <w:jc w:val="left"/>
+      </w:pPr>
+      <w:r>
+        <w:rPr>
+          <w:rFonts w:ascii="Consolas" w:hAnsi="Consolas" w:eastAsia="Consolas" w:cs="Consolas"/>
+          <w:b w:val="0"/>
+          <w:i w:val="0"/>
+          <w:sz w:val="18"/>
+        </w:rPr>
+        <w:t xml:space="preserve">    c &lt;= a and b;</w:t>
+      </w:r>
+    </w:p>
+    <w:p>
+      <w:pPr>
+        <w:keepNext w:val="0"/>
+        <w:shd w:val="clear" w:color="auto" w:fill="F5F5F5"/>
+        <w:spacing w:after="0" w:before="0" w:line="240" w:lineRule="auto"/>
+        <w:jc w:val="left"/>
+      </w:pPr>
+      <w:r>
+        <w:rPr>
+          <w:rFonts w:ascii="Consolas" w:hAnsi="Consolas" w:eastAsia="Consolas" w:cs="Consolas"/>
+          <w:b w:val="0"/>
+          <w:i w:val="0"/>
+          <w:sz w:val="18"/>
+        </w:rPr>
+        <w:t>end arch1;</w:t>
+      </w:r>
+    </w:p>
+    <w:p>
+      <w:pPr>
+        <w:keepNext w:val="0"/>
+        <w:spacing w:after="60" w:before="0" w:line="276" w:lineRule="auto"/>
+        <w:jc w:val="left"/>
+      </w:pPr>
+      <w:r>
+        <w:rPr>
+          <w:rFonts w:ascii="Times New Roman" w:hAnsi="Times New Roman" w:eastAsia="Times New Roman" w:cs="Times New Roman"/>
+          <w:b w:val="0"/>
+          <w:i w:val="0"/>
+          <w:sz w:val="24"/>
+        </w:rPr>
+      </w:r>
+    </w:p>
+    <w:p>
+      <w:pPr>
+        <w:keepNext/>
+        <w:spacing w:after="80" w:before="0" w:line="276" w:lineRule="auto"/>
+        <w:jc w:val="left"/>
+      </w:pPr>
+      <w:r>
+        <w:rPr>
+          <w:rFonts w:ascii="Times New Roman" w:hAnsi="Times New Roman" w:eastAsia="Times New Roman" w:cs="Times New Roman"/>
+          <w:b/>
+          <w:i w:val="0"/>
+          <w:sz w:val="24"/>
+        </w:rPr>
+        <w:t>Файл device_01.vhd</w:t>
+      </w:r>
+    </w:p>
+    <w:p>
+      <w:pPr>
+        <w:keepNext/>
+        <w:shd w:val="clear" w:color="auto" w:fill="F5F5F5"/>
+        <w:spacing w:after="0" w:before="0" w:line="240" w:lineRule="auto"/>
+        <w:jc w:val="left"/>
+      </w:pPr>
+      <w:r>
+        <w:rPr>
+          <w:rFonts w:ascii="Consolas" w:hAnsi="Consolas" w:eastAsia="Consolas" w:cs="Consolas"/>
+          <w:b w:val="0"/>
+          <w:i w:val="0"/>
+          <w:sz w:val="18"/>
+        </w:rPr>
+        <w:t>----------------------------------------------------------------------------------</w:t>
+      </w:r>
+    </w:p>
+    <w:p>
+      <w:pPr>
+        <w:keepNext/>
+        <w:shd w:val="clear" w:color="auto" w:fill="F5F5F5"/>
+        <w:spacing w:after="0" w:before="0" w:line="240" w:lineRule="auto"/>
+        <w:jc w:val="left"/>
+      </w:pPr>
+      <w:r>
+        <w:rPr>
+          <w:rFonts w:ascii="Consolas" w:hAnsi="Consolas" w:eastAsia="Consolas" w:cs="Consolas"/>
+          <w:b w:val="0"/>
+          <w:i w:val="0"/>
+          <w:sz w:val="18"/>
+        </w:rPr>
+        <w:t>-- Лабораторная работа №2, задание 3.1, вариант 7</w:t>
+      </w:r>
+    </w:p>
+    <w:p>
+      <w:pPr>
+        <w:keepNext/>
+        <w:shd w:val="clear" w:color="auto" w:fill="F5F5F5"/>
+        <w:spacing w:after="0" w:before="0" w:line="240" w:lineRule="auto"/>
+        <w:jc w:val="left"/>
+      </w:pPr>
+      <w:r>
+        <w:rPr>
+          <w:rFonts w:ascii="Consolas" w:hAnsi="Consolas" w:eastAsia="Consolas" w:cs="Consolas"/>
+          <w:b w:val="0"/>
+          <w:i w:val="0"/>
+          <w:sz w:val="18"/>
+        </w:rPr>
+        <w:t>-- Преобразователь кода 2421 -&gt; код Грея</w:t>
+      </w:r>
+    </w:p>
+    <w:p>
+      <w:pPr>
+        <w:keepNext w:val="0"/>
+        <w:shd w:val="clear" w:color="auto" w:fill="F5F5F5"/>
+        <w:spacing w:after="0" w:before="0" w:line="240" w:lineRule="auto"/>
+        <w:jc w:val="left"/>
+      </w:pPr>
+      <w:r>
+        <w:rPr>
+          <w:rFonts w:ascii="Consolas" w:hAnsi="Consolas" w:eastAsia="Consolas" w:cs="Consolas"/>
+          <w:b w:val="0"/>
+          <w:i w:val="0"/>
+          <w:sz w:val="18"/>
+        </w:rPr>
+        <w:t>--</w:t>
+      </w:r>
+    </w:p>
+    <w:p>
+      <w:pPr>
+        <w:keepNext w:val="0"/>
+        <w:shd w:val="clear" w:color="auto" w:fill="F5F5F5"/>
+        <w:spacing w:after="0" w:before="0" w:line="240" w:lineRule="auto"/>
+        <w:jc w:val="left"/>
+      </w:pPr>
+      <w:r>
+        <w:rPr>
+          <w:rFonts w:ascii="Consolas" w:hAnsi="Consolas" w:eastAsia="Consolas" w:cs="Consolas"/>
+          <w:b w:val="0"/>
+          <w:i w:val="0"/>
+          <w:sz w:val="18"/>
+        </w:rPr>
+        <w:t>-- x(3..0) - входной код 2421 (x(3) - старший разряд)</w:t>
+      </w:r>
+    </w:p>
+    <w:p>
+      <w:pPr>
+        <w:keepNext w:val="0"/>
+        <w:shd w:val="clear" w:color="auto" w:fill="F5F5F5"/>
+        <w:spacing w:after="0" w:before="0" w:line="240" w:lineRule="auto"/>
+        <w:jc w:val="left"/>
+      </w:pPr>
+      <w:r>
+        <w:rPr>
+          <w:rFonts w:ascii="Consolas" w:hAnsi="Consolas" w:eastAsia="Consolas" w:cs="Consolas"/>
+          <w:b w:val="0"/>
+          <w:i w:val="0"/>
+          <w:sz w:val="18"/>
+        </w:rPr>
+        <w:t>-- y3..y0  - выходной код Грея (y3 - старший разряд)</w:t>
+      </w:r>
+    </w:p>
+    <w:p>
+      <w:pPr>
+        <w:keepNext w:val="0"/>
+        <w:shd w:val="clear" w:color="auto" w:fill="F5F5F5"/>
+        <w:spacing w:after="0" w:before="0" w:line="240" w:lineRule="auto"/>
+        <w:jc w:val="left"/>
+      </w:pPr>
+      <w:r>
+        <w:rPr>
+          <w:rFonts w:ascii="Consolas" w:hAnsi="Consolas" w:eastAsia="Consolas" w:cs="Consolas"/>
+          <w:b w:val="0"/>
+          <w:i w:val="0"/>
+          <w:sz w:val="18"/>
+        </w:rPr>
+        <w:t>--</w:t>
+      </w:r>
+    </w:p>
+    <w:p>
+      <w:pPr>
+        <w:keepNext w:val="0"/>
+        <w:shd w:val="clear" w:color="auto" w:fill="F5F5F5"/>
+        <w:spacing w:after="0" w:before="0" w:line="240" w:lineRule="auto"/>
+        <w:jc w:val="left"/>
+      </w:pPr>
+      <w:r>
+        <w:rPr>
+          <w:rFonts w:ascii="Consolas" w:hAnsi="Consolas" w:eastAsia="Consolas" w:cs="Consolas"/>
+          <w:b w:val="0"/>
+          <w:i w:val="0"/>
+          <w:sz w:val="18"/>
+        </w:rPr>
+        <w:t>-- Логические функции (коды 2421 0101..1010 не используются - безразличные наборы):</w:t>
+      </w:r>
+    </w:p>
+    <w:p>
+      <w:pPr>
+        <w:keepNext w:val="0"/>
+        <w:shd w:val="clear" w:color="auto" w:fill="F5F5F5"/>
+        <w:spacing w:after="0" w:before="0" w:line="240" w:lineRule="auto"/>
+        <w:jc w:val="left"/>
+      </w:pPr>
+      <w:r>
+        <w:rPr>
+          <w:rFonts w:ascii="Consolas" w:hAnsi="Consolas" w:eastAsia="Consolas" w:cs="Consolas"/>
+          <w:b w:val="0"/>
+          <w:i w:val="0"/>
+          <w:sz w:val="18"/>
+        </w:rPr>
+        <w:t>--   y0 = x0 xor x1 xor x3</w:t>
+      </w:r>
+    </w:p>
+    <w:p>
+      <w:pPr>
+        <w:keepNext w:val="0"/>
+        <w:shd w:val="clear" w:color="auto" w:fill="F5F5F5"/>
+        <w:spacing w:after="0" w:before="0" w:line="240" w:lineRule="auto"/>
+        <w:jc w:val="left"/>
+      </w:pPr>
+      <w:r>
+        <w:rPr>
+          <w:rFonts w:ascii="Consolas" w:hAnsi="Consolas" w:eastAsia="Consolas" w:cs="Consolas"/>
+          <w:b w:val="0"/>
+          <w:i w:val="0"/>
+          <w:sz w:val="18"/>
+        </w:rPr>
+        <w:t>--   y1 = (not x2 and x1) or (not x3 and x2)</w:t>
+      </w:r>
+    </w:p>
+    <w:p>
+      <w:pPr>
+        <w:keepNext w:val="0"/>
+        <w:shd w:val="clear" w:color="auto" w:fill="F5F5F5"/>
+        <w:spacing w:after="0" w:before="0" w:line="240" w:lineRule="auto"/>
+        <w:jc w:val="left"/>
+      </w:pPr>
+      <w:r>
+        <w:rPr>
+          <w:rFonts w:ascii="Consolas" w:hAnsi="Consolas" w:eastAsia="Consolas" w:cs="Consolas"/>
+          <w:b w:val="0"/>
+          <w:i w:val="0"/>
+          <w:sz w:val="18"/>
+        </w:rPr>
+        <w:t>--   y2 = x3 or x2</w:t>
+      </w:r>
+    </w:p>
+    <w:p>
+      <w:pPr>
+        <w:keepNext w:val="0"/>
+        <w:shd w:val="clear" w:color="auto" w:fill="F5F5F5"/>
+        <w:spacing w:after="0" w:before="0" w:line="240" w:lineRule="auto"/>
+        <w:jc w:val="left"/>
+      </w:pPr>
+      <w:r>
+        <w:rPr>
+          <w:rFonts w:ascii="Consolas" w:hAnsi="Consolas" w:eastAsia="Consolas" w:cs="Consolas"/>
+          <w:b w:val="0"/>
+          <w:i w:val="0"/>
+          <w:sz w:val="18"/>
+        </w:rPr>
+        <w:t>--   y3 = x1 and x2</w:t>
+      </w:r>
+    </w:p>
+    <w:p>
+      <w:pPr>
+        <w:keepNext w:val="0"/>
+        <w:shd w:val="clear" w:color="auto" w:fill="F5F5F5"/>
+        <w:spacing w:after="0" w:before="0" w:line="240" w:lineRule="auto"/>
+        <w:jc w:val="left"/>
+      </w:pPr>
+      <w:r>
+        <w:rPr>
+          <w:rFonts w:ascii="Consolas" w:hAnsi="Consolas" w:eastAsia="Consolas" w:cs="Consolas"/>
+          <w:b w:val="0"/>
+          <w:i w:val="0"/>
+          <w:sz w:val="18"/>
+        </w:rPr>
+        <w:t>----------------------------------------------------------------------------------</w:t>
+      </w:r>
+    </w:p>
+    <w:p>
+      <w:pPr>
+        <w:keepNext w:val="0"/>
+        <w:shd w:val="clear" w:color="auto" w:fill="F5F5F5"/>
+        <w:spacing w:after="0" w:before="0" w:line="240" w:lineRule="auto"/>
+        <w:jc w:val="left"/>
+      </w:pPr>
+      <w:r>
+        <w:rPr>
+          <w:rFonts w:ascii="Consolas" w:hAnsi="Consolas" w:eastAsia="Consolas" w:cs="Consolas"/>
+          <w:b w:val="0"/>
+          <w:i w:val="0"/>
+          <w:sz w:val="18"/>
+        </w:rPr>
+        <w:t>library IEEE;</w:t>
+      </w:r>
+    </w:p>
+    <w:p>
+      <w:pPr>
+        <w:keepNext w:val="0"/>
+        <w:shd w:val="clear" w:color="auto" w:fill="F5F5F5"/>
+        <w:spacing w:after="0" w:before="0" w:line="240" w:lineRule="auto"/>
+        <w:jc w:val="left"/>
+      </w:pPr>
+      <w:r>
+        <w:rPr>
+          <w:rFonts w:ascii="Consolas" w:hAnsi="Consolas" w:eastAsia="Consolas" w:cs="Consolas"/>
+          <w:b w:val="0"/>
+          <w:i w:val="0"/>
+          <w:sz w:val="18"/>
+        </w:rPr>
+        <w:t>use IEEE.STD_LOGIC_1164.ALL;</w:t>
+      </w:r>
+    </w:p>
+    <w:p>
+      <w:pPr>
+        <w:keepNext w:val="0"/>
+        <w:shd w:val="clear" w:color="auto" w:fill="F5F5F5"/>
+        <w:spacing w:after="0" w:before="0" w:line="240" w:lineRule="auto"/>
+        <w:jc w:val="left"/>
+      </w:pPr>
+      <w:r>
+        <w:rPr>
+          <w:rFonts w:ascii="Consolas" w:hAnsi="Consolas" w:eastAsia="Consolas" w:cs="Consolas"/>
+          <w:b w:val="0"/>
+          <w:i w:val="0"/>
+          <w:sz w:val="18"/>
+        </w:rPr>
+        <w:t xml:space="preserve"> </w:t>
+      </w:r>
+    </w:p>
+    <w:p>
+      <w:pPr>
+        <w:keepNext w:val="0"/>
+        <w:shd w:val="clear" w:color="auto" w:fill="F5F5F5"/>
+        <w:spacing w:after="0" w:before="0" w:line="240" w:lineRule="auto"/>
+        <w:jc w:val="left"/>
+      </w:pPr>
+      <w:r>
+        <w:rPr>
+          <w:rFonts w:ascii="Consolas" w:hAnsi="Consolas" w:eastAsia="Consolas" w:cs="Consolas"/>
+          <w:b w:val="0"/>
+          <w:i w:val="0"/>
+          <w:sz w:val="18"/>
+        </w:rPr>
+        <w:t>entity device_01 is</w:t>
+      </w:r>
+    </w:p>
+    <w:p>
+      <w:pPr>
+        <w:keepNext w:val="0"/>
+        <w:shd w:val="clear" w:color="auto" w:fill="F5F5F5"/>
+        <w:spacing w:after="0" w:before="0" w:line="240" w:lineRule="auto"/>
+        <w:jc w:val="left"/>
+      </w:pPr>
+      <w:r>
+        <w:rPr>
+          <w:rFonts w:ascii="Consolas" w:hAnsi="Consolas" w:eastAsia="Consolas" w:cs="Consolas"/>
+          <w:b w:val="0"/>
+          <w:i w:val="0"/>
+          <w:sz w:val="18"/>
+        </w:rPr>
+        <w:t xml:space="preserve">    port (x : in std_logic_vector(3 downto 0);</w:t>
+      </w:r>
+    </w:p>
+    <w:p>
+      <w:pPr>
+        <w:keepNext w:val="0"/>
+        <w:shd w:val="clear" w:color="auto" w:fill="F5F5F5"/>
+        <w:spacing w:after="0" w:before="0" w:line="240" w:lineRule="auto"/>
+        <w:jc w:val="left"/>
+      </w:pPr>
+      <w:r>
+        <w:rPr>
+          <w:rFonts w:ascii="Consolas" w:hAnsi="Consolas" w:eastAsia="Consolas" w:cs="Consolas"/>
+          <w:b w:val="0"/>
+          <w:i w:val="0"/>
+          <w:sz w:val="18"/>
+        </w:rPr>
+        <w:t xml:space="preserve">          y0, y1, y2, y3 : out std_logic);</w:t>
+      </w:r>
+    </w:p>
+    <w:p>
+      <w:pPr>
+        <w:keepNext w:val="0"/>
+        <w:shd w:val="clear" w:color="auto" w:fill="F5F5F5"/>
+        <w:spacing w:after="0" w:before="0" w:line="240" w:lineRule="auto"/>
+        <w:jc w:val="left"/>
+      </w:pPr>
+      <w:r>
+        <w:rPr>
+          <w:rFonts w:ascii="Consolas" w:hAnsi="Consolas" w:eastAsia="Consolas" w:cs="Consolas"/>
+          <w:b w:val="0"/>
+          <w:i w:val="0"/>
+          <w:sz w:val="18"/>
+        </w:rPr>
+        <w:t>end device_01;</w:t>
+      </w:r>
+    </w:p>
+    <w:p>
+      <w:pPr>
+        <w:keepNext w:val="0"/>
+        <w:shd w:val="clear" w:color="auto" w:fill="F5F5F5"/>
+        <w:spacing w:after="0" w:before="0" w:line="240" w:lineRule="auto"/>
+        <w:jc w:val="left"/>
+      </w:pPr>
+      <w:r>
+        <w:rPr>
+          <w:rFonts w:ascii="Consolas" w:hAnsi="Consolas" w:eastAsia="Consolas" w:cs="Consolas"/>
+          <w:b w:val="0"/>
+          <w:i w:val="0"/>
+          <w:sz w:val="18"/>
+        </w:rPr>
+        <w:t xml:space="preserve"> </w:t>
+      </w:r>
+    </w:p>
+    <w:p>
+      <w:pPr>
+        <w:keepNext w:val="0"/>
+        <w:shd w:val="clear" w:color="auto" w:fill="F5F5F5"/>
+        <w:spacing w:after="0" w:before="0" w:line="240" w:lineRule="auto"/>
+        <w:jc w:val="left"/>
+      </w:pPr>
+      <w:r>
+        <w:rPr>
+          <w:rFonts w:ascii="Consolas" w:hAnsi="Consolas" w:eastAsia="Consolas" w:cs="Consolas"/>
+          <w:b w:val="0"/>
+          <w:i w:val="0"/>
+          <w:sz w:val="18"/>
+        </w:rPr>
+        <w:t>architecture Beh4 of device_01 is</w:t>
+      </w:r>
+    </w:p>
+    <w:p>
+      <w:pPr>
+        <w:keepNext w:val="0"/>
+        <w:shd w:val="clear" w:color="auto" w:fill="F5F5F5"/>
+        <w:spacing w:after="0" w:before="0" w:line="240" w:lineRule="auto"/>
+        <w:jc w:val="left"/>
+      </w:pPr>
+      <w:r>
+        <w:rPr>
+          <w:rFonts w:ascii="Consolas" w:hAnsi="Consolas" w:eastAsia="Consolas" w:cs="Consolas"/>
+          <w:b w:val="0"/>
+          <w:i w:val="0"/>
+          <w:sz w:val="18"/>
+        </w:rPr>
+        <w:t xml:space="preserve">    signal f1, f3, f4 : std_logic;</w:t>
+      </w:r>
+    </w:p>
+    <w:p>
+      <w:pPr>
+        <w:keepNext w:val="0"/>
+        <w:shd w:val="clear" w:color="auto" w:fill="F5F5F5"/>
+        <w:spacing w:after="0" w:before="0" w:line="240" w:lineRule="auto"/>
+        <w:jc w:val="left"/>
+      </w:pPr>
+      <w:r>
+        <w:rPr>
+          <w:rFonts w:ascii="Consolas" w:hAnsi="Consolas" w:eastAsia="Consolas" w:cs="Consolas"/>
+          <w:b w:val="0"/>
+          <w:i w:val="0"/>
+          <w:sz w:val="18"/>
+        </w:rPr>
+        <w:t xml:space="preserve">    signal nx3, nx2   : std_logic;</w:t>
+      </w:r>
+    </w:p>
+    <w:p>
+      <w:pPr>
+        <w:keepNext w:val="0"/>
+        <w:shd w:val="clear" w:color="auto" w:fill="F5F5F5"/>
+        <w:spacing w:after="0" w:before="0" w:line="240" w:lineRule="auto"/>
+        <w:jc w:val="left"/>
+      </w:pPr>
+      <w:r>
+        <w:rPr>
+          <w:rFonts w:ascii="Consolas" w:hAnsi="Consolas" w:eastAsia="Consolas" w:cs="Consolas"/>
+          <w:b w:val="0"/>
+          <w:i w:val="0"/>
+          <w:sz w:val="18"/>
+        </w:rPr>
+        <w:t>begin</w:t>
+      </w:r>
+    </w:p>
+    <w:p>
+      <w:pPr>
+        <w:keepNext w:val="0"/>
+        <w:shd w:val="clear" w:color="auto" w:fill="F5F5F5"/>
+        <w:spacing w:after="0" w:before="0" w:line="240" w:lineRule="auto"/>
+        <w:jc w:val="left"/>
+      </w:pPr>
+      <w:r>
+        <w:rPr>
+          <w:rFonts w:ascii="Consolas" w:hAnsi="Consolas" w:eastAsia="Consolas" w:cs="Consolas"/>
+          <w:b w:val="0"/>
+          <w:i w:val="0"/>
+          <w:sz w:val="18"/>
+        </w:rPr>
+        <w:t xml:space="preserve">    nx2 &lt;= not x(2);</w:t>
+      </w:r>
+    </w:p>
+    <w:p>
+      <w:pPr>
+        <w:keepNext w:val="0"/>
+        <w:shd w:val="clear" w:color="auto" w:fill="F5F5F5"/>
+        <w:spacing w:after="0" w:before="0" w:line="240" w:lineRule="auto"/>
+        <w:jc w:val="left"/>
+      </w:pPr>
+      <w:r>
+        <w:rPr>
+          <w:rFonts w:ascii="Consolas" w:hAnsi="Consolas" w:eastAsia="Consolas" w:cs="Consolas"/>
+          <w:b w:val="0"/>
+          <w:i w:val="0"/>
+          <w:sz w:val="18"/>
+        </w:rPr>
+        <w:t xml:space="preserve">    nx3 &lt;= not x(3);</w:t>
+      </w:r>
+    </w:p>
+    <w:p>
+      <w:pPr>
+        <w:keepNext w:val="0"/>
+        <w:shd w:val="clear" w:color="auto" w:fill="F5F5F5"/>
+        <w:spacing w:after="0" w:before="0" w:line="240" w:lineRule="auto"/>
+        <w:jc w:val="left"/>
+      </w:pPr>
+      <w:r>
+        <w:rPr>
+          <w:rFonts w:ascii="Consolas" w:hAnsi="Consolas" w:eastAsia="Consolas" w:cs="Consolas"/>
+          <w:b w:val="0"/>
+          <w:i w:val="0"/>
+          <w:sz w:val="18"/>
+        </w:rPr>
+        <w:t xml:space="preserve">    u1: entity work.XOR2(arch3) port map(a =&gt; x(0), b =&gt; x(1), c =&gt; f1);</w:t>
+      </w:r>
+    </w:p>
+    <w:p>
+      <w:pPr>
+        <w:keepNext w:val="0"/>
+        <w:shd w:val="clear" w:color="auto" w:fill="F5F5F5"/>
+        <w:spacing w:after="0" w:before="0" w:line="240" w:lineRule="auto"/>
+        <w:jc w:val="left"/>
+      </w:pPr>
+      <w:r>
+        <w:rPr>
+          <w:rFonts w:ascii="Consolas" w:hAnsi="Consolas" w:eastAsia="Consolas" w:cs="Consolas"/>
+          <w:b w:val="0"/>
+          <w:i w:val="0"/>
+          <w:sz w:val="18"/>
+        </w:rPr>
+        <w:t xml:space="preserve">    u2: entity work.XOR2(arch3) port map(a =&gt; f1,   b =&gt; x(3), c =&gt; y0);</w:t>
+      </w:r>
+    </w:p>
+    <w:p>
+      <w:pPr>
+        <w:keepNext w:val="0"/>
+        <w:shd w:val="clear" w:color="auto" w:fill="F5F5F5"/>
+        <w:spacing w:after="0" w:before="0" w:line="240" w:lineRule="auto"/>
+        <w:jc w:val="left"/>
+      </w:pPr>
+      <w:r>
+        <w:rPr>
+          <w:rFonts w:ascii="Consolas" w:hAnsi="Consolas" w:eastAsia="Consolas" w:cs="Consolas"/>
+          <w:b w:val="0"/>
+          <w:i w:val="0"/>
+          <w:sz w:val="18"/>
+        </w:rPr>
+        <w:t xml:space="preserve">    u3: entity work.AND2(arch1) port map(a =&gt; nx2,  b =&gt; x(1), c =&gt; f3);</w:t>
+      </w:r>
+    </w:p>
+    <w:p>
+      <w:pPr>
+        <w:keepNext w:val="0"/>
+        <w:shd w:val="clear" w:color="auto" w:fill="F5F5F5"/>
+        <w:spacing w:after="0" w:before="0" w:line="240" w:lineRule="auto"/>
+        <w:jc w:val="left"/>
+      </w:pPr>
+      <w:r>
+        <w:rPr>
+          <w:rFonts w:ascii="Consolas" w:hAnsi="Consolas" w:eastAsia="Consolas" w:cs="Consolas"/>
+          <w:b w:val="0"/>
+          <w:i w:val="0"/>
+          <w:sz w:val="18"/>
+        </w:rPr>
+        <w:t xml:space="preserve">    u4: entity work.AND2(arch1) port map(a =&gt; nx3,  b =&gt; x(2), c =&gt; f4);</w:t>
+      </w:r>
+    </w:p>
+    <w:p>
+      <w:pPr>
+        <w:keepNext w:val="0"/>
+        <w:shd w:val="clear" w:color="auto" w:fill="F5F5F5"/>
+        <w:spacing w:after="0" w:before="0" w:line="240" w:lineRule="auto"/>
+        <w:jc w:val="left"/>
+      </w:pPr>
+      <w:r>
+        <w:rPr>
+          <w:rFonts w:ascii="Consolas" w:hAnsi="Consolas" w:eastAsia="Consolas" w:cs="Consolas"/>
+          <w:b w:val="0"/>
+          <w:i w:val="0"/>
+          <w:sz w:val="18"/>
+        </w:rPr>
+        <w:t xml:space="preserve">    u5: entity work.OR2(arch2)  port map(a =&gt; f3,   b =&gt; f4,   c =&gt; y1);</w:t>
+      </w:r>
+    </w:p>
+    <w:p>
+      <w:pPr>
+        <w:keepNext w:val="0"/>
+        <w:shd w:val="clear" w:color="auto" w:fill="F5F5F5"/>
+        <w:spacing w:after="0" w:before="0" w:line="240" w:lineRule="auto"/>
+        <w:jc w:val="left"/>
+      </w:pPr>
+      <w:r>
+        <w:rPr>
+          <w:rFonts w:ascii="Consolas" w:hAnsi="Consolas" w:eastAsia="Consolas" w:cs="Consolas"/>
+          <w:b w:val="0"/>
+          <w:i w:val="0"/>
+          <w:sz w:val="18"/>
+        </w:rPr>
+        <w:t xml:space="preserve">    u6: entity work.OR2(arch2)  port map(a =&gt; x(3), b =&gt; x(2), c =&gt; y2);</w:t>
+      </w:r>
+    </w:p>
+    <w:p>
+      <w:pPr>
+        <w:keepNext w:val="0"/>
+        <w:shd w:val="clear" w:color="auto" w:fill="F5F5F5"/>
+        <w:spacing w:after="0" w:before="0" w:line="240" w:lineRule="auto"/>
+        <w:jc w:val="left"/>
+      </w:pPr>
+      <w:r>
+        <w:rPr>
+          <w:rFonts w:ascii="Consolas" w:hAnsi="Consolas" w:eastAsia="Consolas" w:cs="Consolas"/>
+          <w:b w:val="0"/>
+          <w:i w:val="0"/>
+          <w:sz w:val="18"/>
+        </w:rPr>
+        <w:t xml:space="preserve">    u7: entity work.AND2(arch1) port map(a =&gt; x(1), b =&gt; x(2), c =&gt; y3);</w:t>
+      </w:r>
+    </w:p>
+    <w:p>
+      <w:pPr>
+        <w:keepNext w:val="0"/>
+        <w:shd w:val="clear" w:color="auto" w:fill="F5F5F5"/>
+        <w:spacing w:after="0" w:before="0" w:line="240" w:lineRule="auto"/>
+        <w:jc w:val="left"/>
+      </w:pPr>
+      <w:r>
+        <w:rPr>
+          <w:rFonts w:ascii="Consolas" w:hAnsi="Consolas" w:eastAsia="Consolas" w:cs="Consolas"/>
+          <w:b w:val="0"/>
+          <w:i w:val="0"/>
+          <w:sz w:val="18"/>
+        </w:rPr>
+        <w:t>end Beh4;</w:t>
+      </w:r>
+    </w:p>
+    <w:p>
+      <w:pPr>
+        <w:keepNext w:val="0"/>
+        <w:spacing w:after="60" w:before="0" w:line="276" w:lineRule="auto"/>
+        <w:jc w:val="left"/>
+      </w:pPr>
+      <w:r>
+        <w:rPr>
+          <w:rFonts w:ascii="Times New Roman" w:hAnsi="Times New Roman" w:eastAsia="Times New Roman" w:cs="Times New Roman"/>
+          <w:b w:val="0"/>
+          <w:i w:val="0"/>
+          <w:sz w:val="24"/>
+        </w:rPr>
+      </w:r>
+    </w:p>
+    <w:p>
+      <w:pPr>
+        <w:keepNext/>
+        <w:spacing w:after="100" w:before="0" w:line="276" w:lineRule="auto"/>
+        <w:jc w:val="left"/>
+      </w:pPr>
+      <w:r>
+        <w:rPr>
+          <w:rFonts w:ascii="Times New Roman" w:hAnsi="Times New Roman" w:eastAsia="Times New Roman" w:cs="Times New Roman"/>
+          <w:b/>
+          <w:i/>
+          <w:sz w:val="24"/>
+        </w:rPr>
+        <w:t>1.3 Тестирующая программа</w:t>
+      </w:r>
+    </w:p>
+    <w:p>
+      <w:pPr>
+        <w:keepNext w:val="0"/>
+        <w:spacing w:after="80" w:before="0" w:line="276" w:lineRule="auto"/>
+        <w:jc w:val="both"/>
+      </w:pPr>
+      <w:r>
+        <w:rPr>
+          <w:rFonts w:ascii="Times New Roman" w:hAnsi="Times New Roman" w:eastAsia="Times New Roman" w:cs="Times New Roman"/>
+          <w:b w:val="0"/>
+          <w:i w:val="0"/>
+          <w:sz w:val="24"/>
+        </w:rPr>
+        <w:t>Тестирующая программа перебирает все 16 возможных значений входа x = 0000..1111. Для 10 разрешённых кодов 2421 результат автоматически сравнивается с эталонным кодом Грея.</w:t>
+      </w:r>
+    </w:p>
+    <w:p>
+      <w:pPr>
+        <w:keepNext/>
+        <w:spacing w:after="80" w:before="0" w:line="276" w:lineRule="auto"/>
+        <w:jc w:val="left"/>
+      </w:pPr>
+      <w:r>
+        <w:rPr>
+          <w:rFonts w:ascii="Times New Roman" w:hAnsi="Times New Roman" w:eastAsia="Times New Roman" w:cs="Times New Roman"/>
+          <w:b/>
+          <w:i w:val="0"/>
+          <w:sz w:val="24"/>
+        </w:rPr>
+        <w:t>Файл device_01_tb.vhd</w:t>
+      </w:r>
+    </w:p>
+    <w:p>
+      <w:pPr>
+        <w:keepNext/>
+        <w:shd w:val="clear" w:color="auto" w:fill="F5F5F5"/>
+        <w:spacing w:after="0" w:before="0" w:line="240" w:lineRule="auto"/>
+        <w:jc w:val="left"/>
+      </w:pPr>
+      <w:r>
+        <w:rPr>
+          <w:rFonts w:ascii="Consolas" w:hAnsi="Consolas" w:eastAsia="Consolas" w:cs="Consolas"/>
+          <w:b w:val="0"/>
+          <w:i w:val="0"/>
+          <w:sz w:val="18"/>
+        </w:rPr>
+        <w:t>----------------------------------------------------------------------------------</w:t>
+      </w:r>
+    </w:p>
+    <w:p>
+      <w:pPr>
+        <w:keepNext/>
+        <w:shd w:val="clear" w:color="auto" w:fill="F5F5F5"/>
+        <w:spacing w:after="0" w:before="0" w:line="240" w:lineRule="auto"/>
+        <w:jc w:val="left"/>
+      </w:pPr>
+      <w:r>
+        <w:rPr>
+          <w:rFonts w:ascii="Consolas" w:hAnsi="Consolas" w:eastAsia="Consolas" w:cs="Consolas"/>
+          <w:b w:val="0"/>
+          <w:i w:val="0"/>
+          <w:sz w:val="18"/>
+        </w:rPr>
+        <w:t>-- Тестирующая программа для преобразователя кода 2421 -&gt; код Грея</w:t>
+      </w:r>
+    </w:p>
+    <w:p>
+      <w:pPr>
+        <w:keepNext/>
+        <w:shd w:val="clear" w:color="auto" w:fill="F5F5F5"/>
+        <w:spacing w:after="0" w:before="0" w:line="240" w:lineRule="auto"/>
+        <w:jc w:val="left"/>
+      </w:pPr>
+      <w:r>
+        <w:rPr>
+          <w:rFonts w:ascii="Consolas" w:hAnsi="Consolas" w:eastAsia="Consolas" w:cs="Consolas"/>
+          <w:b w:val="0"/>
+          <w:i w:val="0"/>
+          <w:sz w:val="18"/>
+        </w:rPr>
+        <w:t>--</w:t>
+      </w:r>
+    </w:p>
+    <w:p>
+      <w:pPr>
+        <w:keepNext w:val="0"/>
+        <w:shd w:val="clear" w:color="auto" w:fill="F5F5F5"/>
+        <w:spacing w:after="0" w:before="0" w:line="240" w:lineRule="auto"/>
+        <w:jc w:val="left"/>
+      </w:pPr>
+      <w:r>
+        <w:rPr>
+          <w:rFonts w:ascii="Consolas" w:hAnsi="Consolas" w:eastAsia="Consolas" w:cs="Consolas"/>
+          <w:b w:val="0"/>
+          <w:i w:val="0"/>
+          <w:sz w:val="18"/>
+        </w:rPr>
+        <w:t>-- Перебираются все 16 возможных значений входа x = 0000..1111.</w:t>
+      </w:r>
+    </w:p>
+    <w:p>
+      <w:pPr>
+        <w:keepNext w:val="0"/>
+        <w:shd w:val="clear" w:color="auto" w:fill="F5F5F5"/>
+        <w:spacing w:after="0" w:before="0" w:line="240" w:lineRule="auto"/>
+        <w:jc w:val="left"/>
+      </w:pPr>
+      <w:r>
+        <w:rPr>
+          <w:rFonts w:ascii="Consolas" w:hAnsi="Consolas" w:eastAsia="Consolas" w:cs="Consolas"/>
+          <w:b w:val="0"/>
+          <w:i w:val="0"/>
+          <w:sz w:val="18"/>
+        </w:rPr>
+        <w:t>-- Для 10 разрешённых кодов 2421 (цифры 0..9) результат автоматически</w:t>
+      </w:r>
+    </w:p>
+    <w:p>
+      <w:pPr>
+        <w:keepNext w:val="0"/>
+        <w:shd w:val="clear" w:color="auto" w:fill="F5F5F5"/>
+        <w:spacing w:after="0" w:before="0" w:line="240" w:lineRule="auto"/>
+        <w:jc w:val="left"/>
+      </w:pPr>
+      <w:r>
+        <w:rPr>
+          <w:rFonts w:ascii="Consolas" w:hAnsi="Consolas" w:eastAsia="Consolas" w:cs="Consolas"/>
+          <w:b w:val="0"/>
+          <w:i w:val="0"/>
+          <w:sz w:val="18"/>
+        </w:rPr>
+        <w:t>-- сравнивается с эталонным кодом Грея; 6 неиспользуемых кодов</w:t>
+      </w:r>
+    </w:p>
+    <w:p>
+      <w:pPr>
+        <w:keepNext w:val="0"/>
+        <w:shd w:val="clear" w:color="auto" w:fill="F5F5F5"/>
+        <w:spacing w:after="0" w:before="0" w:line="240" w:lineRule="auto"/>
+        <w:jc w:val="left"/>
+      </w:pPr>
+      <w:r>
+        <w:rPr>
+          <w:rFonts w:ascii="Consolas" w:hAnsi="Consolas" w:eastAsia="Consolas" w:cs="Consolas"/>
+          <w:b w:val="0"/>
+          <w:i w:val="0"/>
+          <w:sz w:val="18"/>
+        </w:rPr>
+        <w:t>-- (0101..1010) являются безразличными наборами и не проверяются.</w:t>
+      </w:r>
+    </w:p>
+    <w:p>
+      <w:pPr>
+        <w:keepNext w:val="0"/>
+        <w:shd w:val="clear" w:color="auto" w:fill="F5F5F5"/>
+        <w:spacing w:after="0" w:before="0" w:line="240" w:lineRule="auto"/>
+        <w:jc w:val="left"/>
+      </w:pPr>
+      <w:r>
+        <w:rPr>
+          <w:rFonts w:ascii="Consolas" w:hAnsi="Consolas" w:eastAsia="Consolas" w:cs="Consolas"/>
+          <w:b w:val="0"/>
+          <w:i w:val="0"/>
+          <w:sz w:val="18"/>
+        </w:rPr>
+        <w:t>----------------------------------------------------------------------------------</w:t>
+      </w:r>
+    </w:p>
+    <w:p>
+      <w:pPr>
+        <w:keepNext w:val="0"/>
+        <w:shd w:val="clear" w:color="auto" w:fill="F5F5F5"/>
+        <w:spacing w:after="0" w:before="0" w:line="240" w:lineRule="auto"/>
+        <w:jc w:val="left"/>
+      </w:pPr>
+      <w:r>
+        <w:rPr>
+          <w:rFonts w:ascii="Consolas" w:hAnsi="Consolas" w:eastAsia="Consolas" w:cs="Consolas"/>
+          <w:b w:val="0"/>
+          <w:i w:val="0"/>
+          <w:sz w:val="18"/>
+        </w:rPr>
+        <w:t>library IEEE;</w:t>
+      </w:r>
+    </w:p>
+    <w:p>
+      <w:pPr>
+        <w:keepNext w:val="0"/>
+        <w:shd w:val="clear" w:color="auto" w:fill="F5F5F5"/>
+        <w:spacing w:after="0" w:before="0" w:line="240" w:lineRule="auto"/>
+        <w:jc w:val="left"/>
+      </w:pPr>
+      <w:r>
+        <w:rPr>
+          <w:rFonts w:ascii="Consolas" w:hAnsi="Consolas" w:eastAsia="Consolas" w:cs="Consolas"/>
+          <w:b w:val="0"/>
+          <w:i w:val="0"/>
+          <w:sz w:val="18"/>
+        </w:rPr>
+        <w:t>use IEEE.STD_LOGIC_1164.ALL;</w:t>
+      </w:r>
+    </w:p>
+    <w:p>
+      <w:pPr>
+        <w:keepNext w:val="0"/>
+        <w:shd w:val="clear" w:color="auto" w:fill="F5F5F5"/>
+        <w:spacing w:after="0" w:before="0" w:line="240" w:lineRule="auto"/>
+        <w:jc w:val="left"/>
+      </w:pPr>
+      <w:r>
+        <w:rPr>
+          <w:rFonts w:ascii="Consolas" w:hAnsi="Consolas" w:eastAsia="Consolas" w:cs="Consolas"/>
+          <w:b w:val="0"/>
+          <w:i w:val="0"/>
+          <w:sz w:val="18"/>
+        </w:rPr>
+        <w:t>use IEEE.NUMERIC_STD.ALL;</w:t>
+      </w:r>
+    </w:p>
+    <w:p>
+      <w:pPr>
+        <w:keepNext w:val="0"/>
+        <w:shd w:val="clear" w:color="auto" w:fill="F5F5F5"/>
+        <w:spacing w:after="0" w:before="0" w:line="240" w:lineRule="auto"/>
+        <w:jc w:val="left"/>
+      </w:pPr>
+      <w:r>
+        <w:rPr>
+          <w:rFonts w:ascii="Consolas" w:hAnsi="Consolas" w:eastAsia="Consolas" w:cs="Consolas"/>
+          <w:b w:val="0"/>
+          <w:i w:val="0"/>
+          <w:sz w:val="18"/>
+        </w:rPr>
+        <w:t xml:space="preserve"> </w:t>
+      </w:r>
+    </w:p>
+    <w:p>
+      <w:pPr>
+        <w:keepNext w:val="0"/>
+        <w:shd w:val="clear" w:color="auto" w:fill="F5F5F5"/>
+        <w:spacing w:after="0" w:before="0" w:line="240" w:lineRule="auto"/>
+        <w:jc w:val="left"/>
+      </w:pPr>
+      <w:r>
+        <w:rPr>
+          <w:rFonts w:ascii="Consolas" w:hAnsi="Consolas" w:eastAsia="Consolas" w:cs="Consolas"/>
+          <w:b w:val="0"/>
+          <w:i w:val="0"/>
+          <w:sz w:val="18"/>
+        </w:rPr>
+        <w:t>entity device_01_tb is</w:t>
+      </w:r>
+    </w:p>
+    <w:p>
+      <w:pPr>
+        <w:keepNext w:val="0"/>
+        <w:shd w:val="clear" w:color="auto" w:fill="F5F5F5"/>
+        <w:spacing w:after="0" w:before="0" w:line="240" w:lineRule="auto"/>
+        <w:jc w:val="left"/>
+      </w:pPr>
+      <w:r>
+        <w:rPr>
+          <w:rFonts w:ascii="Consolas" w:hAnsi="Consolas" w:eastAsia="Consolas" w:cs="Consolas"/>
+          <w:b w:val="0"/>
+          <w:i w:val="0"/>
+          <w:sz w:val="18"/>
+        </w:rPr>
+        <w:t>end device_01_tb;</w:t>
+      </w:r>
+    </w:p>
+    <w:p>
+      <w:pPr>
+        <w:keepNext w:val="0"/>
+        <w:shd w:val="clear" w:color="auto" w:fill="F5F5F5"/>
+        <w:spacing w:after="0" w:before="0" w:line="240" w:lineRule="auto"/>
+        <w:jc w:val="left"/>
+      </w:pPr>
+      <w:r>
+        <w:rPr>
+          <w:rFonts w:ascii="Consolas" w:hAnsi="Consolas" w:eastAsia="Consolas" w:cs="Consolas"/>
+          <w:b w:val="0"/>
+          <w:i w:val="0"/>
+          <w:sz w:val="18"/>
+        </w:rPr>
+        <w:t xml:space="preserve"> </w:t>
+      </w:r>
+    </w:p>
+    <w:p>
+      <w:pPr>
+        <w:keepNext w:val="0"/>
+        <w:shd w:val="clear" w:color="auto" w:fill="F5F5F5"/>
+        <w:spacing w:after="0" w:before="0" w:line="240" w:lineRule="auto"/>
+        <w:jc w:val="left"/>
+      </w:pPr>
+      <w:r>
+        <w:rPr>
+          <w:rFonts w:ascii="Consolas" w:hAnsi="Consolas" w:eastAsia="Consolas" w:cs="Consolas"/>
+          <w:b w:val="0"/>
+          <w:i w:val="0"/>
+          <w:sz w:val="18"/>
+        </w:rPr>
+        <w:t>architecture Behavioral of device_01_tb is</w:t>
+      </w:r>
+    </w:p>
+    <w:p>
+      <w:pPr>
+        <w:keepNext w:val="0"/>
+        <w:shd w:val="clear" w:color="auto" w:fill="F5F5F5"/>
+        <w:spacing w:after="0" w:before="0" w:line="240" w:lineRule="auto"/>
+        <w:jc w:val="left"/>
+      </w:pPr>
+      <w:r>
+        <w:rPr>
+          <w:rFonts w:ascii="Consolas" w:hAnsi="Consolas" w:eastAsia="Consolas" w:cs="Consolas"/>
+          <w:b w:val="0"/>
+          <w:i w:val="0"/>
+          <w:sz w:val="18"/>
+        </w:rPr>
+        <w:t xml:space="preserve">    signal test_x : std_logic_vector(3 downto 0) := "0000";</w:t>
+      </w:r>
+    </w:p>
+    <w:p>
+      <w:pPr>
+        <w:keepNext w:val="0"/>
+        <w:shd w:val="clear" w:color="auto" w:fill="F5F5F5"/>
+        <w:spacing w:after="0" w:before="0" w:line="240" w:lineRule="auto"/>
+        <w:jc w:val="left"/>
+      </w:pPr>
+      <w:r>
+        <w:rPr>
+          <w:rFonts w:ascii="Consolas" w:hAnsi="Consolas" w:eastAsia="Consolas" w:cs="Consolas"/>
+          <w:b w:val="0"/>
+          <w:i w:val="0"/>
+          <w:sz w:val="18"/>
+        </w:rPr>
+        <w:t xml:space="preserve">    signal test_y0, test_y1, test_y2, test_y3 : std_logic;</w:t>
+      </w:r>
+    </w:p>
+    <w:p>
+      <w:pPr>
+        <w:keepNext w:val="0"/>
+        <w:shd w:val="clear" w:color="auto" w:fill="F5F5F5"/>
+        <w:spacing w:after="0" w:before="0" w:line="240" w:lineRule="auto"/>
+        <w:jc w:val="left"/>
+      </w:pPr>
+      <w:r>
+        <w:rPr>
+          <w:rFonts w:ascii="Consolas" w:hAnsi="Consolas" w:eastAsia="Consolas" w:cs="Consolas"/>
+          <w:b w:val="0"/>
+          <w:i w:val="0"/>
+          <w:sz w:val="18"/>
+        </w:rPr>
+        <w:t xml:space="preserve"> </w:t>
+      </w:r>
+    </w:p>
+    <w:p>
+      <w:pPr>
+        <w:keepNext w:val="0"/>
+        <w:shd w:val="clear" w:color="auto" w:fill="F5F5F5"/>
+        <w:spacing w:after="0" w:before="0" w:line="240" w:lineRule="auto"/>
+        <w:jc w:val="left"/>
+      </w:pPr>
+      <w:r>
+        <w:rPr>
+          <w:rFonts w:ascii="Consolas" w:hAnsi="Consolas" w:eastAsia="Consolas" w:cs="Consolas"/>
+          <w:b w:val="0"/>
+          <w:i w:val="0"/>
+          <w:sz w:val="18"/>
+        </w:rPr>
+        <w:t xml:space="preserve">    type code_t is array (0 to 9) of std_logic_vector(3 downto 0);</w:t>
+      </w:r>
+    </w:p>
+    <w:p>
+      <w:pPr>
+        <w:keepNext w:val="0"/>
+        <w:shd w:val="clear" w:color="auto" w:fill="F5F5F5"/>
+        <w:spacing w:after="0" w:before="0" w:line="240" w:lineRule="auto"/>
+        <w:jc w:val="left"/>
+      </w:pPr>
+      <w:r>
+        <w:rPr>
+          <w:rFonts w:ascii="Consolas" w:hAnsi="Consolas" w:eastAsia="Consolas" w:cs="Consolas"/>
+          <w:b w:val="0"/>
+          <w:i w:val="0"/>
+          <w:sz w:val="18"/>
+        </w:rPr>
+        <w:t xml:space="preserve">    -- цифры 0..9 в коде 2421 и в коде Грея</w:t>
+      </w:r>
+    </w:p>
+    <w:p>
+      <w:pPr>
+        <w:keepNext w:val="0"/>
+        <w:shd w:val="clear" w:color="auto" w:fill="F5F5F5"/>
+        <w:spacing w:after="0" w:before="0" w:line="240" w:lineRule="auto"/>
+        <w:jc w:val="left"/>
+      </w:pPr>
+      <w:r>
+        <w:rPr>
+          <w:rFonts w:ascii="Consolas" w:hAnsi="Consolas" w:eastAsia="Consolas" w:cs="Consolas"/>
+          <w:b w:val="0"/>
+          <w:i w:val="0"/>
+          <w:sz w:val="18"/>
+        </w:rPr>
+        <w:t xml:space="preserve">    constant C2421 : code_t := ("0000", "0001", "0010", "0011", "0100",</w:t>
+      </w:r>
+    </w:p>
+    <w:p>
+      <w:pPr>
+        <w:keepNext w:val="0"/>
+        <w:shd w:val="clear" w:color="auto" w:fill="F5F5F5"/>
+        <w:spacing w:after="0" w:before="0" w:line="240" w:lineRule="auto"/>
+        <w:jc w:val="left"/>
+      </w:pPr>
+      <w:r>
+        <w:rPr>
+          <w:rFonts w:ascii="Consolas" w:hAnsi="Consolas" w:eastAsia="Consolas" w:cs="Consolas"/>
+          <w:b w:val="0"/>
+          <w:i w:val="0"/>
+          <w:sz w:val="18"/>
+        </w:rPr>
+        <w:t xml:space="preserve">                                "1011", "1100", "1101", "1110", "1111");</w:t>
+      </w:r>
+    </w:p>
+    <w:p>
+      <w:pPr>
+        <w:keepNext w:val="0"/>
+        <w:shd w:val="clear" w:color="auto" w:fill="F5F5F5"/>
+        <w:spacing w:after="0" w:before="0" w:line="240" w:lineRule="auto"/>
+        <w:jc w:val="left"/>
+      </w:pPr>
+      <w:r>
+        <w:rPr>
+          <w:rFonts w:ascii="Consolas" w:hAnsi="Consolas" w:eastAsia="Consolas" w:cs="Consolas"/>
+          <w:b w:val="0"/>
+          <w:i w:val="0"/>
+          <w:sz w:val="18"/>
+        </w:rPr>
+        <w:t xml:space="preserve">    constant GRAY  : code_t := ("0000", "0001", "0011", "0010", "0110",</w:t>
+      </w:r>
+    </w:p>
+    <w:p>
+      <w:pPr>
+        <w:keepNext w:val="0"/>
+        <w:shd w:val="clear" w:color="auto" w:fill="F5F5F5"/>
+        <w:spacing w:after="0" w:before="0" w:line="240" w:lineRule="auto"/>
+        <w:jc w:val="left"/>
+      </w:pPr>
+      <w:r>
+        <w:rPr>
+          <w:rFonts w:ascii="Consolas" w:hAnsi="Consolas" w:eastAsia="Consolas" w:cs="Consolas"/>
+          <w:b w:val="0"/>
+          <w:i w:val="0"/>
+          <w:sz w:val="18"/>
+        </w:rPr>
+        <w:t xml:space="preserve">                                "0111", "0101", "0100", "1100", "1101");</w:t>
+      </w:r>
+    </w:p>
+    <w:p>
+      <w:pPr>
+        <w:keepNext w:val="0"/>
+        <w:shd w:val="clear" w:color="auto" w:fill="F5F5F5"/>
+        <w:spacing w:after="0" w:before="0" w:line="240" w:lineRule="auto"/>
+        <w:jc w:val="left"/>
+      </w:pPr>
+      <w:r>
+        <w:rPr>
+          <w:rFonts w:ascii="Consolas" w:hAnsi="Consolas" w:eastAsia="Consolas" w:cs="Consolas"/>
+          <w:b w:val="0"/>
+          <w:i w:val="0"/>
+          <w:sz w:val="18"/>
+        </w:rPr>
+        <w:t>begin</w:t>
+      </w:r>
+    </w:p>
+    <w:p>
+      <w:pPr>
+        <w:keepNext w:val="0"/>
+        <w:shd w:val="clear" w:color="auto" w:fill="F5F5F5"/>
+        <w:spacing w:after="0" w:before="0" w:line="240" w:lineRule="auto"/>
+        <w:jc w:val="left"/>
+      </w:pPr>
+      <w:r>
+        <w:rPr>
+          <w:rFonts w:ascii="Consolas" w:hAnsi="Consolas" w:eastAsia="Consolas" w:cs="Consolas"/>
+          <w:b w:val="0"/>
+          <w:i w:val="0"/>
+          <w:sz w:val="18"/>
+        </w:rPr>
+        <w:t xml:space="preserve"> </w:t>
+      </w:r>
+    </w:p>
+    <w:p>
+      <w:pPr>
+        <w:keepNext w:val="0"/>
+        <w:shd w:val="clear" w:color="auto" w:fill="F5F5F5"/>
+        <w:spacing w:after="0" w:before="0" w:line="240" w:lineRule="auto"/>
+        <w:jc w:val="left"/>
+      </w:pPr>
+      <w:r>
+        <w:rPr>
+          <w:rFonts w:ascii="Consolas" w:hAnsi="Consolas" w:eastAsia="Consolas" w:cs="Consolas"/>
+          <w:b w:val="0"/>
+          <w:i w:val="0"/>
+          <w:sz w:val="18"/>
+        </w:rPr>
+        <w:t xml:space="preserve">    DUT: entity work.device_01(Beh4)</w:t>
+      </w:r>
+    </w:p>
+    <w:p>
+      <w:pPr>
+        <w:keepNext w:val="0"/>
+        <w:shd w:val="clear" w:color="auto" w:fill="F5F5F5"/>
+        <w:spacing w:after="0" w:before="0" w:line="240" w:lineRule="auto"/>
+        <w:jc w:val="left"/>
+      </w:pPr>
+      <w:r>
+        <w:rPr>
+          <w:rFonts w:ascii="Consolas" w:hAnsi="Consolas" w:eastAsia="Consolas" w:cs="Consolas"/>
+          <w:b w:val="0"/>
+          <w:i w:val="0"/>
+          <w:sz w:val="18"/>
+        </w:rPr>
+        <w:t xml:space="preserve">        port map (x =&gt; test_x, y0 =&gt; test_y0, y1 =&gt; test_y1,</w:t>
+      </w:r>
+    </w:p>
+    <w:p>
+      <w:pPr>
+        <w:keepNext w:val="0"/>
+        <w:shd w:val="clear" w:color="auto" w:fill="F5F5F5"/>
+        <w:spacing w:after="0" w:before="0" w:line="240" w:lineRule="auto"/>
+        <w:jc w:val="left"/>
+      </w:pPr>
+      <w:r>
+        <w:rPr>
+          <w:rFonts w:ascii="Consolas" w:hAnsi="Consolas" w:eastAsia="Consolas" w:cs="Consolas"/>
+          <w:b w:val="0"/>
+          <w:i w:val="0"/>
+          <w:sz w:val="18"/>
+        </w:rPr>
+        <w:t xml:space="preserve">                  y2 =&gt; test_y2, y3 =&gt; test_y3);</w:t>
+      </w:r>
+    </w:p>
+    <w:p>
+      <w:pPr>
+        <w:keepNext w:val="0"/>
+        <w:shd w:val="clear" w:color="auto" w:fill="F5F5F5"/>
+        <w:spacing w:after="0" w:before="0" w:line="240" w:lineRule="auto"/>
+        <w:jc w:val="left"/>
+      </w:pPr>
+      <w:r>
+        <w:rPr>
+          <w:rFonts w:ascii="Consolas" w:hAnsi="Consolas" w:eastAsia="Consolas" w:cs="Consolas"/>
+          <w:b w:val="0"/>
+          <w:i w:val="0"/>
+          <w:sz w:val="18"/>
+        </w:rPr>
+        <w:t xml:space="preserve"> </w:t>
+      </w:r>
+    </w:p>
+    <w:p>
+      <w:pPr>
+        <w:keepNext w:val="0"/>
+        <w:shd w:val="clear" w:color="auto" w:fill="F5F5F5"/>
+        <w:spacing w:after="0" w:before="0" w:line="240" w:lineRule="auto"/>
+        <w:jc w:val="left"/>
+      </w:pPr>
+      <w:r>
+        <w:rPr>
+          <w:rFonts w:ascii="Consolas" w:hAnsi="Consolas" w:eastAsia="Consolas" w:cs="Consolas"/>
+          <w:b w:val="0"/>
+          <w:i w:val="0"/>
+          <w:sz w:val="18"/>
+        </w:rPr>
+        <w:t xml:space="preserve">    stimulus: process</w:t>
+      </w:r>
+    </w:p>
+    <w:p>
+      <w:pPr>
+        <w:keepNext w:val="0"/>
+        <w:shd w:val="clear" w:color="auto" w:fill="F5F5F5"/>
+        <w:spacing w:after="0" w:before="0" w:line="240" w:lineRule="auto"/>
+        <w:jc w:val="left"/>
+      </w:pPr>
+      <w:r>
+        <w:rPr>
+          <w:rFonts w:ascii="Consolas" w:hAnsi="Consolas" w:eastAsia="Consolas" w:cs="Consolas"/>
+          <w:b w:val="0"/>
+          <w:i w:val="0"/>
+          <w:sz w:val="18"/>
+        </w:rPr>
+        <w:t xml:space="preserve">        variable y      : std_logic_vector(3 downto 0);</w:t>
+      </w:r>
+    </w:p>
+    <w:p>
+      <w:pPr>
+        <w:keepNext w:val="0"/>
+        <w:shd w:val="clear" w:color="auto" w:fill="F5F5F5"/>
+        <w:spacing w:after="0" w:before="0" w:line="240" w:lineRule="auto"/>
+        <w:jc w:val="left"/>
+      </w:pPr>
+      <w:r>
+        <w:rPr>
+          <w:rFonts w:ascii="Consolas" w:hAnsi="Consolas" w:eastAsia="Consolas" w:cs="Consolas"/>
+          <w:b w:val="0"/>
+          <w:i w:val="0"/>
+          <w:sz w:val="18"/>
+        </w:rPr>
+        <w:t xml:space="preserve">        variable errors : integer := 0;</w:t>
+      </w:r>
+    </w:p>
+    <w:p>
+      <w:pPr>
+        <w:keepNext w:val="0"/>
+        <w:shd w:val="clear" w:color="auto" w:fill="F5F5F5"/>
+        <w:spacing w:after="0" w:before="0" w:line="240" w:lineRule="auto"/>
+        <w:jc w:val="left"/>
+      </w:pPr>
+      <w:r>
+        <w:rPr>
+          <w:rFonts w:ascii="Consolas" w:hAnsi="Consolas" w:eastAsia="Consolas" w:cs="Consolas"/>
+          <w:b w:val="0"/>
+          <w:i w:val="0"/>
+          <w:sz w:val="18"/>
+        </w:rPr>
+        <w:t xml:space="preserve">    begin</w:t>
+      </w:r>
+    </w:p>
+    <w:p>
+      <w:pPr>
+        <w:keepNext w:val="0"/>
+        <w:shd w:val="clear" w:color="auto" w:fill="F5F5F5"/>
+        <w:spacing w:after="0" w:before="0" w:line="240" w:lineRule="auto"/>
+        <w:jc w:val="left"/>
+      </w:pPr>
+      <w:r>
+        <w:rPr>
+          <w:rFonts w:ascii="Consolas" w:hAnsi="Consolas" w:eastAsia="Consolas" w:cs="Consolas"/>
+          <w:b w:val="0"/>
+          <w:i w:val="0"/>
+          <w:sz w:val="18"/>
+        </w:rPr>
+        <w:t xml:space="preserve">        for i in 0 to 15 loop</w:t>
+      </w:r>
+    </w:p>
+    <w:p>
+      <w:pPr>
+        <w:keepNext w:val="0"/>
+        <w:shd w:val="clear" w:color="auto" w:fill="F5F5F5"/>
+        <w:spacing w:after="0" w:before="0" w:line="240" w:lineRule="auto"/>
+        <w:jc w:val="left"/>
+      </w:pPr>
+      <w:r>
+        <w:rPr>
+          <w:rFonts w:ascii="Consolas" w:hAnsi="Consolas" w:eastAsia="Consolas" w:cs="Consolas"/>
+          <w:b w:val="0"/>
+          <w:i w:val="0"/>
+          <w:sz w:val="18"/>
+        </w:rPr>
+        <w:t xml:space="preserve">            test_x &lt;= std_logic_vector(to_unsigned(i, 4));</w:t>
+      </w:r>
+    </w:p>
+    <w:p>
+      <w:pPr>
+        <w:keepNext w:val="0"/>
+        <w:shd w:val="clear" w:color="auto" w:fill="F5F5F5"/>
+        <w:spacing w:after="0" w:before="0" w:line="240" w:lineRule="auto"/>
+        <w:jc w:val="left"/>
+      </w:pPr>
+      <w:r>
+        <w:rPr>
+          <w:rFonts w:ascii="Consolas" w:hAnsi="Consolas" w:eastAsia="Consolas" w:cs="Consolas"/>
+          <w:b w:val="0"/>
+          <w:i w:val="0"/>
+          <w:sz w:val="18"/>
+        </w:rPr>
+        <w:t xml:space="preserve">            wait for 10 ns;</w:t>
+      </w:r>
+    </w:p>
+    <w:p>
+      <w:pPr>
+        <w:keepNext w:val="0"/>
+        <w:shd w:val="clear" w:color="auto" w:fill="F5F5F5"/>
+        <w:spacing w:after="0" w:before="0" w:line="240" w:lineRule="auto"/>
+        <w:jc w:val="left"/>
+      </w:pPr>
+      <w:r>
+        <w:rPr>
+          <w:rFonts w:ascii="Consolas" w:hAnsi="Consolas" w:eastAsia="Consolas" w:cs="Consolas"/>
+          <w:b w:val="0"/>
+          <w:i w:val="0"/>
+          <w:sz w:val="18"/>
+        </w:rPr>
+        <w:t xml:space="preserve">            y := test_y3 &amp; test_y2 &amp; test_y1 &amp; test_y0;</w:t>
+      </w:r>
+    </w:p>
+    <w:p>
+      <w:pPr>
+        <w:keepNext w:val="0"/>
+        <w:shd w:val="clear" w:color="auto" w:fill="F5F5F5"/>
+        <w:spacing w:after="0" w:before="0" w:line="240" w:lineRule="auto"/>
+        <w:jc w:val="left"/>
+      </w:pPr>
+      <w:r>
+        <w:rPr>
+          <w:rFonts w:ascii="Consolas" w:hAnsi="Consolas" w:eastAsia="Consolas" w:cs="Consolas"/>
+          <w:b w:val="0"/>
+          <w:i w:val="0"/>
+          <w:sz w:val="18"/>
+        </w:rPr>
+        <w:t xml:space="preserve">            for d in 0 to 9 loop</w:t>
+      </w:r>
+    </w:p>
+    <w:p>
+      <w:pPr>
+        <w:keepNext w:val="0"/>
+        <w:shd w:val="clear" w:color="auto" w:fill="F5F5F5"/>
+        <w:spacing w:after="0" w:before="0" w:line="240" w:lineRule="auto"/>
+        <w:jc w:val="left"/>
+      </w:pPr>
+      <w:r>
+        <w:rPr>
+          <w:rFonts w:ascii="Consolas" w:hAnsi="Consolas" w:eastAsia="Consolas" w:cs="Consolas"/>
+          <w:b w:val="0"/>
+          <w:i w:val="0"/>
+          <w:sz w:val="18"/>
+        </w:rPr>
+        <w:t xml:space="preserve">                if test_x = C2421(d) and y /= GRAY(d) then</w:t>
+      </w:r>
+    </w:p>
+    <w:p>
+      <w:pPr>
+        <w:keepNext w:val="0"/>
+        <w:shd w:val="clear" w:color="auto" w:fill="F5F5F5"/>
+        <w:spacing w:after="0" w:before="0" w:line="240" w:lineRule="auto"/>
+        <w:jc w:val="left"/>
+      </w:pPr>
+      <w:r>
+        <w:rPr>
+          <w:rFonts w:ascii="Consolas" w:hAnsi="Consolas" w:eastAsia="Consolas" w:cs="Consolas"/>
+          <w:b w:val="0"/>
+          <w:i w:val="0"/>
+          <w:sz w:val="18"/>
+        </w:rPr>
+        <w:t xml:space="preserve">                    errors := errors + 1;</w:t>
+      </w:r>
+    </w:p>
+    <w:p>
+      <w:pPr>
+        <w:keepNext w:val="0"/>
+        <w:shd w:val="clear" w:color="auto" w:fill="F5F5F5"/>
+        <w:spacing w:after="0" w:before="0" w:line="240" w:lineRule="auto"/>
+        <w:jc w:val="left"/>
+      </w:pPr>
+      <w:r>
+        <w:rPr>
+          <w:rFonts w:ascii="Consolas" w:hAnsi="Consolas" w:eastAsia="Consolas" w:cs="Consolas"/>
+          <w:b w:val="0"/>
+          <w:i w:val="0"/>
+          <w:sz w:val="18"/>
+        </w:rPr>
+        <w:t xml:space="preserve">                    report "ERROR: digit " &amp; integer'image(d) severity error;</w:t>
+      </w:r>
+    </w:p>
+    <w:p>
+      <w:pPr>
+        <w:keepNext w:val="0"/>
+        <w:shd w:val="clear" w:color="auto" w:fill="F5F5F5"/>
+        <w:spacing w:after="0" w:before="0" w:line="240" w:lineRule="auto"/>
+        <w:jc w:val="left"/>
+      </w:pPr>
+      <w:r>
+        <w:rPr>
+          <w:rFonts w:ascii="Consolas" w:hAnsi="Consolas" w:eastAsia="Consolas" w:cs="Consolas"/>
+          <w:b w:val="0"/>
+          <w:i w:val="0"/>
+          <w:sz w:val="18"/>
+        </w:rPr>
+        <w:t xml:space="preserve">                end if;</w:t>
+      </w:r>
+    </w:p>
+    <w:p>
+      <w:pPr>
+        <w:keepNext w:val="0"/>
+        <w:shd w:val="clear" w:color="auto" w:fill="F5F5F5"/>
+        <w:spacing w:after="0" w:before="0" w:line="240" w:lineRule="auto"/>
+        <w:jc w:val="left"/>
+      </w:pPr>
+      <w:r>
+        <w:rPr>
+          <w:rFonts w:ascii="Consolas" w:hAnsi="Consolas" w:eastAsia="Consolas" w:cs="Consolas"/>
+          <w:b w:val="0"/>
+          <w:i w:val="0"/>
+          <w:sz w:val="18"/>
+        </w:rPr>
+        <w:t xml:space="preserve">            end loop;</w:t>
+      </w:r>
+    </w:p>
+    <w:p>
+      <w:pPr>
+        <w:keepNext w:val="0"/>
+        <w:shd w:val="clear" w:color="auto" w:fill="F5F5F5"/>
+        <w:spacing w:after="0" w:before="0" w:line="240" w:lineRule="auto"/>
+        <w:jc w:val="left"/>
+      </w:pPr>
+      <w:r>
+        <w:rPr>
+          <w:rFonts w:ascii="Consolas" w:hAnsi="Consolas" w:eastAsia="Consolas" w:cs="Consolas"/>
+          <w:b w:val="0"/>
+          <w:i w:val="0"/>
+          <w:sz w:val="18"/>
+        </w:rPr>
+        <w:t xml:space="preserve">        end loop;</w:t>
+      </w:r>
+    </w:p>
+    <w:p>
+      <w:pPr>
+        <w:keepNext w:val="0"/>
+        <w:shd w:val="clear" w:color="auto" w:fill="F5F5F5"/>
+        <w:spacing w:after="0" w:before="0" w:line="240" w:lineRule="auto"/>
+        <w:jc w:val="left"/>
+      </w:pPr>
+      <w:r>
+        <w:rPr>
+          <w:rFonts w:ascii="Consolas" w:hAnsi="Consolas" w:eastAsia="Consolas" w:cs="Consolas"/>
+          <w:b w:val="0"/>
+          <w:i w:val="0"/>
+          <w:sz w:val="18"/>
+        </w:rPr>
+        <w:t xml:space="preserve">        report "Simulation finished. Errors: " &amp; integer'image(errors);</w:t>
+      </w:r>
+    </w:p>
+    <w:p>
+      <w:pPr>
+        <w:keepNext w:val="0"/>
+        <w:shd w:val="clear" w:color="auto" w:fill="F5F5F5"/>
+        <w:spacing w:after="0" w:before="0" w:line="240" w:lineRule="auto"/>
+        <w:jc w:val="left"/>
+      </w:pPr>
+      <w:r>
+        <w:rPr>
+          <w:rFonts w:ascii="Consolas" w:hAnsi="Consolas" w:eastAsia="Consolas" w:cs="Consolas"/>
+          <w:b w:val="0"/>
+          <w:i w:val="0"/>
+          <w:sz w:val="18"/>
+        </w:rPr>
+        <w:t xml:space="preserve">        wait;</w:t>
+      </w:r>
+    </w:p>
+    <w:p>
+      <w:pPr>
+        <w:keepNext w:val="0"/>
+        <w:shd w:val="clear" w:color="auto" w:fill="F5F5F5"/>
+        <w:spacing w:after="0" w:before="0" w:line="240" w:lineRule="auto"/>
+        <w:jc w:val="left"/>
+      </w:pPr>
+      <w:r>
+        <w:rPr>
+          <w:rFonts w:ascii="Consolas" w:hAnsi="Consolas" w:eastAsia="Consolas" w:cs="Consolas"/>
+          <w:b w:val="0"/>
+          <w:i w:val="0"/>
+          <w:sz w:val="18"/>
+        </w:rPr>
+        <w:t xml:space="preserve">    end process;</w:t>
+      </w:r>
+    </w:p>
+    <w:p>
+      <w:pPr>
+        <w:keepNext w:val="0"/>
+        <w:shd w:val="clear" w:color="auto" w:fill="F5F5F5"/>
+        <w:spacing w:after="0" w:before="0" w:line="240" w:lineRule="auto"/>
+        <w:jc w:val="left"/>
+      </w:pPr>
+      <w:r>
+        <w:rPr>
+          <w:rFonts w:ascii="Consolas" w:hAnsi="Consolas" w:eastAsia="Consolas" w:cs="Consolas"/>
+          <w:b w:val="0"/>
+          <w:i w:val="0"/>
+          <w:sz w:val="18"/>
+        </w:rPr>
+        <w:t xml:space="preserve"> </w:t>
+      </w:r>
+    </w:p>
+    <w:p>
+      <w:pPr>
+        <w:keepNext w:val="0"/>
+        <w:shd w:val="clear" w:color="auto" w:fill="F5F5F5"/>
+        <w:spacing w:after="0" w:before="0" w:line="240" w:lineRule="auto"/>
+        <w:jc w:val="left"/>
+      </w:pPr>
+      <w:r>
+        <w:rPr>
+          <w:rFonts w:ascii="Consolas" w:hAnsi="Consolas" w:eastAsia="Consolas" w:cs="Consolas"/>
+          <w:b w:val="0"/>
+          <w:i w:val="0"/>
+          <w:sz w:val="18"/>
+        </w:rPr>
+        <w:t>end Behavioral;</w:t>
+      </w:r>
+    </w:p>
+    <w:p>
+      <w:pPr>
+        <w:keepNext w:val="0"/>
+        <w:spacing w:after="60" w:before="0" w:line="276" w:lineRule="auto"/>
+        <w:jc w:val="left"/>
+      </w:pPr>
+      <w:r>
+        <w:rPr>
+          <w:rFonts w:ascii="Times New Roman" w:hAnsi="Times New Roman" w:eastAsia="Times New Roman" w:cs="Times New Roman"/>
+          <w:b w:val="0"/>
+          <w:i w:val="0"/>
+          <w:sz w:val="24"/>
+        </w:rPr>
+      </w:r>
+    </w:p>
+    <w:p>
+      <w:pPr>
+        <w:keepNext/>
+        <w:spacing w:after="100" w:before="0" w:line="276" w:lineRule="auto"/>
+        <w:jc w:val="left"/>
+      </w:pPr>
+      <w:r>
+        <w:rPr>
+          <w:rFonts w:ascii="Times New Roman" w:hAnsi="Times New Roman" w:eastAsia="Times New Roman" w:cs="Times New Roman"/>
+          <w:b/>
+          <w:i/>
+          <w:sz w:val="24"/>
+        </w:rPr>
+        <w:t>1.4 Результаты моделирования</w:t>
+      </w:r>
+    </w:p>
+    <w:p>
+      <w:pPr>
+        <w:keepNext/>
+        <w:shd w:val="clear" w:color="auto" w:fill="F5F5F5"/>
+        <w:spacing w:after="0" w:before="0" w:line="240" w:lineRule="auto"/>
+        <w:jc w:val="left"/>
+      </w:pPr>
+      <w:r>
+        <w:rPr>
+          <w:rFonts w:ascii="Consolas" w:hAnsi="Consolas" w:eastAsia="Consolas" w:cs="Consolas"/>
+          <w:b w:val="0"/>
+          <w:i w:val="0"/>
+          <w:sz w:val="18"/>
+        </w:rPr>
+        <w:t>Simulation finished. Errors: 0</w:t>
+      </w:r>
+    </w:p>
+    <w:p>
+      <w:pPr>
+        <w:keepNext w:val="0"/>
+        <w:spacing w:after="60" w:before="0" w:line="276" w:lineRule="auto"/>
+        <w:jc w:val="left"/>
+      </w:pPr>
+      <w:r>
+        <w:rPr>
+          <w:rFonts w:ascii="Times New Roman" w:hAnsi="Times New Roman" w:eastAsia="Times New Roman" w:cs="Times New Roman"/>
+          <w:b w:val="0"/>
+          <w:i w:val="0"/>
+          <w:sz w:val="24"/>
+        </w:rPr>
+      </w:r>
+    </w:p>
+    <w:p>
+      <w:pPr>
+        <w:keepNext w:val="0"/>
+        <w:spacing w:after="80" w:before="0" w:line="276" w:lineRule="auto"/>
+        <w:jc w:val="both"/>
+      </w:pPr>
+      <w:r>
+        <w:rPr>
+          <w:rFonts w:ascii="Times New Roman" w:hAnsi="Times New Roman" w:eastAsia="Times New Roman" w:cs="Times New Roman"/>
+          <w:b w:val="0"/>
+          <w:i w:val="0"/>
+          <w:sz w:val="24"/>
+        </w:rPr>
+        <w:t>Временная диаграмма приведена на рисунке 2. На всех десяти разрешённых кодах 2421 (0000–0100 и 1011–1111) выходы совпадают с кодом Грея из таблицы 1; на неиспользуемых кодах 0101–1010 значения выходов безразличны.</w:t>
+      </w:r>
+    </w:p>
+    <w:p>
+      <w:pPr>
+        <w:keepNext/>
+        <w:spacing w:after="60" w:before="0" w:line="276" w:lineRule="auto"/>
+        <w:jc w:val="center"/>
+      </w:pPr>
+      <w:r>
+        <w:rPr>
+          <w:rFonts w:ascii="Times New Roman" w:hAnsi="Times New Roman" w:eastAsia="Times New Roman" w:cs="Times New Roman"/>
+          <w:b w:val="0"/>
+          <w:i w:val="0"/>
+          <w:sz w:val="24"/>
+        </w:rPr>
+      </w:r>
+      <w:r>
+        <w:drawing>
+          <wp:inline xmlns:a="http://schemas.openxmlformats.org/drawingml/2006/main" xmlns:pic="http://schemas.openxmlformats.org/drawingml/2006/picture">
+            <wp:extent cx="5733288" cy="1563624"/>
+            <wp:docPr id="2" name="Picture 2"/>
+            <wp:cNvGraphicFramePr>
+              <a:graphicFrameLocks noChangeAspect="1"/>
+            </wp:cNvGraphicFramePr>
+            <a:graphic>
+              <a:graphicData uri="http://schemas.openxmlformats.org/drawingml/2006/picture">
+                <pic:pic>
+                  <pic:nvPicPr>
+                    <pic:cNvPr id="0" name="conv_full.png"/>
+                    <pic:cNvPicPr/>
+                  </pic:nvPicPr>
+                  <pic:blipFill>
+                    <a:blip r:embed="rId11"/>
+                    <a:stretch>
+                      <a:fillRect/>
+                    </a:stretch>
+                  </pic:blipFill>
+                  <pic:spPr>
+                    <a:xfrm>
+                      <a:off x="0" y="0"/>
+                      <a:ext cx="5733288" cy="1563624"/>
+                    </a:xfrm>
+                    <a:prstGeom prst="rect"/>
+                  </pic:spPr>
+                </pic:pic>
+              </a:graphicData>
+            </a:graphic>
+          </wp:inline>
+        </w:drawing>
+      </w:r>
+    </w:p>
+    <w:p>
+      <w:pPr>
+        <w:keepNext w:val="0"/>
+        <w:spacing w:after="200" w:before="0"/>
+        <w:jc w:val="center"/>
+      </w:pPr>
+      <w:r>
+        <w:rPr>
+          <w:rFonts w:ascii="Times New Roman" w:hAnsi="Times New Roman" w:eastAsia="Times New Roman" w:cs="Times New Roman"/>
+          <w:b w:val="0"/>
+          <w:i/>
+          <w:sz w:val="20"/>
+        </w:rPr>
+        <w:t>Рисунок 2 – Временная диаграмма преобразователя кода 2421 → код Грея</w:t>
+      </w:r>
+    </w:p>
+    <w:p>
+      <w:pPr>
+        <w:keepNext/>
+        <w:spacing w:after="100" w:before="0" w:line="276" w:lineRule="auto"/>
+        <w:jc w:val="left"/>
+      </w:pPr>
+      <w:r>
+        <w:rPr>
+          <w:rFonts w:ascii="Times New Roman" w:hAnsi="Times New Roman" w:eastAsia="Times New Roman" w:cs="Times New Roman"/>
+          <w:b/>
+          <w:i/>
+          <w:sz w:val="24"/>
+        </w:rPr>
+        <w:t>1.5 Результаты синтеза</w:t>
+      </w:r>
+    </w:p>
+    <w:p>
+      <w:pPr>
+        <w:keepNext w:val="0"/>
+        <w:spacing w:after="80" w:before="0" w:line="276" w:lineRule="auto"/>
+        <w:jc w:val="both"/>
+      </w:pPr>
+      <w:r>
+        <w:rPr>
+          <w:rFonts w:ascii="Times New Roman" w:hAnsi="Times New Roman" w:eastAsia="Times New Roman" w:cs="Times New Roman"/>
+          <w:b w:val="0"/>
+          <w:i w:val="0"/>
+          <w:sz w:val="24"/>
+        </w:rPr>
+        <w:t>RTL-схема устройства (рисунок 3) повторяет структурное описание: элементы u1–u7 и два инвертора.</w:t>
+      </w:r>
+    </w:p>
+    <w:p>
+      <w:pPr>
+        <w:keepNext/>
+        <w:spacing w:after="60" w:before="0" w:line="276" w:lineRule="auto"/>
+        <w:jc w:val="center"/>
+      </w:pPr>
+      <w:r>
+        <w:rPr>
+          <w:rFonts w:ascii="Times New Roman" w:hAnsi="Times New Roman" w:eastAsia="Times New Roman" w:cs="Times New Roman"/>
+          <w:b w:val="0"/>
+          <w:i w:val="0"/>
+          <w:sz w:val="24"/>
+        </w:rPr>
+      </w:r>
+      <w:r>
+        <w:drawing>
+          <wp:inline xmlns:a="http://schemas.openxmlformats.org/drawingml/2006/main" xmlns:pic="http://schemas.openxmlformats.org/drawingml/2006/picture">
+            <wp:extent cx="5120640" cy="3211296"/>
+            <wp:docPr id="3" name="Picture 3"/>
+            <wp:cNvGraphicFramePr>
+              <a:graphicFrameLocks noChangeAspect="1"/>
+            </wp:cNvGraphicFramePr>
+            <a:graphic>
+              <a:graphicData uri="http://schemas.openxmlformats.org/drawingml/2006/picture">
+                <pic:pic>
+                  <pic:nvPicPr>
+                    <pic:cNvPr id="0" name="rtl_device_01.png"/>
+                    <pic:cNvPicPr/>
+                  </pic:nvPicPr>
+                  <pic:blipFill>
+                    <a:blip r:embed="rId12"/>
+                    <a:stretch>
+                      <a:fillRect/>
+                    </a:stretch>
+                  </pic:blipFill>
+                  <pic:spPr>
+                    <a:xfrm>
+                      <a:off x="0" y="0"/>
+                      <a:ext cx="5120640" cy="3211296"/>
+                    </a:xfrm>
+                    <a:prstGeom prst="rect"/>
+                  </pic:spPr>
+                </pic:pic>
+              </a:graphicData>
+            </a:graphic>
+          </wp:inline>
+        </w:drawing>
+      </w:r>
+    </w:p>
+    <w:p>
+      <w:pPr>
+        <w:keepNext w:val="0"/>
+        <w:spacing w:after="200" w:before="0"/>
+        <w:jc w:val="center"/>
+      </w:pPr>
+      <w:r>
+        <w:rPr>
+          <w:rFonts w:ascii="Times New Roman" w:hAnsi="Times New Roman" w:eastAsia="Times New Roman" w:cs="Times New Roman"/>
+          <w:b w:val="0"/>
+          <w:i/>
+          <w:sz w:val="20"/>
+        </w:rPr>
+        <w:t>Рисунок 3 – RTL-схема преобразователя кода device_01</w:t>
+      </w:r>
+    </w:p>
+    <w:p>
+      <w:pPr>
+        <w:keepNext/>
+        <w:spacing w:after="80" w:before="0" w:line="276" w:lineRule="auto"/>
+        <w:jc w:val="left"/>
+      </w:pPr>
+      <w:r>
+        <w:rPr>
+          <w:rFonts w:ascii="Times New Roman" w:hAnsi="Times New Roman" w:eastAsia="Times New Roman" w:cs="Times New Roman"/>
+          <w:b w:val="0"/>
+          <w:i/>
+          <w:sz w:val="24"/>
+        </w:rPr>
+        <w:t>Таблица 2 – Результаты синтеза преобразователя кода (Xilinx 7-series)</w:t>
+      </w:r>
+    </w:p>
+    <w:tbl>
+      <w:tblPr>
+        <w:tblW w:type="auto" w:w="0"/>
+        <w:jc w:val="center"/>
+        <w:tblBorders>
+          <w:top w:val="single" w:sz="4" w:color="auto"/>
+          <w:left w:val="single" w:sz="4" w:color="auto"/>
+          <w:bottom w:val="single" w:sz="4" w:color="auto"/>
+          <w:right w:val="single" w:sz="4" w:color="auto"/>
+          <w:insideH w:val="single" w:sz="4" w:color="auto"/>
+          <w:insideV w:val="single" w:sz="4" w:color="auto"/>
+        </w:tblBorders>
+        <w:tblLook w:firstColumn="1" w:firstRow="1" w:lastColumn="0" w:lastRow="0" w:noHBand="0" w:noVBand="1" w:val="04A0"/>
+      </w:tblPr>
+      <w:tblGrid>
+        <w:gridCol w:w="4513"/>
+        <w:gridCol w:w="4513"/>
+      </w:tblGrid>
+      <w:tr>
+        <w:trPr>
+          <w:tblHeader/>
+        </w:trPr>
+        <w:tc>
+          <w:tcPr>
+            <w:tcW w:type="dxa" w:w="5417"/>
+            <w:shd w:val="clear" w:fill="D9D9D9"/>
+            <w:vAlign w:val="center"/>
+          </w:tcPr>
+          <w:p>
+            <w:pPr>
+              <w:spacing w:after="0"/>
+              <w:jc w:val="center"/>
+            </w:pPr>
+            <w:r>
+              <w:rPr>
+                <w:rFonts w:ascii="Times New Roman" w:hAnsi="Times New Roman" w:eastAsia="Times New Roman"/>
+                <w:b/>
+                <w:i w:val="0"/>
+                <w:sz w:val="22"/>
+              </w:rPr>
+              <w:t>Ресурс</w:t>
+            </w:r>
+          </w:p>
+        </w:tc>
+        <w:tc>
+          <w:tcPr>
+            <w:tcW w:type="dxa" w:w="3612"/>
+            <w:shd w:val="clear" w:fill="D9D9D9"/>
+            <w:vAlign w:val="center"/>
+          </w:tcPr>
+          <w:p>
+            <w:pPr>
+              <w:spacing w:after="0"/>
+              <w:jc w:val="center"/>
+            </w:pPr>
+            <w:r>
+              <w:rPr>
+                <w:rFonts w:ascii="Times New Roman" w:hAnsi="Times New Roman" w:eastAsia="Times New Roman"/>
+                <w:b/>
+                <w:i w:val="0"/>
+                <w:sz w:val="22"/>
+              </w:rPr>
+              <w:t>Количество</w:t>
+            </w:r>
+          </w:p>
+        </w:tc>
+      </w:tr>
+      <w:tr>
+        <w:tc>
+          <w:tcPr>
+            <w:tcW w:type="dxa" w:w="5417"/>
+            <w:vAlign w:val="center"/>
+          </w:tcPr>
+          <w:p>
+            <w:pPr>
+              <w:spacing w:after="0"/>
+              <w:jc w:val="center"/>
+            </w:pPr>
+            <w:r>
+              <w:rPr>
+                <w:rFonts w:ascii="Times New Roman" w:hAnsi="Times New Roman" w:eastAsia="Times New Roman"/>
+                <w:b w:val="0"/>
+                <w:i w:val="0"/>
+                <w:sz w:val="22"/>
+              </w:rPr>
+              <w:t>LUT3</w:t>
+            </w:r>
+          </w:p>
+        </w:tc>
+        <w:tc>
+          <w:tcPr>
+            <w:tcW w:type="dxa" w:w="3612"/>
+            <w:vAlign w:val="center"/>
+          </w:tcPr>
+          <w:p>
+            <w:pPr>
+              <w:spacing w:after="0"/>
+              <w:jc w:val="center"/>
+            </w:pPr>
+            <w:r>
+              <w:rPr>
+                <w:rFonts w:ascii="Times New Roman" w:hAnsi="Times New Roman" w:eastAsia="Times New Roman"/>
+                <w:b w:val="0"/>
+                <w:i w:val="0"/>
+                <w:sz w:val="22"/>
+              </w:rPr>
+              <w:t>2</w:t>
+            </w:r>
+          </w:p>
+        </w:tc>
+      </w:tr>
+      <w:tr>
+        <w:tc>
+          <w:tcPr>
+            <w:tcW w:type="dxa" w:w="5417"/>
+            <w:vAlign w:val="center"/>
+          </w:tcPr>
+          <w:p>
+            <w:pPr>
+              <w:spacing w:after="0"/>
+              <w:jc w:val="center"/>
+            </w:pPr>
+            <w:r>
+              <w:rPr>
+                <w:rFonts w:ascii="Times New Roman" w:hAnsi="Times New Roman" w:eastAsia="Times New Roman"/>
+                <w:b w:val="0"/>
+                <w:i w:val="0"/>
+                <w:sz w:val="22"/>
+              </w:rPr>
+              <w:t>LUT2</w:t>
+            </w:r>
+          </w:p>
+        </w:tc>
+        <w:tc>
+          <w:tcPr>
+            <w:tcW w:type="dxa" w:w="3612"/>
+            <w:vAlign w:val="center"/>
+          </w:tcPr>
+          <w:p>
+            <w:pPr>
+              <w:spacing w:after="0"/>
+              <w:jc w:val="center"/>
+            </w:pPr>
+            <w:r>
+              <w:rPr>
+                <w:rFonts w:ascii="Times New Roman" w:hAnsi="Times New Roman" w:eastAsia="Times New Roman"/>
+                <w:b w:val="0"/>
+                <w:i w:val="0"/>
+                <w:sz w:val="22"/>
+              </w:rPr>
+              <w:t>2</w:t>
+            </w:r>
+          </w:p>
+        </w:tc>
+      </w:tr>
+      <w:tr>
+        <w:tc>
+          <w:tcPr>
+            <w:tcW w:type="dxa" w:w="5417"/>
+            <w:vAlign w:val="center"/>
+          </w:tcPr>
+          <w:p>
+            <w:pPr>
+              <w:spacing w:after="0"/>
+              <w:jc w:val="center"/>
+            </w:pPr>
+            <w:r>
+              <w:rPr>
+                <w:rFonts w:ascii="Times New Roman" w:hAnsi="Times New Roman" w:eastAsia="Times New Roman"/>
+                <w:b w:val="0"/>
+                <w:i w:val="0"/>
+                <w:sz w:val="22"/>
+              </w:rPr>
+              <w:t>Всего LUT</w:t>
+            </w:r>
+          </w:p>
+        </w:tc>
+        <w:tc>
+          <w:tcPr>
+            <w:tcW w:type="dxa" w:w="3612"/>
+            <w:vAlign w:val="center"/>
+          </w:tcPr>
+          <w:p>
+            <w:pPr>
+              <w:spacing w:after="0"/>
+              <w:jc w:val="center"/>
+            </w:pPr>
+            <w:r>
+              <w:rPr>
+                <w:rFonts w:ascii="Times New Roman" w:hAnsi="Times New Roman" w:eastAsia="Times New Roman"/>
+                <w:b/>
+                <w:i w:val="0"/>
+                <w:sz w:val="22"/>
+              </w:rPr>
+              <w:t>4</w:t>
+            </w:r>
+          </w:p>
+        </w:tc>
+      </w:tr>
+      <w:tr>
+        <w:tc>
+          <w:tcPr>
+            <w:tcW w:type="dxa" w:w="5417"/>
+            <w:vAlign w:val="center"/>
+          </w:tcPr>
+          <w:p>
+            <w:pPr>
+              <w:spacing w:after="0"/>
+              <w:jc w:val="center"/>
+            </w:pPr>
+            <w:r>
+              <w:rPr>
+                <w:rFonts w:ascii="Times New Roman" w:hAnsi="Times New Roman" w:eastAsia="Times New Roman"/>
+                <w:b w:val="0"/>
+                <w:i w:val="0"/>
+                <w:sz w:val="22"/>
+              </w:rPr>
+              <w:t>IBUF / OBUF</w:t>
+            </w:r>
+          </w:p>
+        </w:tc>
+        <w:tc>
+          <w:tcPr>
+            <w:tcW w:type="dxa" w:w="3612"/>
+            <w:vAlign w:val="center"/>
+          </w:tcPr>
+          <w:p>
+            <w:pPr>
+              <w:spacing w:after="0"/>
+              <w:jc w:val="center"/>
+            </w:pPr>
+            <w:r>
+              <w:rPr>
+                <w:rFonts w:ascii="Times New Roman" w:hAnsi="Times New Roman" w:eastAsia="Times New Roman"/>
+                <w:b w:val="0"/>
+                <w:i w:val="0"/>
+                <w:sz w:val="22"/>
+              </w:rPr>
+              <w:t>4 / 4</w:t>
+            </w:r>
+          </w:p>
+        </w:tc>
+      </w:tr>
+      <w:tr>
+        <w:tc>
+          <w:tcPr>
+            <w:tcW w:type="dxa" w:w="5417"/>
+            <w:vAlign w:val="center"/>
+          </w:tcPr>
+          <w:p>
+            <w:pPr>
+              <w:spacing w:after="0"/>
+              <w:jc w:val="center"/>
+            </w:pPr>
+            <w:r>
+              <w:rPr>
+                <w:rFonts w:ascii="Times New Roman" w:hAnsi="Times New Roman" w:eastAsia="Times New Roman"/>
+                <w:b w:val="0"/>
+                <w:i w:val="0"/>
+                <w:sz w:val="22"/>
+              </w:rPr>
+              <w:t>Триггеры</w:t>
+            </w:r>
+          </w:p>
+        </w:tc>
+        <w:tc>
+          <w:tcPr>
+            <w:tcW w:type="dxa" w:w="3612"/>
+            <w:vAlign w:val="center"/>
+          </w:tcPr>
+          <w:p>
+            <w:pPr>
+              <w:spacing w:after="0"/>
+              <w:jc w:val="center"/>
+            </w:pPr>
+            <w:r>
+              <w:rPr>
+                <w:rFonts w:ascii="Times New Roman" w:hAnsi="Times New Roman" w:eastAsia="Times New Roman"/>
+                <w:b w:val="0"/>
+                <w:i w:val="0"/>
+                <w:sz w:val="22"/>
+              </w:rPr>
+              <w:t>0</w:t>
+            </w:r>
+          </w:p>
+        </w:tc>
+      </w:tr>
+    </w:tbl>
+    <w:p>
+      <w:pPr>
+        <w:keepNext w:val="0"/>
+        <w:spacing w:after="120" w:before="0" w:line="276" w:lineRule="auto"/>
+        <w:jc w:val="left"/>
+      </w:pPr>
+      <w:r>
+        <w:rPr>
+          <w:rFonts w:ascii="Times New Roman" w:hAnsi="Times New Roman" w:eastAsia="Times New Roman" w:cs="Times New Roman"/>
+          <w:b w:val="0"/>
+          <w:i w:val="0"/>
+          <w:sz w:val="24"/>
+        </w:rPr>
+      </w:r>
+    </w:p>
+    <w:p>
+      <w:pPr>
+        <w:keepNext w:val="0"/>
+        <w:spacing w:after="80" w:before="0" w:line="276" w:lineRule="auto"/>
+        <w:jc w:val="both"/>
+      </w:pPr>
+      <w:r>
+        <w:rPr>
+          <w:rFonts w:ascii="Times New Roman" w:hAnsi="Times New Roman" w:eastAsia="Times New Roman" w:cs="Times New Roman"/>
+          <w:b w:val="0"/>
+          <w:i w:val="0"/>
+          <w:sz w:val="24"/>
+        </w:rPr>
+        <w:t>Каждая выходная функция реализуется одним LUT: y3 и y2 – функции двух переменных (LUT2), y1 и y0 – трёх переменных (LUT3).</w:t>
+      </w:r>
+    </w:p>
+    <w:p>
+      <w:pPr>
+        <w:keepNext/>
+        <w:spacing w:after="160" w:before="0" w:line="276" w:lineRule="auto"/>
+        <w:jc w:val="left"/>
+      </w:pPr>
+      <w:r>
+        <w:rPr>
+          <w:rFonts w:ascii="Times New Roman" w:hAnsi="Times New Roman" w:eastAsia="Times New Roman" w:cs="Times New Roman"/>
+          <w:b/>
+          <w:i w:val="0"/>
+          <w:sz w:val="24"/>
+        </w:rPr>
+        <w:t>2. Задание 3.2 – приоритетный шифратор 10-4</w:t>
+      </w:r>
+    </w:p>
+    <w:p>
+      <w:pPr>
+        <w:keepNext/>
+        <w:spacing w:after="100" w:before="0" w:line="276" w:lineRule="auto"/>
+        <w:jc w:val="left"/>
+      </w:pPr>
+      <w:r>
+        <w:rPr>
+          <w:rFonts w:ascii="Times New Roman" w:hAnsi="Times New Roman" w:eastAsia="Times New Roman" w:cs="Times New Roman"/>
+          <w:b/>
+          <w:i/>
+          <w:sz w:val="24"/>
+        </w:rPr>
+        <w:t>2.1 Описание устройства</w:t>
+      </w:r>
+    </w:p>
+    <w:p>
+      <w:pPr>
+        <w:keepNext w:val="0"/>
+        <w:spacing w:after="80" w:before="0" w:line="276" w:lineRule="auto"/>
+        <w:jc w:val="both"/>
+      </w:pPr>
+      <w:r>
+        <w:rPr>
+          <w:rFonts w:ascii="Times New Roman" w:hAnsi="Times New Roman" w:eastAsia="Times New Roman" w:cs="Times New Roman"/>
+          <w:b w:val="0"/>
+          <w:i w:val="0"/>
+          <w:sz w:val="24"/>
+        </w:rPr>
+        <w:t>Приоритетный шифратор имеет 10 входов запросов din(9..0) и 4-разрядный выход dout, на котором формируется двоичный номер активного входа с наибольшим номером (din(9) – высший приоритет). Если активных входов нет или активен только din(0), dout = 0000. Таблица истинности приведена в таблице 3 («x» – любое значение). Описание выполнено оператором условного назначения when … else, в котором порядок проверки условий задаёт приоритет входов.</w:t>
+      </w:r>
+    </w:p>
+    <w:p>
+      <w:pPr>
+        <w:keepNext/>
+        <w:spacing w:after="80" w:before="0" w:line="276" w:lineRule="auto"/>
+        <w:jc w:val="left"/>
+      </w:pPr>
+      <w:r>
+        <w:rPr>
+          <w:rFonts w:ascii="Times New Roman" w:hAnsi="Times New Roman" w:eastAsia="Times New Roman" w:cs="Times New Roman"/>
+          <w:b w:val="0"/>
+          <w:i/>
+          <w:sz w:val="24"/>
+        </w:rPr>
+        <w:t>Таблица 3 – Таблица истинности приоритетного шифратора 10-4</w:t>
+      </w:r>
+    </w:p>
+    <w:tbl>
+      <w:tblPr>
+        <w:tblW w:type="auto" w:w="0"/>
+        <w:jc w:val="center"/>
+        <w:tblBorders>
+          <w:top w:val="single" w:sz="4" w:color="auto"/>
+          <w:left w:val="single" w:sz="4" w:color="auto"/>
+          <w:bottom w:val="single" w:sz="4" w:color="auto"/>
+          <w:right w:val="single" w:sz="4" w:color="auto"/>
+          <w:insideH w:val="single" w:sz="4" w:color="auto"/>
+          <w:insideV w:val="single" w:sz="4" w:color="auto"/>
+        </w:tblBorders>
+        <w:tblLook w:firstColumn="1" w:firstRow="1" w:lastColumn="0" w:lastRow="0" w:noHBand="0" w:noVBand="1" w:val="04A0"/>
+      </w:tblPr>
+      <w:tblGrid>
+        <w:gridCol w:w="3009"/>
+        <w:gridCol w:w="3009"/>
+        <w:gridCol w:w="3009"/>
+      </w:tblGrid>
+      <w:tr>
+        <w:trPr>
+          <w:tblHeader/>
+        </w:trPr>
+        <w:tc>
+          <w:tcPr>
+            <w:tcW w:type="dxa" w:w="4514"/>
+            <w:shd w:val="clear" w:fill="D9D9D9"/>
+            <w:vAlign w:val="center"/>
+          </w:tcPr>
+          <w:p>
+            <w:pPr>
+              <w:spacing w:after="0"/>
+              <w:jc w:val="center"/>
+            </w:pPr>
+            <w:r>
+              <w:rPr>
+                <w:rFonts w:ascii="Times New Roman" w:hAnsi="Times New Roman" w:eastAsia="Times New Roman"/>
+                <w:b/>
+                <w:i w:val="0"/>
+                <w:sz w:val="22"/>
+              </w:rPr>
+              <w:t>din(9..0)</w:t>
+            </w:r>
+          </w:p>
+        </w:tc>
+        <w:tc>
+          <w:tcPr>
+            <w:tcW w:type="dxa" w:w="2709"/>
+            <w:shd w:val="clear" w:fill="D9D9D9"/>
+            <w:vAlign w:val="center"/>
+          </w:tcPr>
+          <w:p>
+            <w:pPr>
+              <w:spacing w:after="0"/>
+              <w:jc w:val="center"/>
+            </w:pPr>
+            <w:r>
+              <w:rPr>
+                <w:rFonts w:ascii="Times New Roman" w:hAnsi="Times New Roman" w:eastAsia="Times New Roman"/>
+                <w:b/>
+                <w:i w:val="0"/>
+                <w:sz w:val="22"/>
+              </w:rPr>
+              <w:t>dout</w:t>
+            </w:r>
+          </w:p>
+        </w:tc>
+        <w:tc>
+          <w:tcPr>
+            <w:tcW w:type="dxa" w:w="1806"/>
+            <w:shd w:val="clear" w:fill="D9D9D9"/>
+            <w:vAlign w:val="center"/>
+          </w:tcPr>
+          <w:p>
+            <w:pPr>
+              <w:spacing w:after="0"/>
+              <w:jc w:val="center"/>
+            </w:pPr>
+            <w:r>
+              <w:rPr>
+                <w:rFonts w:ascii="Times New Roman" w:hAnsi="Times New Roman" w:eastAsia="Times New Roman"/>
+                <w:b/>
+                <w:i w:val="0"/>
+                <w:sz w:val="22"/>
+              </w:rPr>
+              <w:t>Номер</w:t>
+            </w:r>
+          </w:p>
+        </w:tc>
+      </w:tr>
+      <w:tr>
+        <w:tc>
+          <w:tcPr>
+            <w:tcW w:type="dxa" w:w="4514"/>
+            <w:vAlign w:val="center"/>
+          </w:tcPr>
+          <w:p>
+            <w:pPr>
+              <w:spacing w:after="0"/>
+              <w:jc w:val="center"/>
+            </w:pPr>
+            <w:r>
+              <w:rPr>
+                <w:rFonts w:ascii="Consolas" w:hAnsi="Consolas" w:eastAsia="Consolas"/>
+                <w:b w:val="0"/>
+                <w:i w:val="0"/>
+                <w:sz w:val="20"/>
+              </w:rPr>
+              <w:t>1xxxxxxxxx</w:t>
+            </w:r>
+          </w:p>
+        </w:tc>
+        <w:tc>
+          <w:tcPr>
+            <w:tcW w:type="dxa" w:w="2709"/>
+            <w:vAlign w:val="center"/>
+          </w:tcPr>
+          <w:p>
+            <w:pPr>
+              <w:spacing w:after="0"/>
+              <w:jc w:val="center"/>
+            </w:pPr>
+            <w:r>
+              <w:rPr>
+                <w:rFonts w:ascii="Consolas" w:hAnsi="Consolas" w:eastAsia="Consolas"/>
+                <w:b w:val="0"/>
+                <w:i w:val="0"/>
+                <w:sz w:val="20"/>
+              </w:rPr>
+              <w:t>1001</w:t>
+            </w:r>
+          </w:p>
+        </w:tc>
+        <w:tc>
+          <w:tcPr>
+            <w:tcW w:type="dxa" w:w="1806"/>
+            <w:vAlign w:val="center"/>
+          </w:tcPr>
+          <w:p>
+            <w:pPr>
+              <w:spacing w:after="0"/>
+              <w:jc w:val="center"/>
+            </w:pPr>
+            <w:r>
+              <w:rPr>
+                <w:rFonts w:ascii="Times New Roman" w:hAnsi="Times New Roman" w:eastAsia="Times New Roman"/>
+                <w:b w:val="0"/>
+                <w:i w:val="0"/>
+                <w:sz w:val="22"/>
+              </w:rPr>
+              <w:t>9</w:t>
+            </w:r>
+          </w:p>
+        </w:tc>
+      </w:tr>
+      <w:tr>
+        <w:tc>
+          <w:tcPr>
+            <w:tcW w:type="dxa" w:w="4514"/>
+            <w:vAlign w:val="center"/>
+          </w:tcPr>
+          <w:p>
+            <w:pPr>
+              <w:spacing w:after="0"/>
+              <w:jc w:val="center"/>
+            </w:pPr>
+            <w:r>
+              <w:rPr>
+                <w:rFonts w:ascii="Consolas" w:hAnsi="Consolas" w:eastAsia="Consolas"/>
+                <w:b w:val="0"/>
+                <w:i w:val="0"/>
+                <w:sz w:val="20"/>
+              </w:rPr>
+              <w:t>01xxxxxxxx</w:t>
+            </w:r>
+          </w:p>
+        </w:tc>
+        <w:tc>
+          <w:tcPr>
+            <w:tcW w:type="dxa" w:w="2709"/>
+            <w:vAlign w:val="center"/>
+          </w:tcPr>
+          <w:p>
+            <w:pPr>
+              <w:spacing w:after="0"/>
+              <w:jc w:val="center"/>
+            </w:pPr>
+            <w:r>
+              <w:rPr>
+                <w:rFonts w:ascii="Consolas" w:hAnsi="Consolas" w:eastAsia="Consolas"/>
+                <w:b w:val="0"/>
+                <w:i w:val="0"/>
+                <w:sz w:val="20"/>
+              </w:rPr>
+              <w:t>1000</w:t>
+            </w:r>
+          </w:p>
+        </w:tc>
+        <w:tc>
+          <w:tcPr>
+            <w:tcW w:type="dxa" w:w="1806"/>
+            <w:vAlign w:val="center"/>
+          </w:tcPr>
+          <w:p>
+            <w:pPr>
+              <w:spacing w:after="0"/>
+              <w:jc w:val="center"/>
+            </w:pPr>
+            <w:r>
+              <w:rPr>
+                <w:rFonts w:ascii="Times New Roman" w:hAnsi="Times New Roman" w:eastAsia="Times New Roman"/>
+                <w:b w:val="0"/>
+                <w:i w:val="0"/>
+                <w:sz w:val="22"/>
+              </w:rPr>
+              <w:t>8</w:t>
+            </w:r>
+          </w:p>
+        </w:tc>
+      </w:tr>
+      <w:tr>
+        <w:tc>
+          <w:tcPr>
+            <w:tcW w:type="dxa" w:w="4514"/>
+            <w:vAlign w:val="center"/>
+          </w:tcPr>
+          <w:p>
+            <w:pPr>
+              <w:spacing w:after="0"/>
+              <w:jc w:val="center"/>
+            </w:pPr>
+            <w:r>
+              <w:rPr>
+                <w:rFonts w:ascii="Consolas" w:hAnsi="Consolas" w:eastAsia="Consolas"/>
+                <w:b w:val="0"/>
+                <w:i w:val="0"/>
+                <w:sz w:val="20"/>
+              </w:rPr>
+              <w:t>001xxxxxxx</w:t>
+            </w:r>
+          </w:p>
+        </w:tc>
+        <w:tc>
+          <w:tcPr>
+            <w:tcW w:type="dxa" w:w="2709"/>
+            <w:vAlign w:val="center"/>
+          </w:tcPr>
+          <w:p>
+            <w:pPr>
+              <w:spacing w:after="0"/>
+              <w:jc w:val="center"/>
+            </w:pPr>
+            <w:r>
+              <w:rPr>
+                <w:rFonts w:ascii="Consolas" w:hAnsi="Consolas" w:eastAsia="Consolas"/>
+                <w:b w:val="0"/>
+                <w:i w:val="0"/>
+                <w:sz w:val="20"/>
+              </w:rPr>
+              <w:t>0111</w:t>
+            </w:r>
+          </w:p>
+        </w:tc>
+        <w:tc>
+          <w:tcPr>
+            <w:tcW w:type="dxa" w:w="1806"/>
+            <w:vAlign w:val="center"/>
+          </w:tcPr>
+          <w:p>
+            <w:pPr>
+              <w:spacing w:after="0"/>
+              <w:jc w:val="center"/>
+            </w:pPr>
+            <w:r>
+              <w:rPr>
+                <w:rFonts w:ascii="Times New Roman" w:hAnsi="Times New Roman" w:eastAsia="Times New Roman"/>
+                <w:b w:val="0"/>
+                <w:i w:val="0"/>
+                <w:sz w:val="22"/>
+              </w:rPr>
+              <w:t>7</w:t>
+            </w:r>
+          </w:p>
+        </w:tc>
+      </w:tr>
+      <w:tr>
+        <w:tc>
+          <w:tcPr>
+            <w:tcW w:type="dxa" w:w="4514"/>
+            <w:vAlign w:val="center"/>
+          </w:tcPr>
+          <w:p>
+            <w:pPr>
+              <w:spacing w:after="0"/>
+              <w:jc w:val="center"/>
+            </w:pPr>
+            <w:r>
+              <w:rPr>
+                <w:rFonts w:ascii="Consolas" w:hAnsi="Consolas" w:eastAsia="Consolas"/>
+                <w:b w:val="0"/>
+                <w:i w:val="0"/>
+                <w:sz w:val="20"/>
+              </w:rPr>
+              <w:t>0001xxxxxx</w:t>
+            </w:r>
+          </w:p>
+        </w:tc>
+        <w:tc>
+          <w:tcPr>
+            <w:tcW w:type="dxa" w:w="2709"/>
+            <w:vAlign w:val="center"/>
+          </w:tcPr>
+          <w:p>
+            <w:pPr>
+              <w:spacing w:after="0"/>
+              <w:jc w:val="center"/>
+            </w:pPr>
+            <w:r>
+              <w:rPr>
+                <w:rFonts w:ascii="Consolas" w:hAnsi="Consolas" w:eastAsia="Consolas"/>
+                <w:b w:val="0"/>
+                <w:i w:val="0"/>
+                <w:sz w:val="20"/>
+              </w:rPr>
+              <w:t>0110</w:t>
+            </w:r>
+          </w:p>
+        </w:tc>
+        <w:tc>
+          <w:tcPr>
+            <w:tcW w:type="dxa" w:w="1806"/>
+            <w:vAlign w:val="center"/>
+          </w:tcPr>
+          <w:p>
+            <w:pPr>
+              <w:spacing w:after="0"/>
+              <w:jc w:val="center"/>
+            </w:pPr>
+            <w:r>
+              <w:rPr>
+                <w:rFonts w:ascii="Times New Roman" w:hAnsi="Times New Roman" w:eastAsia="Times New Roman"/>
+                <w:b w:val="0"/>
+                <w:i w:val="0"/>
+                <w:sz w:val="22"/>
+              </w:rPr>
+              <w:t>6</w:t>
+            </w:r>
+          </w:p>
+        </w:tc>
+      </w:tr>
+      <w:tr>
+        <w:tc>
+          <w:tcPr>
+            <w:tcW w:type="dxa" w:w="4514"/>
+            <w:vAlign w:val="center"/>
+          </w:tcPr>
+          <w:p>
+            <w:pPr>
+              <w:spacing w:after="0"/>
+              <w:jc w:val="center"/>
+            </w:pPr>
+            <w:r>
+              <w:rPr>
+                <w:rFonts w:ascii="Consolas" w:hAnsi="Consolas" w:eastAsia="Consolas"/>
+                <w:b w:val="0"/>
+                <w:i w:val="0"/>
+                <w:sz w:val="20"/>
+              </w:rPr>
+              <w:t>00001xxxxx</w:t>
+            </w:r>
+          </w:p>
+        </w:tc>
+        <w:tc>
+          <w:tcPr>
+            <w:tcW w:type="dxa" w:w="2709"/>
+            <w:vAlign w:val="center"/>
+          </w:tcPr>
+          <w:p>
+            <w:pPr>
+              <w:spacing w:after="0"/>
+              <w:jc w:val="center"/>
+            </w:pPr>
+            <w:r>
+              <w:rPr>
+                <w:rFonts w:ascii="Consolas" w:hAnsi="Consolas" w:eastAsia="Consolas"/>
+                <w:b w:val="0"/>
+                <w:i w:val="0"/>
+                <w:sz w:val="20"/>
+              </w:rPr>
+              <w:t>0101</w:t>
+            </w:r>
+          </w:p>
+        </w:tc>
+        <w:tc>
+          <w:tcPr>
+            <w:tcW w:type="dxa" w:w="1806"/>
+            <w:vAlign w:val="center"/>
+          </w:tcPr>
+          <w:p>
+            <w:pPr>
+              <w:spacing w:after="0"/>
+              <w:jc w:val="center"/>
+            </w:pPr>
+            <w:r>
+              <w:rPr>
+                <w:rFonts w:ascii="Times New Roman" w:hAnsi="Times New Roman" w:eastAsia="Times New Roman"/>
+                <w:b w:val="0"/>
+                <w:i w:val="0"/>
+                <w:sz w:val="22"/>
+              </w:rPr>
+              <w:t>5</w:t>
+            </w:r>
+          </w:p>
+        </w:tc>
+      </w:tr>
+      <w:tr>
+        <w:tc>
+          <w:tcPr>
+            <w:tcW w:type="dxa" w:w="4514"/>
+            <w:vAlign w:val="center"/>
+          </w:tcPr>
+          <w:p>
+            <w:pPr>
+              <w:spacing w:after="0"/>
+              <w:jc w:val="center"/>
+            </w:pPr>
+            <w:r>
+              <w:rPr>
+                <w:rFonts w:ascii="Consolas" w:hAnsi="Consolas" w:eastAsia="Consolas"/>
+                <w:b w:val="0"/>
+                <w:i w:val="0"/>
+                <w:sz w:val="20"/>
+              </w:rPr>
+              <w:t>000001xxxx</w:t>
+            </w:r>
+          </w:p>
+        </w:tc>
+        <w:tc>
+          <w:tcPr>
+            <w:tcW w:type="dxa" w:w="2709"/>
+            <w:vAlign w:val="center"/>
+          </w:tcPr>
+          <w:p>
+            <w:pPr>
+              <w:spacing w:after="0"/>
+              <w:jc w:val="center"/>
+            </w:pPr>
+            <w:r>
+              <w:rPr>
+                <w:rFonts w:ascii="Consolas" w:hAnsi="Consolas" w:eastAsia="Consolas"/>
+                <w:b w:val="0"/>
+                <w:i w:val="0"/>
+                <w:sz w:val="20"/>
+              </w:rPr>
+              <w:t>0100</w:t>
+            </w:r>
+          </w:p>
+        </w:tc>
+        <w:tc>
+          <w:tcPr>
+            <w:tcW w:type="dxa" w:w="1806"/>
+            <w:vAlign w:val="center"/>
+          </w:tcPr>
+          <w:p>
+            <w:pPr>
+              <w:spacing w:after="0"/>
+              <w:jc w:val="center"/>
+            </w:pPr>
+            <w:r>
+              <w:rPr>
+                <w:rFonts w:ascii="Times New Roman" w:hAnsi="Times New Roman" w:eastAsia="Times New Roman"/>
+                <w:b w:val="0"/>
+                <w:i w:val="0"/>
+                <w:sz w:val="22"/>
+              </w:rPr>
+              <w:t>4</w:t>
+            </w:r>
+          </w:p>
+        </w:tc>
+      </w:tr>
+      <w:tr>
+        <w:tc>
+          <w:tcPr>
+            <w:tcW w:type="dxa" w:w="4514"/>
+            <w:vAlign w:val="center"/>
+          </w:tcPr>
+          <w:p>
+            <w:pPr>
+              <w:spacing w:after="0"/>
+              <w:jc w:val="center"/>
+            </w:pPr>
+            <w:r>
+              <w:rPr>
+                <w:rFonts w:ascii="Consolas" w:hAnsi="Consolas" w:eastAsia="Consolas"/>
+                <w:b w:val="0"/>
+                <w:i w:val="0"/>
+                <w:sz w:val="20"/>
+              </w:rPr>
+              <w:t>0000001xxx</w:t>
+            </w:r>
+          </w:p>
+        </w:tc>
+        <w:tc>
+          <w:tcPr>
+            <w:tcW w:type="dxa" w:w="2709"/>
+            <w:vAlign w:val="center"/>
+          </w:tcPr>
+          <w:p>
+            <w:pPr>
+              <w:spacing w:after="0"/>
+              <w:jc w:val="center"/>
+            </w:pPr>
+            <w:r>
+              <w:rPr>
+                <w:rFonts w:ascii="Consolas" w:hAnsi="Consolas" w:eastAsia="Consolas"/>
+                <w:b w:val="0"/>
+                <w:i w:val="0"/>
+                <w:sz w:val="20"/>
+              </w:rPr>
+              <w:t>0011</w:t>
+            </w:r>
+          </w:p>
+        </w:tc>
+        <w:tc>
+          <w:tcPr>
+            <w:tcW w:type="dxa" w:w="1806"/>
+            <w:vAlign w:val="center"/>
+          </w:tcPr>
+          <w:p>
+            <w:pPr>
+              <w:spacing w:after="0"/>
+              <w:jc w:val="center"/>
+            </w:pPr>
+            <w:r>
+              <w:rPr>
+                <w:rFonts w:ascii="Times New Roman" w:hAnsi="Times New Roman" w:eastAsia="Times New Roman"/>
+                <w:b w:val="0"/>
+                <w:i w:val="0"/>
+                <w:sz w:val="22"/>
+              </w:rPr>
+              <w:t>3</w:t>
+            </w:r>
+          </w:p>
+        </w:tc>
+      </w:tr>
+      <w:tr>
+        <w:tc>
+          <w:tcPr>
+            <w:tcW w:type="dxa" w:w="4514"/>
+            <w:vAlign w:val="center"/>
+          </w:tcPr>
+          <w:p>
+            <w:pPr>
+              <w:spacing w:after="0"/>
+              <w:jc w:val="center"/>
+            </w:pPr>
+            <w:r>
+              <w:rPr>
+                <w:rFonts w:ascii="Consolas" w:hAnsi="Consolas" w:eastAsia="Consolas"/>
+                <w:b w:val="0"/>
+                <w:i w:val="0"/>
+                <w:sz w:val="20"/>
+              </w:rPr>
+              <w:t>00000001xx</w:t>
+            </w:r>
+          </w:p>
+        </w:tc>
+        <w:tc>
+          <w:tcPr>
+            <w:tcW w:type="dxa" w:w="2709"/>
+            <w:vAlign w:val="center"/>
+          </w:tcPr>
+          <w:p>
+            <w:pPr>
+              <w:spacing w:after="0"/>
+              <w:jc w:val="center"/>
+            </w:pPr>
+            <w:r>
+              <w:rPr>
+                <w:rFonts w:ascii="Consolas" w:hAnsi="Consolas" w:eastAsia="Consolas"/>
+                <w:b w:val="0"/>
+                <w:i w:val="0"/>
+                <w:sz w:val="20"/>
+              </w:rPr>
+              <w:t>0010</w:t>
+            </w:r>
+          </w:p>
+        </w:tc>
+        <w:tc>
+          <w:tcPr>
+            <w:tcW w:type="dxa" w:w="1806"/>
+            <w:vAlign w:val="center"/>
+          </w:tcPr>
+          <w:p>
+            <w:pPr>
+              <w:spacing w:after="0"/>
+              <w:jc w:val="center"/>
+            </w:pPr>
+            <w:r>
+              <w:rPr>
+                <w:rFonts w:ascii="Times New Roman" w:hAnsi="Times New Roman" w:eastAsia="Times New Roman"/>
+                <w:b w:val="0"/>
+                <w:i w:val="0"/>
+                <w:sz w:val="22"/>
+              </w:rPr>
+              <w:t>2</w:t>
+            </w:r>
+          </w:p>
+        </w:tc>
+      </w:tr>
+      <w:tr>
+        <w:tc>
+          <w:tcPr>
+            <w:tcW w:type="dxa" w:w="4514"/>
+            <w:vAlign w:val="center"/>
+          </w:tcPr>
+          <w:p>
+            <w:pPr>
+              <w:spacing w:after="0"/>
+              <w:jc w:val="center"/>
+            </w:pPr>
+            <w:r>
+              <w:rPr>
+                <w:rFonts w:ascii="Consolas" w:hAnsi="Consolas" w:eastAsia="Consolas"/>
+                <w:b w:val="0"/>
+                <w:i w:val="0"/>
+                <w:sz w:val="20"/>
+              </w:rPr>
+              <w:t>000000001x</w:t>
+            </w:r>
+          </w:p>
+        </w:tc>
+        <w:tc>
+          <w:tcPr>
+            <w:tcW w:type="dxa" w:w="2709"/>
+            <w:vAlign w:val="center"/>
+          </w:tcPr>
+          <w:p>
+            <w:pPr>
+              <w:spacing w:after="0"/>
+              <w:jc w:val="center"/>
+            </w:pPr>
+            <w:r>
+              <w:rPr>
+                <w:rFonts w:ascii="Consolas" w:hAnsi="Consolas" w:eastAsia="Consolas"/>
+                <w:b w:val="0"/>
+                <w:i w:val="0"/>
+                <w:sz w:val="20"/>
+              </w:rPr>
+              <w:t>0001</w:t>
+            </w:r>
+          </w:p>
+        </w:tc>
+        <w:tc>
+          <w:tcPr>
+            <w:tcW w:type="dxa" w:w="1806"/>
+            <w:vAlign w:val="center"/>
+          </w:tcPr>
+          <w:p>
+            <w:pPr>
+              <w:spacing w:after="0"/>
+              <w:jc w:val="center"/>
+            </w:pPr>
+            <w:r>
+              <w:rPr>
+                <w:rFonts w:ascii="Times New Roman" w:hAnsi="Times New Roman" w:eastAsia="Times New Roman"/>
+                <w:b w:val="0"/>
+                <w:i w:val="0"/>
+                <w:sz w:val="22"/>
+              </w:rPr>
+              <w:t>1</w:t>
+            </w:r>
+          </w:p>
+        </w:tc>
+      </w:tr>
+      <w:tr>
+        <w:tc>
+          <w:tcPr>
+            <w:tcW w:type="dxa" w:w="4514"/>
+            <w:vAlign w:val="center"/>
+          </w:tcPr>
+          <w:p>
+            <w:pPr>
+              <w:spacing w:after="0"/>
+              <w:jc w:val="center"/>
+            </w:pPr>
+            <w:r>
+              <w:rPr>
+                <w:rFonts w:ascii="Consolas" w:hAnsi="Consolas" w:eastAsia="Consolas"/>
+                <w:b w:val="0"/>
+                <w:i w:val="0"/>
+                <w:sz w:val="20"/>
+              </w:rPr>
+              <w:t>0000000001</w:t>
+            </w:r>
+          </w:p>
+        </w:tc>
+        <w:tc>
+          <w:tcPr>
+            <w:tcW w:type="dxa" w:w="2709"/>
+            <w:vAlign w:val="center"/>
+          </w:tcPr>
+          <w:p>
+            <w:pPr>
+              <w:spacing w:after="0"/>
+              <w:jc w:val="center"/>
+            </w:pPr>
+            <w:r>
+              <w:rPr>
+                <w:rFonts w:ascii="Consolas" w:hAnsi="Consolas" w:eastAsia="Consolas"/>
+                <w:b w:val="0"/>
+                <w:i w:val="0"/>
+                <w:sz w:val="20"/>
+              </w:rPr>
+              <w:t>0000</w:t>
+            </w:r>
+          </w:p>
+        </w:tc>
+        <w:tc>
+          <w:tcPr>
+            <w:tcW w:type="dxa" w:w="1806"/>
+            <w:vAlign w:val="center"/>
+          </w:tcPr>
+          <w:p>
+            <w:pPr>
+              <w:spacing w:after="0"/>
+              <w:jc w:val="center"/>
+            </w:pPr>
+            <w:r>
+              <w:rPr>
+                <w:rFonts w:ascii="Times New Roman" w:hAnsi="Times New Roman" w:eastAsia="Times New Roman"/>
+                <w:b w:val="0"/>
+                <w:i w:val="0"/>
+                <w:sz w:val="22"/>
+              </w:rPr>
+              <w:t>0</w:t>
+            </w:r>
+          </w:p>
+        </w:tc>
+      </w:tr>
+      <w:tr>
+        <w:tc>
+          <w:tcPr>
+            <w:tcW w:type="dxa" w:w="4514"/>
+            <w:vAlign w:val="center"/>
+          </w:tcPr>
+          <w:p>
+            <w:pPr>
+              <w:spacing w:after="0"/>
+              <w:jc w:val="center"/>
+            </w:pPr>
+            <w:r>
+              <w:rPr>
+                <w:rFonts w:ascii="Consolas" w:hAnsi="Consolas" w:eastAsia="Consolas"/>
+                <w:b w:val="0"/>
+                <w:i w:val="0"/>
+                <w:sz w:val="20"/>
+              </w:rPr>
+              <w:t>0000000000</w:t>
+            </w:r>
+          </w:p>
+        </w:tc>
+        <w:tc>
+          <w:tcPr>
+            <w:tcW w:type="dxa" w:w="2709"/>
+            <w:vAlign w:val="center"/>
+          </w:tcPr>
+          <w:p>
+            <w:pPr>
+              <w:spacing w:after="0"/>
+              <w:jc w:val="center"/>
+            </w:pPr>
+            <w:r>
+              <w:rPr>
+                <w:rFonts w:ascii="Consolas" w:hAnsi="Consolas" w:eastAsia="Consolas"/>
+                <w:b w:val="0"/>
+                <w:i w:val="0"/>
+                <w:sz w:val="20"/>
+              </w:rPr>
+              <w:t>0000</w:t>
+            </w:r>
+          </w:p>
+        </w:tc>
+        <w:tc>
+          <w:tcPr>
+            <w:tcW w:type="dxa" w:w="1806"/>
+            <w:vAlign w:val="center"/>
+          </w:tcPr>
+          <w:p>
+            <w:pPr>
+              <w:spacing w:after="0"/>
+              <w:jc w:val="center"/>
+            </w:pPr>
+            <w:r>
+              <w:rPr>
+                <w:rFonts w:ascii="Times New Roman" w:hAnsi="Times New Roman" w:eastAsia="Times New Roman"/>
+                <w:b w:val="0"/>
+                <w:i w:val="0"/>
+                <w:sz w:val="22"/>
+              </w:rPr>
+              <w:t>–</w:t>
+            </w:r>
+          </w:p>
+        </w:tc>
+      </w:tr>
+    </w:tbl>
+    <w:p>
+      <w:pPr>
+        <w:keepNext w:val="0"/>
+        <w:spacing w:after="120" w:before="0" w:line="276" w:lineRule="auto"/>
+        <w:jc w:val="left"/>
+      </w:pPr>
+      <w:r>
+        <w:rPr>
+          <w:rFonts w:ascii="Times New Roman" w:hAnsi="Times New Roman" w:eastAsia="Times New Roman" w:cs="Times New Roman"/>
+          <w:b w:val="0"/>
+          <w:i w:val="0"/>
+          <w:sz w:val="24"/>
+        </w:rPr>
+      </w:r>
+    </w:p>
+    <w:p>
+      <w:pPr>
+        <w:keepNext/>
+        <w:spacing w:after="100" w:before="0" w:line="276" w:lineRule="auto"/>
+        <w:jc w:val="left"/>
+      </w:pPr>
+      <w:r>
+        <w:rPr>
+          <w:rFonts w:ascii="Times New Roman" w:hAnsi="Times New Roman" w:eastAsia="Times New Roman" w:cs="Times New Roman"/>
+          <w:b/>
+          <w:i/>
+          <w:sz w:val="24"/>
+        </w:rPr>
+        <w:t>2.2 VHDL-описание</w:t>
+      </w:r>
+    </w:p>
+    <w:p>
+      <w:pPr>
+        <w:keepNext/>
+        <w:spacing w:after="80" w:before="0" w:line="276" w:lineRule="auto"/>
+        <w:jc w:val="left"/>
+      </w:pPr>
+      <w:r>
+        <w:rPr>
+          <w:rFonts w:ascii="Times New Roman" w:hAnsi="Times New Roman" w:eastAsia="Times New Roman" w:cs="Times New Roman"/>
+          <w:b/>
+          <w:i w:val="0"/>
+          <w:sz w:val="24"/>
+        </w:rPr>
+        <w:t>Файл encoder_12to4.vhd</w:t>
+      </w:r>
+    </w:p>
+    <w:p>
+      <w:pPr>
+        <w:keepNext/>
+        <w:shd w:val="clear" w:color="auto" w:fill="F5F5F5"/>
+        <w:spacing w:after="0" w:before="0" w:line="240" w:lineRule="auto"/>
+        <w:jc w:val="left"/>
+      </w:pPr>
+      <w:r>
+        <w:rPr>
+          <w:rFonts w:ascii="Consolas" w:hAnsi="Consolas" w:eastAsia="Consolas" w:cs="Consolas"/>
+          <w:b w:val="0"/>
+          <w:i w:val="0"/>
+          <w:sz w:val="18"/>
+        </w:rPr>
+        <w:t>----------------------------------------------------------------------------------</w:t>
+      </w:r>
+    </w:p>
+    <w:p>
+      <w:pPr>
+        <w:keepNext/>
+        <w:shd w:val="clear" w:color="auto" w:fill="F5F5F5"/>
+        <w:spacing w:after="0" w:before="0" w:line="240" w:lineRule="auto"/>
+        <w:jc w:val="left"/>
+      </w:pPr>
+      <w:r>
+        <w:rPr>
+          <w:rFonts w:ascii="Consolas" w:hAnsi="Consolas" w:eastAsia="Consolas" w:cs="Consolas"/>
+          <w:b w:val="0"/>
+          <w:i w:val="0"/>
+          <w:sz w:val="18"/>
+        </w:rPr>
+        <w:t>-- Лабораторная работа №2, задание 3.2, вариант 7</w:t>
+      </w:r>
+    </w:p>
+    <w:p>
+      <w:pPr>
+        <w:keepNext/>
+        <w:shd w:val="clear" w:color="auto" w:fill="F5F5F5"/>
+        <w:spacing w:after="0" w:before="0" w:line="240" w:lineRule="auto"/>
+        <w:jc w:val="left"/>
+      </w:pPr>
+      <w:r>
+        <w:rPr>
+          <w:rFonts w:ascii="Consolas" w:hAnsi="Consolas" w:eastAsia="Consolas" w:cs="Consolas"/>
+          <w:b w:val="0"/>
+          <w:i w:val="0"/>
+          <w:sz w:val="18"/>
+        </w:rPr>
+        <w:t>-- Приоритетный шифратор 10-4</w:t>
+      </w:r>
+    </w:p>
+    <w:p>
+      <w:pPr>
+        <w:keepNext w:val="0"/>
+        <w:shd w:val="clear" w:color="auto" w:fill="F5F5F5"/>
+        <w:spacing w:after="0" w:before="0" w:line="240" w:lineRule="auto"/>
+        <w:jc w:val="left"/>
+      </w:pPr>
+      <w:r>
+        <w:rPr>
+          <w:rFonts w:ascii="Consolas" w:hAnsi="Consolas" w:eastAsia="Consolas" w:cs="Consolas"/>
+          <w:b w:val="0"/>
+          <w:i w:val="0"/>
+          <w:sz w:val="18"/>
+        </w:rPr>
+        <w:t>--</w:t>
+      </w:r>
+    </w:p>
+    <w:p>
+      <w:pPr>
+        <w:keepNext w:val="0"/>
+        <w:shd w:val="clear" w:color="auto" w:fill="F5F5F5"/>
+        <w:spacing w:after="0" w:before="0" w:line="240" w:lineRule="auto"/>
+        <w:jc w:val="left"/>
+      </w:pPr>
+      <w:r>
+        <w:rPr>
+          <w:rFonts w:ascii="Consolas" w:hAnsi="Consolas" w:eastAsia="Consolas" w:cs="Consolas"/>
+          <w:b w:val="0"/>
+          <w:i w:val="0"/>
+          <w:sz w:val="18"/>
+        </w:rPr>
+        <w:t>-- din(9..0) - входы запросов, din(9) имеет высший приоритет;</w:t>
+      </w:r>
+    </w:p>
+    <w:p>
+      <w:pPr>
+        <w:keepNext w:val="0"/>
+        <w:shd w:val="clear" w:color="auto" w:fill="F5F5F5"/>
+        <w:spacing w:after="0" w:before="0" w:line="240" w:lineRule="auto"/>
+        <w:jc w:val="left"/>
+      </w:pPr>
+      <w:r>
+        <w:rPr>
+          <w:rFonts w:ascii="Consolas" w:hAnsi="Consolas" w:eastAsia="Consolas" w:cs="Consolas"/>
+          <w:b w:val="0"/>
+          <w:i w:val="0"/>
+          <w:sz w:val="18"/>
+        </w:rPr>
+        <w:t>-- dout      - двоичный номер старшего активного входа.</w:t>
+      </w:r>
+    </w:p>
+    <w:p>
+      <w:pPr>
+        <w:keepNext w:val="0"/>
+        <w:shd w:val="clear" w:color="auto" w:fill="F5F5F5"/>
+        <w:spacing w:after="0" w:before="0" w:line="240" w:lineRule="auto"/>
+        <w:jc w:val="left"/>
+      </w:pPr>
+      <w:r>
+        <w:rPr>
+          <w:rFonts w:ascii="Consolas" w:hAnsi="Consolas" w:eastAsia="Consolas" w:cs="Consolas"/>
+          <w:b w:val="0"/>
+          <w:i w:val="0"/>
+          <w:sz w:val="18"/>
+        </w:rPr>
+        <w:t>-- Если активных входов нет (или активен только din(0)), dout = "0000".</w:t>
+      </w:r>
+    </w:p>
+    <w:p>
+      <w:pPr>
+        <w:keepNext w:val="0"/>
+        <w:shd w:val="clear" w:color="auto" w:fill="F5F5F5"/>
+        <w:spacing w:after="0" w:before="0" w:line="240" w:lineRule="auto"/>
+        <w:jc w:val="left"/>
+      </w:pPr>
+      <w:r>
+        <w:rPr>
+          <w:rFonts w:ascii="Consolas" w:hAnsi="Consolas" w:eastAsia="Consolas" w:cs="Consolas"/>
+          <w:b w:val="0"/>
+          <w:i w:val="0"/>
+          <w:sz w:val="18"/>
+        </w:rPr>
+        <w:t>----------------------------------------------------------------------------------</w:t>
+      </w:r>
+    </w:p>
+    <w:p>
+      <w:pPr>
+        <w:keepNext w:val="0"/>
+        <w:shd w:val="clear" w:color="auto" w:fill="F5F5F5"/>
+        <w:spacing w:after="0" w:before="0" w:line="240" w:lineRule="auto"/>
+        <w:jc w:val="left"/>
+      </w:pPr>
+      <w:r>
+        <w:rPr>
+          <w:rFonts w:ascii="Consolas" w:hAnsi="Consolas" w:eastAsia="Consolas" w:cs="Consolas"/>
+          <w:b w:val="0"/>
+          <w:i w:val="0"/>
+          <w:sz w:val="18"/>
+        </w:rPr>
+        <w:t>library IEEE;</w:t>
+      </w:r>
+    </w:p>
+    <w:p>
+      <w:pPr>
+        <w:keepNext w:val="0"/>
+        <w:shd w:val="clear" w:color="auto" w:fill="F5F5F5"/>
+        <w:spacing w:after="0" w:before="0" w:line="240" w:lineRule="auto"/>
+        <w:jc w:val="left"/>
+      </w:pPr>
+      <w:r>
+        <w:rPr>
+          <w:rFonts w:ascii="Consolas" w:hAnsi="Consolas" w:eastAsia="Consolas" w:cs="Consolas"/>
+          <w:b w:val="0"/>
+          <w:i w:val="0"/>
+          <w:sz w:val="18"/>
+        </w:rPr>
+        <w:t>use IEEE.STD_LOGIC_1164.ALL;</w:t>
+      </w:r>
+    </w:p>
+    <w:p>
+      <w:pPr>
+        <w:keepNext w:val="0"/>
+        <w:shd w:val="clear" w:color="auto" w:fill="F5F5F5"/>
+        <w:spacing w:after="0" w:before="0" w:line="240" w:lineRule="auto"/>
+        <w:jc w:val="left"/>
+      </w:pPr>
+      <w:r>
+        <w:rPr>
+          <w:rFonts w:ascii="Consolas" w:hAnsi="Consolas" w:eastAsia="Consolas" w:cs="Consolas"/>
+          <w:b w:val="0"/>
+          <w:i w:val="0"/>
+          <w:sz w:val="18"/>
+        </w:rPr>
+        <w:t xml:space="preserve"> </w:t>
+      </w:r>
+    </w:p>
+    <w:p>
+      <w:pPr>
+        <w:keepNext w:val="0"/>
+        <w:shd w:val="clear" w:color="auto" w:fill="F5F5F5"/>
+        <w:spacing w:after="0" w:before="0" w:line="240" w:lineRule="auto"/>
+        <w:jc w:val="left"/>
+      </w:pPr>
+      <w:r>
+        <w:rPr>
+          <w:rFonts w:ascii="Consolas" w:hAnsi="Consolas" w:eastAsia="Consolas" w:cs="Consolas"/>
+          <w:b w:val="0"/>
+          <w:i w:val="0"/>
+          <w:sz w:val="18"/>
+        </w:rPr>
+        <w:t>entity encoder_12to4 is</w:t>
+      </w:r>
+    </w:p>
+    <w:p>
+      <w:pPr>
+        <w:keepNext w:val="0"/>
+        <w:shd w:val="clear" w:color="auto" w:fill="F5F5F5"/>
+        <w:spacing w:after="0" w:before="0" w:line="240" w:lineRule="auto"/>
+        <w:jc w:val="left"/>
+      </w:pPr>
+      <w:r>
+        <w:rPr>
+          <w:rFonts w:ascii="Consolas" w:hAnsi="Consolas" w:eastAsia="Consolas" w:cs="Consolas"/>
+          <w:b w:val="0"/>
+          <w:i w:val="0"/>
+          <w:sz w:val="18"/>
+        </w:rPr>
+        <w:t xml:space="preserve">    Port (</w:t>
+      </w:r>
+    </w:p>
+    <w:p>
+      <w:pPr>
+        <w:keepNext w:val="0"/>
+        <w:shd w:val="clear" w:color="auto" w:fill="F5F5F5"/>
+        <w:spacing w:after="0" w:before="0" w:line="240" w:lineRule="auto"/>
+        <w:jc w:val="left"/>
+      </w:pPr>
+      <w:r>
+        <w:rPr>
+          <w:rFonts w:ascii="Consolas" w:hAnsi="Consolas" w:eastAsia="Consolas" w:cs="Consolas"/>
+          <w:b w:val="0"/>
+          <w:i w:val="0"/>
+          <w:sz w:val="18"/>
+        </w:rPr>
+        <w:t xml:space="preserve">        din  : in  STD_LOGIC_VECTOR (9 downto 0); -- Входы (10 бит)</w:t>
+      </w:r>
+    </w:p>
+    <w:p>
+      <w:pPr>
+        <w:keepNext w:val="0"/>
+        <w:shd w:val="clear" w:color="auto" w:fill="F5F5F5"/>
+        <w:spacing w:after="0" w:before="0" w:line="240" w:lineRule="auto"/>
+        <w:jc w:val="left"/>
+      </w:pPr>
+      <w:r>
+        <w:rPr>
+          <w:rFonts w:ascii="Consolas" w:hAnsi="Consolas" w:eastAsia="Consolas" w:cs="Consolas"/>
+          <w:b w:val="0"/>
+          <w:i w:val="0"/>
+          <w:sz w:val="18"/>
+        </w:rPr>
+        <w:t xml:space="preserve">        dout : out STD_LOGIC_VECTOR (3 downto 0)  -- Выходы (4 бита)</w:t>
+      </w:r>
+    </w:p>
+    <w:p>
+      <w:pPr>
+        <w:keepNext w:val="0"/>
+        <w:shd w:val="clear" w:color="auto" w:fill="F5F5F5"/>
+        <w:spacing w:after="0" w:before="0" w:line="240" w:lineRule="auto"/>
+        <w:jc w:val="left"/>
+      </w:pPr>
+      <w:r>
+        <w:rPr>
+          <w:rFonts w:ascii="Consolas" w:hAnsi="Consolas" w:eastAsia="Consolas" w:cs="Consolas"/>
+          <w:b w:val="0"/>
+          <w:i w:val="0"/>
+          <w:sz w:val="18"/>
+        </w:rPr>
+        <w:t xml:space="preserve">    );</w:t>
+      </w:r>
+    </w:p>
+    <w:p>
+      <w:pPr>
+        <w:keepNext w:val="0"/>
+        <w:shd w:val="clear" w:color="auto" w:fill="F5F5F5"/>
+        <w:spacing w:after="0" w:before="0" w:line="240" w:lineRule="auto"/>
+        <w:jc w:val="left"/>
+      </w:pPr>
+      <w:r>
+        <w:rPr>
+          <w:rFonts w:ascii="Consolas" w:hAnsi="Consolas" w:eastAsia="Consolas" w:cs="Consolas"/>
+          <w:b w:val="0"/>
+          <w:i w:val="0"/>
+          <w:sz w:val="18"/>
+        </w:rPr>
+        <w:t>end encoder_12to4;</w:t>
+      </w:r>
+    </w:p>
+    <w:p>
+      <w:pPr>
+        <w:keepNext w:val="0"/>
+        <w:shd w:val="clear" w:color="auto" w:fill="F5F5F5"/>
+        <w:spacing w:after="0" w:before="0" w:line="240" w:lineRule="auto"/>
+        <w:jc w:val="left"/>
+      </w:pPr>
+      <w:r>
+        <w:rPr>
+          <w:rFonts w:ascii="Consolas" w:hAnsi="Consolas" w:eastAsia="Consolas" w:cs="Consolas"/>
+          <w:b w:val="0"/>
+          <w:i w:val="0"/>
+          <w:sz w:val="18"/>
+        </w:rPr>
+        <w:t xml:space="preserve"> </w:t>
+      </w:r>
+    </w:p>
+    <w:p>
+      <w:pPr>
+        <w:keepNext w:val="0"/>
+        <w:shd w:val="clear" w:color="auto" w:fill="F5F5F5"/>
+        <w:spacing w:after="0" w:before="0" w:line="240" w:lineRule="auto"/>
+        <w:jc w:val="left"/>
+      </w:pPr>
+      <w:r>
+        <w:rPr>
+          <w:rFonts w:ascii="Consolas" w:hAnsi="Consolas" w:eastAsia="Consolas" w:cs="Consolas"/>
+          <w:b w:val="0"/>
+          <w:i w:val="0"/>
+          <w:sz w:val="18"/>
+        </w:rPr>
+        <w:t>architecture Behavioral of encoder_12to4 is</w:t>
+      </w:r>
+    </w:p>
+    <w:p>
+      <w:pPr>
+        <w:keepNext w:val="0"/>
+        <w:shd w:val="clear" w:color="auto" w:fill="F5F5F5"/>
+        <w:spacing w:after="0" w:before="0" w:line="240" w:lineRule="auto"/>
+        <w:jc w:val="left"/>
+      </w:pPr>
+      <w:r>
+        <w:rPr>
+          <w:rFonts w:ascii="Consolas" w:hAnsi="Consolas" w:eastAsia="Consolas" w:cs="Consolas"/>
+          <w:b w:val="0"/>
+          <w:i w:val="0"/>
+          <w:sz w:val="18"/>
+        </w:rPr>
+        <w:t>begin</w:t>
+      </w:r>
+    </w:p>
+    <w:p>
+      <w:pPr>
+        <w:keepNext w:val="0"/>
+        <w:shd w:val="clear" w:color="auto" w:fill="F5F5F5"/>
+        <w:spacing w:after="0" w:before="0" w:line="240" w:lineRule="auto"/>
+        <w:jc w:val="left"/>
+      </w:pPr>
+      <w:r>
+        <w:rPr>
+          <w:rFonts w:ascii="Consolas" w:hAnsi="Consolas" w:eastAsia="Consolas" w:cs="Consolas"/>
+          <w:b w:val="0"/>
+          <w:i w:val="0"/>
+          <w:sz w:val="18"/>
+        </w:rPr>
+        <w:t xml:space="preserve"> </w:t>
+      </w:r>
+    </w:p>
+    <w:p>
+      <w:pPr>
+        <w:keepNext w:val="0"/>
+        <w:shd w:val="clear" w:color="auto" w:fill="F5F5F5"/>
+        <w:spacing w:after="0" w:before="0" w:line="240" w:lineRule="auto"/>
+        <w:jc w:val="left"/>
+      </w:pPr>
+      <w:r>
+        <w:rPr>
+          <w:rFonts w:ascii="Consolas" w:hAnsi="Consolas" w:eastAsia="Consolas" w:cs="Consolas"/>
+          <w:b w:val="0"/>
+          <w:i w:val="0"/>
+          <w:sz w:val="18"/>
+        </w:rPr>
+        <w:t xml:space="preserve">    dout &lt;= "1001" when din(9) = '1' else</w:t>
+      </w:r>
+    </w:p>
+    <w:p>
+      <w:pPr>
+        <w:keepNext w:val="0"/>
+        <w:shd w:val="clear" w:color="auto" w:fill="F5F5F5"/>
+        <w:spacing w:after="0" w:before="0" w:line="240" w:lineRule="auto"/>
+        <w:jc w:val="left"/>
+      </w:pPr>
+      <w:r>
+        <w:rPr>
+          <w:rFonts w:ascii="Consolas" w:hAnsi="Consolas" w:eastAsia="Consolas" w:cs="Consolas"/>
+          <w:b w:val="0"/>
+          <w:i w:val="0"/>
+          <w:sz w:val="18"/>
+        </w:rPr>
+        <w:t xml:space="preserve">            "1000" when din(8) = '1' else</w:t>
+      </w:r>
+    </w:p>
+    <w:p>
+      <w:pPr>
+        <w:keepNext w:val="0"/>
+        <w:shd w:val="clear" w:color="auto" w:fill="F5F5F5"/>
+        <w:spacing w:after="0" w:before="0" w:line="240" w:lineRule="auto"/>
+        <w:jc w:val="left"/>
+      </w:pPr>
+      <w:r>
+        <w:rPr>
+          <w:rFonts w:ascii="Consolas" w:hAnsi="Consolas" w:eastAsia="Consolas" w:cs="Consolas"/>
+          <w:b w:val="0"/>
+          <w:i w:val="0"/>
+          <w:sz w:val="18"/>
+        </w:rPr>
+        <w:t xml:space="preserve">            "0111" when din(7) = '1' else</w:t>
+      </w:r>
+    </w:p>
+    <w:p>
+      <w:pPr>
+        <w:keepNext w:val="0"/>
+        <w:shd w:val="clear" w:color="auto" w:fill="F5F5F5"/>
+        <w:spacing w:after="0" w:before="0" w:line="240" w:lineRule="auto"/>
+        <w:jc w:val="left"/>
+      </w:pPr>
+      <w:r>
+        <w:rPr>
+          <w:rFonts w:ascii="Consolas" w:hAnsi="Consolas" w:eastAsia="Consolas" w:cs="Consolas"/>
+          <w:b w:val="0"/>
+          <w:i w:val="0"/>
+          <w:sz w:val="18"/>
+        </w:rPr>
+        <w:t xml:space="preserve">            "0110" when din(6) = '1' else</w:t>
+      </w:r>
+    </w:p>
+    <w:p>
+      <w:pPr>
+        <w:keepNext w:val="0"/>
+        <w:shd w:val="clear" w:color="auto" w:fill="F5F5F5"/>
+        <w:spacing w:after="0" w:before="0" w:line="240" w:lineRule="auto"/>
+        <w:jc w:val="left"/>
+      </w:pPr>
+      <w:r>
+        <w:rPr>
+          <w:rFonts w:ascii="Consolas" w:hAnsi="Consolas" w:eastAsia="Consolas" w:cs="Consolas"/>
+          <w:b w:val="0"/>
+          <w:i w:val="0"/>
+          <w:sz w:val="18"/>
+        </w:rPr>
+        <w:t xml:space="preserve">            "0101" when din(5) = '1' else</w:t>
+      </w:r>
+    </w:p>
+    <w:p>
+      <w:pPr>
+        <w:keepNext w:val="0"/>
+        <w:shd w:val="clear" w:color="auto" w:fill="F5F5F5"/>
+        <w:spacing w:after="0" w:before="0" w:line="240" w:lineRule="auto"/>
+        <w:jc w:val="left"/>
+      </w:pPr>
+      <w:r>
+        <w:rPr>
+          <w:rFonts w:ascii="Consolas" w:hAnsi="Consolas" w:eastAsia="Consolas" w:cs="Consolas"/>
+          <w:b w:val="0"/>
+          <w:i w:val="0"/>
+          <w:sz w:val="18"/>
+        </w:rPr>
+        <w:t xml:space="preserve">            "0100" when din(4) = '1' else</w:t>
+      </w:r>
+    </w:p>
+    <w:p>
+      <w:pPr>
+        <w:keepNext w:val="0"/>
+        <w:shd w:val="clear" w:color="auto" w:fill="F5F5F5"/>
+        <w:spacing w:after="0" w:before="0" w:line="240" w:lineRule="auto"/>
+        <w:jc w:val="left"/>
+      </w:pPr>
+      <w:r>
+        <w:rPr>
+          <w:rFonts w:ascii="Consolas" w:hAnsi="Consolas" w:eastAsia="Consolas" w:cs="Consolas"/>
+          <w:b w:val="0"/>
+          <w:i w:val="0"/>
+          <w:sz w:val="18"/>
+        </w:rPr>
+        <w:t xml:space="preserve">            "0011" when din(3) = '1' else</w:t>
+      </w:r>
+    </w:p>
+    <w:p>
+      <w:pPr>
+        <w:keepNext w:val="0"/>
+        <w:shd w:val="clear" w:color="auto" w:fill="F5F5F5"/>
+        <w:spacing w:after="0" w:before="0" w:line="240" w:lineRule="auto"/>
+        <w:jc w:val="left"/>
+      </w:pPr>
+      <w:r>
+        <w:rPr>
+          <w:rFonts w:ascii="Consolas" w:hAnsi="Consolas" w:eastAsia="Consolas" w:cs="Consolas"/>
+          <w:b w:val="0"/>
+          <w:i w:val="0"/>
+          <w:sz w:val="18"/>
+        </w:rPr>
+        <w:t xml:space="preserve">            "0010" when din(2) = '1' else</w:t>
+      </w:r>
+    </w:p>
+    <w:p>
+      <w:pPr>
+        <w:keepNext w:val="0"/>
+        <w:shd w:val="clear" w:color="auto" w:fill="F5F5F5"/>
+        <w:spacing w:after="0" w:before="0" w:line="240" w:lineRule="auto"/>
+        <w:jc w:val="left"/>
+      </w:pPr>
+      <w:r>
+        <w:rPr>
+          <w:rFonts w:ascii="Consolas" w:hAnsi="Consolas" w:eastAsia="Consolas" w:cs="Consolas"/>
+          <w:b w:val="0"/>
+          <w:i w:val="0"/>
+          <w:sz w:val="18"/>
+        </w:rPr>
+        <w:t xml:space="preserve">            "0001" when din(1) = '1' else</w:t>
+      </w:r>
+    </w:p>
+    <w:p>
+      <w:pPr>
+        <w:keepNext w:val="0"/>
+        <w:shd w:val="clear" w:color="auto" w:fill="F5F5F5"/>
+        <w:spacing w:after="0" w:before="0" w:line="240" w:lineRule="auto"/>
+        <w:jc w:val="left"/>
+      </w:pPr>
+      <w:r>
+        <w:rPr>
+          <w:rFonts w:ascii="Consolas" w:hAnsi="Consolas" w:eastAsia="Consolas" w:cs="Consolas"/>
+          <w:b w:val="0"/>
+          <w:i w:val="0"/>
+          <w:sz w:val="18"/>
+        </w:rPr>
+        <w:t xml:space="preserve">            "0000";</w:t>
+      </w:r>
+    </w:p>
+    <w:p>
+      <w:pPr>
+        <w:keepNext w:val="0"/>
+        <w:shd w:val="clear" w:color="auto" w:fill="F5F5F5"/>
+        <w:spacing w:after="0" w:before="0" w:line="240" w:lineRule="auto"/>
+        <w:jc w:val="left"/>
+      </w:pPr>
+      <w:r>
+        <w:rPr>
+          <w:rFonts w:ascii="Consolas" w:hAnsi="Consolas" w:eastAsia="Consolas" w:cs="Consolas"/>
+          <w:b w:val="0"/>
+          <w:i w:val="0"/>
+          <w:sz w:val="18"/>
+        </w:rPr>
+        <w:t xml:space="preserve"> </w:t>
+      </w:r>
+    </w:p>
+    <w:p>
+      <w:pPr>
+        <w:keepNext w:val="0"/>
+        <w:shd w:val="clear" w:color="auto" w:fill="F5F5F5"/>
+        <w:spacing w:after="0" w:before="0" w:line="240" w:lineRule="auto"/>
+        <w:jc w:val="left"/>
+      </w:pPr>
+      <w:r>
+        <w:rPr>
+          <w:rFonts w:ascii="Consolas" w:hAnsi="Consolas" w:eastAsia="Consolas" w:cs="Consolas"/>
+          <w:b w:val="0"/>
+          <w:i w:val="0"/>
+          <w:sz w:val="18"/>
+        </w:rPr>
+        <w:t>end Behavioral;</w:t>
+      </w:r>
+    </w:p>
+    <w:p>
+      <w:pPr>
+        <w:keepNext w:val="0"/>
+        <w:spacing w:after="60" w:before="0" w:line="276" w:lineRule="auto"/>
+        <w:jc w:val="left"/>
+      </w:pPr>
+      <w:r>
+        <w:rPr>
+          <w:rFonts w:ascii="Times New Roman" w:hAnsi="Times New Roman" w:eastAsia="Times New Roman" w:cs="Times New Roman"/>
+          <w:b w:val="0"/>
+          <w:i w:val="0"/>
+          <w:sz w:val="24"/>
+        </w:rPr>
+      </w:r>
+    </w:p>
+    <w:p>
+      <w:pPr>
+        <w:keepNext/>
+        <w:spacing w:after="100" w:before="0" w:line="276" w:lineRule="auto"/>
+        <w:jc w:val="left"/>
+      </w:pPr>
+      <w:r>
+        <w:rPr>
+          <w:rFonts w:ascii="Times New Roman" w:hAnsi="Times New Roman" w:eastAsia="Times New Roman" w:cs="Times New Roman"/>
+          <w:b/>
+          <w:i/>
+          <w:sz w:val="24"/>
+        </w:rPr>
+        <w:t>2.3 Тестирующая программа</w:t>
+      </w:r>
+    </w:p>
+    <w:p>
+      <w:pPr>
+        <w:keepNext w:val="0"/>
+        <w:spacing w:after="80" w:before="0" w:line="276" w:lineRule="auto"/>
+        <w:jc w:val="both"/>
+      </w:pPr>
+      <w:r>
+        <w:rPr>
+          <w:rFonts w:ascii="Times New Roman" w:hAnsi="Times New Roman" w:eastAsia="Times New Roman" w:cs="Times New Roman"/>
+          <w:b w:val="0"/>
+          <w:i w:val="0"/>
+          <w:sz w:val="24"/>
+        </w:rPr>
+        <w:t>Первая часть тестирующей программы подаёт наглядные наборы: по одному активному входу и несколько одновременных запросов для проверки приоритета. Вторая часть выполняет полный перебор всех 2^10 = 1024 входных наборов с автоматическим сравнением с эталоном.</w:t>
+      </w:r>
+    </w:p>
+    <w:p>
+      <w:pPr>
+        <w:keepNext/>
+        <w:spacing w:after="80" w:before="0" w:line="276" w:lineRule="auto"/>
+        <w:jc w:val="left"/>
+      </w:pPr>
+      <w:r>
+        <w:rPr>
+          <w:rFonts w:ascii="Times New Roman" w:hAnsi="Times New Roman" w:eastAsia="Times New Roman" w:cs="Times New Roman"/>
+          <w:b/>
+          <w:i w:val="0"/>
+          <w:sz w:val="24"/>
+        </w:rPr>
+        <w:t>Файл tb_encoder_12to4.vhd</w:t>
+      </w:r>
+    </w:p>
+    <w:p>
+      <w:pPr>
+        <w:keepNext/>
+        <w:shd w:val="clear" w:color="auto" w:fill="F5F5F5"/>
+        <w:spacing w:after="0" w:before="0" w:line="240" w:lineRule="auto"/>
+        <w:jc w:val="left"/>
+      </w:pPr>
+      <w:r>
+        <w:rPr>
+          <w:rFonts w:ascii="Consolas" w:hAnsi="Consolas" w:eastAsia="Consolas" w:cs="Consolas"/>
+          <w:b w:val="0"/>
+          <w:i w:val="0"/>
+          <w:sz w:val="18"/>
+        </w:rPr>
+        <w:t>----------------------------------------------------------------------------------</w:t>
+      </w:r>
+    </w:p>
+    <w:p>
+      <w:pPr>
+        <w:keepNext/>
+        <w:shd w:val="clear" w:color="auto" w:fill="F5F5F5"/>
+        <w:spacing w:after="0" w:before="0" w:line="240" w:lineRule="auto"/>
+        <w:jc w:val="left"/>
+      </w:pPr>
+      <w:r>
+        <w:rPr>
+          <w:rFonts w:ascii="Consolas" w:hAnsi="Consolas" w:eastAsia="Consolas" w:cs="Consolas"/>
+          <w:b w:val="0"/>
+          <w:i w:val="0"/>
+          <w:sz w:val="18"/>
+        </w:rPr>
+        <w:t>-- Тестирующая программа для приоритетного шифратора 10-4</w:t>
+      </w:r>
+    </w:p>
+    <w:p>
+      <w:pPr>
+        <w:keepNext/>
+        <w:shd w:val="clear" w:color="auto" w:fill="F5F5F5"/>
+        <w:spacing w:after="0" w:before="0" w:line="240" w:lineRule="auto"/>
+        <w:jc w:val="left"/>
+      </w:pPr>
+      <w:r>
+        <w:rPr>
+          <w:rFonts w:ascii="Consolas" w:hAnsi="Consolas" w:eastAsia="Consolas" w:cs="Consolas"/>
+          <w:b w:val="0"/>
+          <w:i w:val="0"/>
+          <w:sz w:val="18"/>
+        </w:rPr>
+        <w:t>--</w:t>
+      </w:r>
+    </w:p>
+    <w:p>
+      <w:pPr>
+        <w:keepNext w:val="0"/>
+        <w:shd w:val="clear" w:color="auto" w:fill="F5F5F5"/>
+        <w:spacing w:after="0" w:before="0" w:line="240" w:lineRule="auto"/>
+        <w:jc w:val="left"/>
+      </w:pPr>
+      <w:r>
+        <w:rPr>
+          <w:rFonts w:ascii="Consolas" w:hAnsi="Consolas" w:eastAsia="Consolas" w:cs="Consolas"/>
+          <w:b w:val="0"/>
+          <w:i w:val="0"/>
+          <w:sz w:val="18"/>
+        </w:rPr>
+        <w:t>-- Часть 1 (0..140 нс) - наглядные наборы: каждый вход по отдельности</w:t>
+      </w:r>
+    </w:p>
+    <w:p>
+      <w:pPr>
+        <w:keepNext w:val="0"/>
+        <w:shd w:val="clear" w:color="auto" w:fill="F5F5F5"/>
+        <w:spacing w:after="0" w:before="0" w:line="240" w:lineRule="auto"/>
+        <w:jc w:val="left"/>
+      </w:pPr>
+      <w:r>
+        <w:rPr>
+          <w:rFonts w:ascii="Consolas" w:hAnsi="Consolas" w:eastAsia="Consolas" w:cs="Consolas"/>
+          <w:b w:val="0"/>
+          <w:i w:val="0"/>
+          <w:sz w:val="18"/>
+        </w:rPr>
+        <w:t>--   и несколько одновременных запросов для проверки приоритета.</w:t>
+      </w:r>
+    </w:p>
+    <w:p>
+      <w:pPr>
+        <w:keepNext w:val="0"/>
+        <w:shd w:val="clear" w:color="auto" w:fill="F5F5F5"/>
+        <w:spacing w:after="0" w:before="0" w:line="240" w:lineRule="auto"/>
+        <w:jc w:val="left"/>
+      </w:pPr>
+      <w:r>
+        <w:rPr>
+          <w:rFonts w:ascii="Consolas" w:hAnsi="Consolas" w:eastAsia="Consolas" w:cs="Consolas"/>
+          <w:b w:val="0"/>
+          <w:i w:val="0"/>
+          <w:sz w:val="18"/>
+        </w:rPr>
+        <w:t>-- Часть 2 - полный перебор всех 2^10 = 1024 входных наборов с автоматическим</w:t>
+      </w:r>
+    </w:p>
+    <w:p>
+      <w:pPr>
+        <w:keepNext w:val="0"/>
+        <w:shd w:val="clear" w:color="auto" w:fill="F5F5F5"/>
+        <w:spacing w:after="0" w:before="0" w:line="240" w:lineRule="auto"/>
+        <w:jc w:val="left"/>
+      </w:pPr>
+      <w:r>
+        <w:rPr>
+          <w:rFonts w:ascii="Consolas" w:hAnsi="Consolas" w:eastAsia="Consolas" w:cs="Consolas"/>
+          <w:b w:val="0"/>
+          <w:i w:val="0"/>
+          <w:sz w:val="18"/>
+        </w:rPr>
+        <w:t>--   сравнением с эталоном (номер старшего активного входа).</w:t>
+      </w:r>
+    </w:p>
+    <w:p>
+      <w:pPr>
+        <w:keepNext w:val="0"/>
+        <w:shd w:val="clear" w:color="auto" w:fill="F5F5F5"/>
+        <w:spacing w:after="0" w:before="0" w:line="240" w:lineRule="auto"/>
+        <w:jc w:val="left"/>
+      </w:pPr>
+      <w:r>
+        <w:rPr>
+          <w:rFonts w:ascii="Consolas" w:hAnsi="Consolas" w:eastAsia="Consolas" w:cs="Consolas"/>
+          <w:b w:val="0"/>
+          <w:i w:val="0"/>
+          <w:sz w:val="18"/>
+        </w:rPr>
+        <w:t>----------------------------------------------------------------------------------</w:t>
+      </w:r>
+    </w:p>
+    <w:p>
+      <w:pPr>
+        <w:keepNext w:val="0"/>
+        <w:shd w:val="clear" w:color="auto" w:fill="F5F5F5"/>
+        <w:spacing w:after="0" w:before="0" w:line="240" w:lineRule="auto"/>
+        <w:jc w:val="left"/>
+      </w:pPr>
+      <w:r>
+        <w:rPr>
+          <w:rFonts w:ascii="Consolas" w:hAnsi="Consolas" w:eastAsia="Consolas" w:cs="Consolas"/>
+          <w:b w:val="0"/>
+          <w:i w:val="0"/>
+          <w:sz w:val="18"/>
+        </w:rPr>
+        <w:t>library IEEE;</w:t>
+      </w:r>
+    </w:p>
+    <w:p>
+      <w:pPr>
+        <w:keepNext w:val="0"/>
+        <w:shd w:val="clear" w:color="auto" w:fill="F5F5F5"/>
+        <w:spacing w:after="0" w:before="0" w:line="240" w:lineRule="auto"/>
+        <w:jc w:val="left"/>
+      </w:pPr>
+      <w:r>
+        <w:rPr>
+          <w:rFonts w:ascii="Consolas" w:hAnsi="Consolas" w:eastAsia="Consolas" w:cs="Consolas"/>
+          <w:b w:val="0"/>
+          <w:i w:val="0"/>
+          <w:sz w:val="18"/>
+        </w:rPr>
+        <w:t>use IEEE.STD_LOGIC_1164.ALL;</w:t>
+      </w:r>
+    </w:p>
+    <w:p>
+      <w:pPr>
+        <w:keepNext w:val="0"/>
+        <w:shd w:val="clear" w:color="auto" w:fill="F5F5F5"/>
+        <w:spacing w:after="0" w:before="0" w:line="240" w:lineRule="auto"/>
+        <w:jc w:val="left"/>
+      </w:pPr>
+      <w:r>
+        <w:rPr>
+          <w:rFonts w:ascii="Consolas" w:hAnsi="Consolas" w:eastAsia="Consolas" w:cs="Consolas"/>
+          <w:b w:val="0"/>
+          <w:i w:val="0"/>
+          <w:sz w:val="18"/>
+        </w:rPr>
+        <w:t>use IEEE.NUMERIC_STD.ALL;</w:t>
+      </w:r>
+    </w:p>
+    <w:p>
+      <w:pPr>
+        <w:keepNext w:val="0"/>
+        <w:shd w:val="clear" w:color="auto" w:fill="F5F5F5"/>
+        <w:spacing w:after="0" w:before="0" w:line="240" w:lineRule="auto"/>
+        <w:jc w:val="left"/>
+      </w:pPr>
+      <w:r>
+        <w:rPr>
+          <w:rFonts w:ascii="Consolas" w:hAnsi="Consolas" w:eastAsia="Consolas" w:cs="Consolas"/>
+          <w:b w:val="0"/>
+          <w:i w:val="0"/>
+          <w:sz w:val="18"/>
+        </w:rPr>
+        <w:t xml:space="preserve"> </w:t>
+      </w:r>
+    </w:p>
+    <w:p>
+      <w:pPr>
+        <w:keepNext w:val="0"/>
+        <w:shd w:val="clear" w:color="auto" w:fill="F5F5F5"/>
+        <w:spacing w:after="0" w:before="0" w:line="240" w:lineRule="auto"/>
+        <w:jc w:val="left"/>
+      </w:pPr>
+      <w:r>
+        <w:rPr>
+          <w:rFonts w:ascii="Consolas" w:hAnsi="Consolas" w:eastAsia="Consolas" w:cs="Consolas"/>
+          <w:b w:val="0"/>
+          <w:i w:val="0"/>
+          <w:sz w:val="18"/>
+        </w:rPr>
+        <w:t>-- У testbench нет портов</w:t>
+      </w:r>
+    </w:p>
+    <w:p>
+      <w:pPr>
+        <w:keepNext w:val="0"/>
+        <w:shd w:val="clear" w:color="auto" w:fill="F5F5F5"/>
+        <w:spacing w:after="0" w:before="0" w:line="240" w:lineRule="auto"/>
+        <w:jc w:val="left"/>
+      </w:pPr>
+      <w:r>
+        <w:rPr>
+          <w:rFonts w:ascii="Consolas" w:hAnsi="Consolas" w:eastAsia="Consolas" w:cs="Consolas"/>
+          <w:b w:val="0"/>
+          <w:i w:val="0"/>
+          <w:sz w:val="18"/>
+        </w:rPr>
+        <w:t>entity tb_encoder_12to4 is</w:t>
+      </w:r>
+    </w:p>
+    <w:p>
+      <w:pPr>
+        <w:keepNext w:val="0"/>
+        <w:shd w:val="clear" w:color="auto" w:fill="F5F5F5"/>
+        <w:spacing w:after="0" w:before="0" w:line="240" w:lineRule="auto"/>
+        <w:jc w:val="left"/>
+      </w:pPr>
+      <w:r>
+        <w:rPr>
+          <w:rFonts w:ascii="Consolas" w:hAnsi="Consolas" w:eastAsia="Consolas" w:cs="Consolas"/>
+          <w:b w:val="0"/>
+          <w:i w:val="0"/>
+          <w:sz w:val="18"/>
+        </w:rPr>
+        <w:t>end tb_encoder_12to4;</w:t>
+      </w:r>
+    </w:p>
+    <w:p>
+      <w:pPr>
+        <w:keepNext w:val="0"/>
+        <w:shd w:val="clear" w:color="auto" w:fill="F5F5F5"/>
+        <w:spacing w:after="0" w:before="0" w:line="240" w:lineRule="auto"/>
+        <w:jc w:val="left"/>
+      </w:pPr>
+      <w:r>
+        <w:rPr>
+          <w:rFonts w:ascii="Consolas" w:hAnsi="Consolas" w:eastAsia="Consolas" w:cs="Consolas"/>
+          <w:b w:val="0"/>
+          <w:i w:val="0"/>
+          <w:sz w:val="18"/>
+        </w:rPr>
+        <w:t xml:space="preserve"> </w:t>
+      </w:r>
+    </w:p>
+    <w:p>
+      <w:pPr>
+        <w:keepNext w:val="0"/>
+        <w:shd w:val="clear" w:color="auto" w:fill="F5F5F5"/>
+        <w:spacing w:after="0" w:before="0" w:line="240" w:lineRule="auto"/>
+        <w:jc w:val="left"/>
+      </w:pPr>
+      <w:r>
+        <w:rPr>
+          <w:rFonts w:ascii="Consolas" w:hAnsi="Consolas" w:eastAsia="Consolas" w:cs="Consolas"/>
+          <w:b w:val="0"/>
+          <w:i w:val="0"/>
+          <w:sz w:val="18"/>
+        </w:rPr>
+        <w:t>architecture Behavioral of tb_encoder_12to4 is</w:t>
+      </w:r>
+    </w:p>
+    <w:p>
+      <w:pPr>
+        <w:keepNext w:val="0"/>
+        <w:shd w:val="clear" w:color="auto" w:fill="F5F5F5"/>
+        <w:spacing w:after="0" w:before="0" w:line="240" w:lineRule="auto"/>
+        <w:jc w:val="left"/>
+      </w:pPr>
+      <w:r>
+        <w:rPr>
+          <w:rFonts w:ascii="Consolas" w:hAnsi="Consolas" w:eastAsia="Consolas" w:cs="Consolas"/>
+          <w:b w:val="0"/>
+          <w:i w:val="0"/>
+          <w:sz w:val="18"/>
+        </w:rPr>
+        <w:t xml:space="preserve"> </w:t>
+      </w:r>
+    </w:p>
+    <w:p>
+      <w:pPr>
+        <w:keepNext w:val="0"/>
+        <w:shd w:val="clear" w:color="auto" w:fill="F5F5F5"/>
+        <w:spacing w:after="0" w:before="0" w:line="240" w:lineRule="auto"/>
+        <w:jc w:val="left"/>
+      </w:pPr>
+      <w:r>
+        <w:rPr>
+          <w:rFonts w:ascii="Consolas" w:hAnsi="Consolas" w:eastAsia="Consolas" w:cs="Consolas"/>
+          <w:b w:val="0"/>
+          <w:i w:val="0"/>
+          <w:sz w:val="18"/>
+        </w:rPr>
+        <w:t xml:space="preserve">    signal din  : STD_LOGIC_VECTOR (9 downto 0) := (others =&gt; '0');</w:t>
+      </w:r>
+    </w:p>
+    <w:p>
+      <w:pPr>
+        <w:keepNext w:val="0"/>
+        <w:shd w:val="clear" w:color="auto" w:fill="F5F5F5"/>
+        <w:spacing w:after="0" w:before="0" w:line="240" w:lineRule="auto"/>
+        <w:jc w:val="left"/>
+      </w:pPr>
+      <w:r>
+        <w:rPr>
+          <w:rFonts w:ascii="Consolas" w:hAnsi="Consolas" w:eastAsia="Consolas" w:cs="Consolas"/>
+          <w:b w:val="0"/>
+          <w:i w:val="0"/>
+          <w:sz w:val="18"/>
+        </w:rPr>
+        <w:t xml:space="preserve">    signal dout : STD_LOGIC_VECTOR (3 downto 0);</w:t>
+      </w:r>
+    </w:p>
+    <w:p>
+      <w:pPr>
+        <w:keepNext w:val="0"/>
+        <w:shd w:val="clear" w:color="auto" w:fill="F5F5F5"/>
+        <w:spacing w:after="0" w:before="0" w:line="240" w:lineRule="auto"/>
+        <w:jc w:val="left"/>
+      </w:pPr>
+      <w:r>
+        <w:rPr>
+          <w:rFonts w:ascii="Consolas" w:hAnsi="Consolas" w:eastAsia="Consolas" w:cs="Consolas"/>
+          <w:b w:val="0"/>
+          <w:i w:val="0"/>
+          <w:sz w:val="18"/>
+        </w:rPr>
+        <w:t xml:space="preserve"> </w:t>
+      </w:r>
+    </w:p>
+    <w:p>
+      <w:pPr>
+        <w:keepNext w:val="0"/>
+        <w:shd w:val="clear" w:color="auto" w:fill="F5F5F5"/>
+        <w:spacing w:after="0" w:before="0" w:line="240" w:lineRule="auto"/>
+        <w:jc w:val="left"/>
+      </w:pPr>
+      <w:r>
+        <w:rPr>
+          <w:rFonts w:ascii="Consolas" w:hAnsi="Consolas" w:eastAsia="Consolas" w:cs="Consolas"/>
+          <w:b w:val="0"/>
+          <w:i w:val="0"/>
+          <w:sz w:val="18"/>
+        </w:rPr>
+        <w:t>begin</w:t>
+      </w:r>
+    </w:p>
+    <w:p>
+      <w:pPr>
+        <w:keepNext w:val="0"/>
+        <w:shd w:val="clear" w:color="auto" w:fill="F5F5F5"/>
+        <w:spacing w:after="0" w:before="0" w:line="240" w:lineRule="auto"/>
+        <w:jc w:val="left"/>
+      </w:pPr>
+      <w:r>
+        <w:rPr>
+          <w:rFonts w:ascii="Consolas" w:hAnsi="Consolas" w:eastAsia="Consolas" w:cs="Consolas"/>
+          <w:b w:val="0"/>
+          <w:i w:val="0"/>
+          <w:sz w:val="18"/>
+        </w:rPr>
+        <w:t xml:space="preserve"> </w:t>
+      </w:r>
+    </w:p>
+    <w:p>
+      <w:pPr>
+        <w:keepNext w:val="0"/>
+        <w:shd w:val="clear" w:color="auto" w:fill="F5F5F5"/>
+        <w:spacing w:after="0" w:before="0" w:line="240" w:lineRule="auto"/>
+        <w:jc w:val="left"/>
+      </w:pPr>
+      <w:r>
+        <w:rPr>
+          <w:rFonts w:ascii="Consolas" w:hAnsi="Consolas" w:eastAsia="Consolas" w:cs="Consolas"/>
+          <w:b w:val="0"/>
+          <w:i w:val="0"/>
+          <w:sz w:val="18"/>
+        </w:rPr>
+        <w:t xml:space="preserve">    DUT: entity work.encoder_12to4</w:t>
+      </w:r>
+    </w:p>
+    <w:p>
+      <w:pPr>
+        <w:keepNext w:val="0"/>
+        <w:shd w:val="clear" w:color="auto" w:fill="F5F5F5"/>
+        <w:spacing w:after="0" w:before="0" w:line="240" w:lineRule="auto"/>
+        <w:jc w:val="left"/>
+      </w:pPr>
+      <w:r>
+        <w:rPr>
+          <w:rFonts w:ascii="Consolas" w:hAnsi="Consolas" w:eastAsia="Consolas" w:cs="Consolas"/>
+          <w:b w:val="0"/>
+          <w:i w:val="0"/>
+          <w:sz w:val="18"/>
+        </w:rPr>
+        <w:t xml:space="preserve">        port map (</w:t>
+      </w:r>
+    </w:p>
+    <w:p>
+      <w:pPr>
+        <w:keepNext w:val="0"/>
+        <w:shd w:val="clear" w:color="auto" w:fill="F5F5F5"/>
+        <w:spacing w:after="0" w:before="0" w:line="240" w:lineRule="auto"/>
+        <w:jc w:val="left"/>
+      </w:pPr>
+      <w:r>
+        <w:rPr>
+          <w:rFonts w:ascii="Consolas" w:hAnsi="Consolas" w:eastAsia="Consolas" w:cs="Consolas"/>
+          <w:b w:val="0"/>
+          <w:i w:val="0"/>
+          <w:sz w:val="18"/>
+        </w:rPr>
+        <w:t xml:space="preserve">            din  =&gt; din,</w:t>
+      </w:r>
+    </w:p>
+    <w:p>
+      <w:pPr>
+        <w:keepNext w:val="0"/>
+        <w:shd w:val="clear" w:color="auto" w:fill="F5F5F5"/>
+        <w:spacing w:after="0" w:before="0" w:line="240" w:lineRule="auto"/>
+        <w:jc w:val="left"/>
+      </w:pPr>
+      <w:r>
+        <w:rPr>
+          <w:rFonts w:ascii="Consolas" w:hAnsi="Consolas" w:eastAsia="Consolas" w:cs="Consolas"/>
+          <w:b w:val="0"/>
+          <w:i w:val="0"/>
+          <w:sz w:val="18"/>
+        </w:rPr>
+        <w:t xml:space="preserve">            dout =&gt; dout</w:t>
+      </w:r>
+    </w:p>
+    <w:p>
+      <w:pPr>
+        <w:keepNext w:val="0"/>
+        <w:shd w:val="clear" w:color="auto" w:fill="F5F5F5"/>
+        <w:spacing w:after="0" w:before="0" w:line="240" w:lineRule="auto"/>
+        <w:jc w:val="left"/>
+      </w:pPr>
+      <w:r>
+        <w:rPr>
+          <w:rFonts w:ascii="Consolas" w:hAnsi="Consolas" w:eastAsia="Consolas" w:cs="Consolas"/>
+          <w:b w:val="0"/>
+          <w:i w:val="0"/>
+          <w:sz w:val="18"/>
+        </w:rPr>
+        <w:t xml:space="preserve">        );</w:t>
+      </w:r>
+    </w:p>
+    <w:p>
+      <w:pPr>
+        <w:keepNext w:val="0"/>
+        <w:shd w:val="clear" w:color="auto" w:fill="F5F5F5"/>
+        <w:spacing w:after="0" w:before="0" w:line="240" w:lineRule="auto"/>
+        <w:jc w:val="left"/>
+      </w:pPr>
+      <w:r>
+        <w:rPr>
+          <w:rFonts w:ascii="Consolas" w:hAnsi="Consolas" w:eastAsia="Consolas" w:cs="Consolas"/>
+          <w:b w:val="0"/>
+          <w:i w:val="0"/>
+          <w:sz w:val="18"/>
+        </w:rPr>
+        <w:t xml:space="preserve"> </w:t>
+      </w:r>
+    </w:p>
+    <w:p>
+      <w:pPr>
+        <w:keepNext w:val="0"/>
+        <w:shd w:val="clear" w:color="auto" w:fill="F5F5F5"/>
+        <w:spacing w:after="0" w:before="0" w:line="240" w:lineRule="auto"/>
+        <w:jc w:val="left"/>
+      </w:pPr>
+      <w:r>
+        <w:rPr>
+          <w:rFonts w:ascii="Consolas" w:hAnsi="Consolas" w:eastAsia="Consolas" w:cs="Consolas"/>
+          <w:b w:val="0"/>
+          <w:i w:val="0"/>
+          <w:sz w:val="18"/>
+        </w:rPr>
+        <w:t xml:space="preserve">    stim_proc: process</w:t>
+      </w:r>
+    </w:p>
+    <w:p>
+      <w:pPr>
+        <w:keepNext w:val="0"/>
+        <w:shd w:val="clear" w:color="auto" w:fill="F5F5F5"/>
+        <w:spacing w:after="0" w:before="0" w:line="240" w:lineRule="auto"/>
+        <w:jc w:val="left"/>
+      </w:pPr>
+      <w:r>
+        <w:rPr>
+          <w:rFonts w:ascii="Consolas" w:hAnsi="Consolas" w:eastAsia="Consolas" w:cs="Consolas"/>
+          <w:b w:val="0"/>
+          <w:i w:val="0"/>
+          <w:sz w:val="18"/>
+        </w:rPr>
+        <w:t xml:space="preserve">        variable expected : integer;</w:t>
+      </w:r>
+    </w:p>
+    <w:p>
+      <w:pPr>
+        <w:keepNext w:val="0"/>
+        <w:shd w:val="clear" w:color="auto" w:fill="F5F5F5"/>
+        <w:spacing w:after="0" w:before="0" w:line="240" w:lineRule="auto"/>
+        <w:jc w:val="left"/>
+      </w:pPr>
+      <w:r>
+        <w:rPr>
+          <w:rFonts w:ascii="Consolas" w:hAnsi="Consolas" w:eastAsia="Consolas" w:cs="Consolas"/>
+          <w:b w:val="0"/>
+          <w:i w:val="0"/>
+          <w:sz w:val="18"/>
+        </w:rPr>
+        <w:t xml:space="preserve">        variable errors   : integer := 0;</w:t>
+      </w:r>
+    </w:p>
+    <w:p>
+      <w:pPr>
+        <w:keepNext w:val="0"/>
+        <w:shd w:val="clear" w:color="auto" w:fill="F5F5F5"/>
+        <w:spacing w:after="0" w:before="0" w:line="240" w:lineRule="auto"/>
+        <w:jc w:val="left"/>
+      </w:pPr>
+      <w:r>
+        <w:rPr>
+          <w:rFonts w:ascii="Consolas" w:hAnsi="Consolas" w:eastAsia="Consolas" w:cs="Consolas"/>
+          <w:b w:val="0"/>
+          <w:i w:val="0"/>
+          <w:sz w:val="18"/>
+        </w:rPr>
+        <w:t xml:space="preserve">    begin</w:t>
+      </w:r>
+    </w:p>
+    <w:p>
+      <w:pPr>
+        <w:keepNext w:val="0"/>
+        <w:shd w:val="clear" w:color="auto" w:fill="F5F5F5"/>
+        <w:spacing w:after="0" w:before="0" w:line="240" w:lineRule="auto"/>
+        <w:jc w:val="left"/>
+      </w:pPr>
+      <w:r>
+        <w:rPr>
+          <w:rFonts w:ascii="Consolas" w:hAnsi="Consolas" w:eastAsia="Consolas" w:cs="Consolas"/>
+          <w:b w:val="0"/>
+          <w:i w:val="0"/>
+          <w:sz w:val="18"/>
+        </w:rPr>
+        <w:t xml:space="preserve">        ------------------------------------------------------------------</w:t>
+      </w:r>
+    </w:p>
+    <w:p>
+      <w:pPr>
+        <w:keepNext w:val="0"/>
+        <w:shd w:val="clear" w:color="auto" w:fill="F5F5F5"/>
+        <w:spacing w:after="0" w:before="0" w:line="240" w:lineRule="auto"/>
+        <w:jc w:val="left"/>
+      </w:pPr>
+      <w:r>
+        <w:rPr>
+          <w:rFonts w:ascii="Consolas" w:hAnsi="Consolas" w:eastAsia="Consolas" w:cs="Consolas"/>
+          <w:b w:val="0"/>
+          <w:i w:val="0"/>
+          <w:sz w:val="18"/>
+        </w:rPr>
+        <w:t xml:space="preserve">        -- Часть 1. Наглядные наборы</w:t>
+      </w:r>
+    </w:p>
+    <w:p>
+      <w:pPr>
+        <w:keepNext w:val="0"/>
+        <w:shd w:val="clear" w:color="auto" w:fill="F5F5F5"/>
+        <w:spacing w:after="0" w:before="0" w:line="240" w:lineRule="auto"/>
+        <w:jc w:val="left"/>
+      </w:pPr>
+      <w:r>
+        <w:rPr>
+          <w:rFonts w:ascii="Consolas" w:hAnsi="Consolas" w:eastAsia="Consolas" w:cs="Consolas"/>
+          <w:b w:val="0"/>
+          <w:i w:val="0"/>
+          <w:sz w:val="18"/>
+        </w:rPr>
+        <w:t xml:space="preserve">        ------------------------------------------------------------------</w:t>
+      </w:r>
+    </w:p>
+    <w:p>
+      <w:pPr>
+        <w:keepNext w:val="0"/>
+        <w:shd w:val="clear" w:color="auto" w:fill="F5F5F5"/>
+        <w:spacing w:after="0" w:before="0" w:line="240" w:lineRule="auto"/>
+        <w:jc w:val="left"/>
+      </w:pPr>
+      <w:r>
+        <w:rPr>
+          <w:rFonts w:ascii="Consolas" w:hAnsi="Consolas" w:eastAsia="Consolas" w:cs="Consolas"/>
+          <w:b w:val="0"/>
+          <w:i w:val="0"/>
+          <w:sz w:val="18"/>
+        </w:rPr>
+        <w:t xml:space="preserve">        -- Тест 0: все входы в нуле -&gt; ожидаем 0000 (неоднозначно с din(0))</w:t>
+      </w:r>
+    </w:p>
+    <w:p>
+      <w:pPr>
+        <w:keepNext w:val="0"/>
+        <w:shd w:val="clear" w:color="auto" w:fill="F5F5F5"/>
+        <w:spacing w:after="0" w:before="0" w:line="240" w:lineRule="auto"/>
+        <w:jc w:val="left"/>
+      </w:pPr>
+      <w:r>
+        <w:rPr>
+          <w:rFonts w:ascii="Consolas" w:hAnsi="Consolas" w:eastAsia="Consolas" w:cs="Consolas"/>
+          <w:b w:val="0"/>
+          <w:i w:val="0"/>
+          <w:sz w:val="18"/>
+        </w:rPr>
+        <w:t xml:space="preserve">        din &lt;= "0000000000"; wait for 10 ns;</w:t>
+      </w:r>
+    </w:p>
+    <w:p>
+      <w:pPr>
+        <w:keepNext w:val="0"/>
+        <w:shd w:val="clear" w:color="auto" w:fill="F5F5F5"/>
+        <w:spacing w:after="0" w:before="0" w:line="240" w:lineRule="auto"/>
+        <w:jc w:val="left"/>
+      </w:pPr>
+      <w:r>
+        <w:rPr>
+          <w:rFonts w:ascii="Consolas" w:hAnsi="Consolas" w:eastAsia="Consolas" w:cs="Consolas"/>
+          <w:b w:val="0"/>
+          <w:i w:val="0"/>
+          <w:sz w:val="18"/>
+        </w:rPr>
+        <w:t xml:space="preserve">        -- Тесты 1..10: активен один вход -&gt; ожидаем его номер</w:t>
+      </w:r>
+    </w:p>
+    <w:p>
+      <w:pPr>
+        <w:keepNext w:val="0"/>
+        <w:shd w:val="clear" w:color="auto" w:fill="F5F5F5"/>
+        <w:spacing w:after="0" w:before="0" w:line="240" w:lineRule="auto"/>
+        <w:jc w:val="left"/>
+      </w:pPr>
+      <w:r>
+        <w:rPr>
+          <w:rFonts w:ascii="Consolas" w:hAnsi="Consolas" w:eastAsia="Consolas" w:cs="Consolas"/>
+          <w:b w:val="0"/>
+          <w:i w:val="0"/>
+          <w:sz w:val="18"/>
+        </w:rPr>
+        <w:t xml:space="preserve">        din &lt;= "0000000001"; wait for 10 ns;   -- 0000</w:t>
+      </w:r>
+    </w:p>
+    <w:p>
+      <w:pPr>
+        <w:keepNext w:val="0"/>
+        <w:shd w:val="clear" w:color="auto" w:fill="F5F5F5"/>
+        <w:spacing w:after="0" w:before="0" w:line="240" w:lineRule="auto"/>
+        <w:jc w:val="left"/>
+      </w:pPr>
+      <w:r>
+        <w:rPr>
+          <w:rFonts w:ascii="Consolas" w:hAnsi="Consolas" w:eastAsia="Consolas" w:cs="Consolas"/>
+          <w:b w:val="0"/>
+          <w:i w:val="0"/>
+          <w:sz w:val="18"/>
+        </w:rPr>
+        <w:t xml:space="preserve">        din &lt;= "0000000010"; wait for 10 ns;   -- 0001</w:t>
+      </w:r>
+    </w:p>
+    <w:p>
+      <w:pPr>
+        <w:keepNext w:val="0"/>
+        <w:shd w:val="clear" w:color="auto" w:fill="F5F5F5"/>
+        <w:spacing w:after="0" w:before="0" w:line="240" w:lineRule="auto"/>
+        <w:jc w:val="left"/>
+      </w:pPr>
+      <w:r>
+        <w:rPr>
+          <w:rFonts w:ascii="Consolas" w:hAnsi="Consolas" w:eastAsia="Consolas" w:cs="Consolas"/>
+          <w:b w:val="0"/>
+          <w:i w:val="0"/>
+          <w:sz w:val="18"/>
+        </w:rPr>
+        <w:t xml:space="preserve">        din &lt;= "0000000100"; wait for 10 ns;   -- 0010</w:t>
+      </w:r>
+    </w:p>
+    <w:p>
+      <w:pPr>
+        <w:keepNext w:val="0"/>
+        <w:shd w:val="clear" w:color="auto" w:fill="F5F5F5"/>
+        <w:spacing w:after="0" w:before="0" w:line="240" w:lineRule="auto"/>
+        <w:jc w:val="left"/>
+      </w:pPr>
+      <w:r>
+        <w:rPr>
+          <w:rFonts w:ascii="Consolas" w:hAnsi="Consolas" w:eastAsia="Consolas" w:cs="Consolas"/>
+          <w:b w:val="0"/>
+          <w:i w:val="0"/>
+          <w:sz w:val="18"/>
+        </w:rPr>
+        <w:t xml:space="preserve">        din &lt;= "0000001000"; wait for 10 ns;   -- 0011</w:t>
+      </w:r>
+    </w:p>
+    <w:p>
+      <w:pPr>
+        <w:keepNext w:val="0"/>
+        <w:shd w:val="clear" w:color="auto" w:fill="F5F5F5"/>
+        <w:spacing w:after="0" w:before="0" w:line="240" w:lineRule="auto"/>
+        <w:jc w:val="left"/>
+      </w:pPr>
+      <w:r>
+        <w:rPr>
+          <w:rFonts w:ascii="Consolas" w:hAnsi="Consolas" w:eastAsia="Consolas" w:cs="Consolas"/>
+          <w:b w:val="0"/>
+          <w:i w:val="0"/>
+          <w:sz w:val="18"/>
+        </w:rPr>
+        <w:t xml:space="preserve">        din &lt;= "0000010000"; wait for 10 ns;   -- 0100</w:t>
+      </w:r>
+    </w:p>
+    <w:p>
+      <w:pPr>
+        <w:keepNext w:val="0"/>
+        <w:shd w:val="clear" w:color="auto" w:fill="F5F5F5"/>
+        <w:spacing w:after="0" w:before="0" w:line="240" w:lineRule="auto"/>
+        <w:jc w:val="left"/>
+      </w:pPr>
+      <w:r>
+        <w:rPr>
+          <w:rFonts w:ascii="Consolas" w:hAnsi="Consolas" w:eastAsia="Consolas" w:cs="Consolas"/>
+          <w:b w:val="0"/>
+          <w:i w:val="0"/>
+          <w:sz w:val="18"/>
+        </w:rPr>
+        <w:t xml:space="preserve">        din &lt;= "0000100000"; wait for 10 ns;   -- 0101</w:t>
+      </w:r>
+    </w:p>
+    <w:p>
+      <w:pPr>
+        <w:keepNext w:val="0"/>
+        <w:shd w:val="clear" w:color="auto" w:fill="F5F5F5"/>
+        <w:spacing w:after="0" w:before="0" w:line="240" w:lineRule="auto"/>
+        <w:jc w:val="left"/>
+      </w:pPr>
+      <w:r>
+        <w:rPr>
+          <w:rFonts w:ascii="Consolas" w:hAnsi="Consolas" w:eastAsia="Consolas" w:cs="Consolas"/>
+          <w:b w:val="0"/>
+          <w:i w:val="0"/>
+          <w:sz w:val="18"/>
+        </w:rPr>
+        <w:t xml:space="preserve">        din &lt;= "0001000000"; wait for 10 ns;   -- 0110</w:t>
+      </w:r>
+    </w:p>
+    <w:p>
+      <w:pPr>
+        <w:keepNext w:val="0"/>
+        <w:shd w:val="clear" w:color="auto" w:fill="F5F5F5"/>
+        <w:spacing w:after="0" w:before="0" w:line="240" w:lineRule="auto"/>
+        <w:jc w:val="left"/>
+      </w:pPr>
+      <w:r>
+        <w:rPr>
+          <w:rFonts w:ascii="Consolas" w:hAnsi="Consolas" w:eastAsia="Consolas" w:cs="Consolas"/>
+          <w:b w:val="0"/>
+          <w:i w:val="0"/>
+          <w:sz w:val="18"/>
+        </w:rPr>
+        <w:t xml:space="preserve">        din &lt;= "0010000000"; wait for 10 ns;   -- 0111</w:t>
+      </w:r>
+    </w:p>
+    <w:p>
+      <w:pPr>
+        <w:keepNext w:val="0"/>
+        <w:shd w:val="clear" w:color="auto" w:fill="F5F5F5"/>
+        <w:spacing w:after="0" w:before="0" w:line="240" w:lineRule="auto"/>
+        <w:jc w:val="left"/>
+      </w:pPr>
+      <w:r>
+        <w:rPr>
+          <w:rFonts w:ascii="Consolas" w:hAnsi="Consolas" w:eastAsia="Consolas" w:cs="Consolas"/>
+          <w:b w:val="0"/>
+          <w:i w:val="0"/>
+          <w:sz w:val="18"/>
+        </w:rPr>
+        <w:t xml:space="preserve">        din &lt;= "0100000000"; wait for 10 ns;   -- 1000</w:t>
+      </w:r>
+    </w:p>
+    <w:p>
+      <w:pPr>
+        <w:keepNext w:val="0"/>
+        <w:shd w:val="clear" w:color="auto" w:fill="F5F5F5"/>
+        <w:spacing w:after="0" w:before="0" w:line="240" w:lineRule="auto"/>
+        <w:jc w:val="left"/>
+      </w:pPr>
+      <w:r>
+        <w:rPr>
+          <w:rFonts w:ascii="Consolas" w:hAnsi="Consolas" w:eastAsia="Consolas" w:cs="Consolas"/>
+          <w:b w:val="0"/>
+          <w:i w:val="0"/>
+          <w:sz w:val="18"/>
+        </w:rPr>
+        <w:t xml:space="preserve">        din &lt;= "1000000000"; wait for 10 ns;   -- 1001</w:t>
+      </w:r>
+    </w:p>
+    <w:p>
+      <w:pPr>
+        <w:keepNext w:val="0"/>
+        <w:shd w:val="clear" w:color="auto" w:fill="F5F5F5"/>
+        <w:spacing w:after="0" w:before="0" w:line="240" w:lineRule="auto"/>
+        <w:jc w:val="left"/>
+      </w:pPr>
+      <w:r>
+        <w:rPr>
+          <w:rFonts w:ascii="Consolas" w:hAnsi="Consolas" w:eastAsia="Consolas" w:cs="Consolas"/>
+          <w:b w:val="0"/>
+          <w:i w:val="0"/>
+          <w:sz w:val="18"/>
+        </w:rPr>
+        <w:t xml:space="preserve">        -- === Тесты на приоритет ===</w:t>
+      </w:r>
+    </w:p>
+    <w:p>
+      <w:pPr>
+        <w:keepNext w:val="0"/>
+        <w:shd w:val="clear" w:color="auto" w:fill="F5F5F5"/>
+        <w:spacing w:after="0" w:before="0" w:line="240" w:lineRule="auto"/>
+        <w:jc w:val="left"/>
+      </w:pPr>
+      <w:r>
+        <w:rPr>
+          <w:rFonts w:ascii="Consolas" w:hAnsi="Consolas" w:eastAsia="Consolas" w:cs="Consolas"/>
+          <w:b w:val="0"/>
+          <w:i w:val="0"/>
+          <w:sz w:val="18"/>
+        </w:rPr>
+        <w:t xml:space="preserve">        din &lt;= "0010001000"; wait for 10 ns;   -- активны 3 и 7    -&gt; 0111</w:t>
+      </w:r>
+    </w:p>
+    <w:p>
+      <w:pPr>
+        <w:keepNext w:val="0"/>
+        <w:shd w:val="clear" w:color="auto" w:fill="F5F5F5"/>
+        <w:spacing w:after="0" w:before="0" w:line="240" w:lineRule="auto"/>
+        <w:jc w:val="left"/>
+      </w:pPr>
+      <w:r>
+        <w:rPr>
+          <w:rFonts w:ascii="Consolas" w:hAnsi="Consolas" w:eastAsia="Consolas" w:cs="Consolas"/>
+          <w:b w:val="0"/>
+          <w:i w:val="0"/>
+          <w:sz w:val="18"/>
+        </w:rPr>
+        <w:t xml:space="preserve">        din &lt;= "1000100100"; wait for 10 ns;   -- активны 2, 5, 9  -&gt; 1001</w:t>
+      </w:r>
+    </w:p>
+    <w:p>
+      <w:pPr>
+        <w:keepNext w:val="0"/>
+        <w:shd w:val="clear" w:color="auto" w:fill="F5F5F5"/>
+        <w:spacing w:after="0" w:before="0" w:line="240" w:lineRule="auto"/>
+        <w:jc w:val="left"/>
+      </w:pPr>
+      <w:r>
+        <w:rPr>
+          <w:rFonts w:ascii="Consolas" w:hAnsi="Consolas" w:eastAsia="Consolas" w:cs="Consolas"/>
+          <w:b w:val="0"/>
+          <w:i w:val="0"/>
+          <w:sz w:val="18"/>
+        </w:rPr>
+        <w:t xml:space="preserve">        din &lt;= "1000000001"; wait for 10 ns;   -- активны 0 и 9    -&gt; 1001</w:t>
+      </w:r>
+    </w:p>
+    <w:p>
+      <w:pPr>
+        <w:keepNext w:val="0"/>
+        <w:shd w:val="clear" w:color="auto" w:fill="F5F5F5"/>
+        <w:spacing w:after="0" w:before="0" w:line="240" w:lineRule="auto"/>
+        <w:jc w:val="left"/>
+      </w:pPr>
+      <w:r>
+        <w:rPr>
+          <w:rFonts w:ascii="Consolas" w:hAnsi="Consolas" w:eastAsia="Consolas" w:cs="Consolas"/>
+          <w:b w:val="0"/>
+          <w:i w:val="0"/>
+          <w:sz w:val="18"/>
+        </w:rPr>
+        <w:t xml:space="preserve"> </w:t>
+      </w:r>
+    </w:p>
+    <w:p>
+      <w:pPr>
+        <w:keepNext w:val="0"/>
+        <w:shd w:val="clear" w:color="auto" w:fill="F5F5F5"/>
+        <w:spacing w:after="0" w:before="0" w:line="240" w:lineRule="auto"/>
+        <w:jc w:val="left"/>
+      </w:pPr>
+      <w:r>
+        <w:rPr>
+          <w:rFonts w:ascii="Consolas" w:hAnsi="Consolas" w:eastAsia="Consolas" w:cs="Consolas"/>
+          <w:b w:val="0"/>
+          <w:i w:val="0"/>
+          <w:sz w:val="18"/>
+        </w:rPr>
+        <w:t xml:space="preserve">        ------------------------------------------------------------------</w:t>
+      </w:r>
+    </w:p>
+    <w:p>
+      <w:pPr>
+        <w:keepNext w:val="0"/>
+        <w:shd w:val="clear" w:color="auto" w:fill="F5F5F5"/>
+        <w:spacing w:after="0" w:before="0" w:line="240" w:lineRule="auto"/>
+        <w:jc w:val="left"/>
+      </w:pPr>
+      <w:r>
+        <w:rPr>
+          <w:rFonts w:ascii="Consolas" w:hAnsi="Consolas" w:eastAsia="Consolas" w:cs="Consolas"/>
+          <w:b w:val="0"/>
+          <w:i w:val="0"/>
+          <w:sz w:val="18"/>
+        </w:rPr>
+        <w:t xml:space="preserve">        -- Часть 2. Полный перебор 1024 наборов</w:t>
+      </w:r>
+    </w:p>
+    <w:p>
+      <w:pPr>
+        <w:keepNext w:val="0"/>
+        <w:shd w:val="clear" w:color="auto" w:fill="F5F5F5"/>
+        <w:spacing w:after="0" w:before="0" w:line="240" w:lineRule="auto"/>
+        <w:jc w:val="left"/>
+      </w:pPr>
+      <w:r>
+        <w:rPr>
+          <w:rFonts w:ascii="Consolas" w:hAnsi="Consolas" w:eastAsia="Consolas" w:cs="Consolas"/>
+          <w:b w:val="0"/>
+          <w:i w:val="0"/>
+          <w:sz w:val="18"/>
+        </w:rPr>
+        <w:t xml:space="preserve">        ------------------------------------------------------------------</w:t>
+      </w:r>
+    </w:p>
+    <w:p>
+      <w:pPr>
+        <w:keepNext w:val="0"/>
+        <w:shd w:val="clear" w:color="auto" w:fill="F5F5F5"/>
+        <w:spacing w:after="0" w:before="0" w:line="240" w:lineRule="auto"/>
+        <w:jc w:val="left"/>
+      </w:pPr>
+      <w:r>
+        <w:rPr>
+          <w:rFonts w:ascii="Consolas" w:hAnsi="Consolas" w:eastAsia="Consolas" w:cs="Consolas"/>
+          <w:b w:val="0"/>
+          <w:i w:val="0"/>
+          <w:sz w:val="18"/>
+        </w:rPr>
+        <w:t xml:space="preserve">        for i in 0 to 1023 loop</w:t>
+      </w:r>
+    </w:p>
+    <w:p>
+      <w:pPr>
+        <w:keepNext w:val="0"/>
+        <w:shd w:val="clear" w:color="auto" w:fill="F5F5F5"/>
+        <w:spacing w:after="0" w:before="0" w:line="240" w:lineRule="auto"/>
+        <w:jc w:val="left"/>
+      </w:pPr>
+      <w:r>
+        <w:rPr>
+          <w:rFonts w:ascii="Consolas" w:hAnsi="Consolas" w:eastAsia="Consolas" w:cs="Consolas"/>
+          <w:b w:val="0"/>
+          <w:i w:val="0"/>
+          <w:sz w:val="18"/>
+        </w:rPr>
+        <w:t xml:space="preserve">            din &lt;= STD_LOGIC_VECTOR(to_unsigned(i, 10));</w:t>
+      </w:r>
+    </w:p>
+    <w:p>
+      <w:pPr>
+        <w:keepNext w:val="0"/>
+        <w:shd w:val="clear" w:color="auto" w:fill="F5F5F5"/>
+        <w:spacing w:after="0" w:before="0" w:line="240" w:lineRule="auto"/>
+        <w:jc w:val="left"/>
+      </w:pPr>
+      <w:r>
+        <w:rPr>
+          <w:rFonts w:ascii="Consolas" w:hAnsi="Consolas" w:eastAsia="Consolas" w:cs="Consolas"/>
+          <w:b w:val="0"/>
+          <w:i w:val="0"/>
+          <w:sz w:val="18"/>
+        </w:rPr>
+        <w:t xml:space="preserve">            wait for 10 ns;</w:t>
+      </w:r>
+    </w:p>
+    <w:p>
+      <w:pPr>
+        <w:keepNext w:val="0"/>
+        <w:shd w:val="clear" w:color="auto" w:fill="F5F5F5"/>
+        <w:spacing w:after="0" w:before="0" w:line="240" w:lineRule="auto"/>
+        <w:jc w:val="left"/>
+      </w:pPr>
+      <w:r>
+        <w:rPr>
+          <w:rFonts w:ascii="Consolas" w:hAnsi="Consolas" w:eastAsia="Consolas" w:cs="Consolas"/>
+          <w:b w:val="0"/>
+          <w:i w:val="0"/>
+          <w:sz w:val="18"/>
+        </w:rPr>
+        <w:t xml:space="preserve">            expected := 0;</w:t>
+      </w:r>
+    </w:p>
+    <w:p>
+      <w:pPr>
+        <w:keepNext w:val="0"/>
+        <w:shd w:val="clear" w:color="auto" w:fill="F5F5F5"/>
+        <w:spacing w:after="0" w:before="0" w:line="240" w:lineRule="auto"/>
+        <w:jc w:val="left"/>
+      </w:pPr>
+      <w:r>
+        <w:rPr>
+          <w:rFonts w:ascii="Consolas" w:hAnsi="Consolas" w:eastAsia="Consolas" w:cs="Consolas"/>
+          <w:b w:val="0"/>
+          <w:i w:val="0"/>
+          <w:sz w:val="18"/>
+        </w:rPr>
+        <w:t xml:space="preserve">            for k in 9 downto 1 loop</w:t>
+      </w:r>
+    </w:p>
+    <w:p>
+      <w:pPr>
+        <w:keepNext w:val="0"/>
+        <w:shd w:val="clear" w:color="auto" w:fill="F5F5F5"/>
+        <w:spacing w:after="0" w:before="0" w:line="240" w:lineRule="auto"/>
+        <w:jc w:val="left"/>
+      </w:pPr>
+      <w:r>
+        <w:rPr>
+          <w:rFonts w:ascii="Consolas" w:hAnsi="Consolas" w:eastAsia="Consolas" w:cs="Consolas"/>
+          <w:b w:val="0"/>
+          <w:i w:val="0"/>
+          <w:sz w:val="18"/>
+        </w:rPr>
+        <w:t xml:space="preserve">                if to_unsigned(i, 10)(k) = '1' then</w:t>
+      </w:r>
+    </w:p>
+    <w:p>
+      <w:pPr>
+        <w:keepNext w:val="0"/>
+        <w:shd w:val="clear" w:color="auto" w:fill="F5F5F5"/>
+        <w:spacing w:after="0" w:before="0" w:line="240" w:lineRule="auto"/>
+        <w:jc w:val="left"/>
+      </w:pPr>
+      <w:r>
+        <w:rPr>
+          <w:rFonts w:ascii="Consolas" w:hAnsi="Consolas" w:eastAsia="Consolas" w:cs="Consolas"/>
+          <w:b w:val="0"/>
+          <w:i w:val="0"/>
+          <w:sz w:val="18"/>
+        </w:rPr>
+        <w:t xml:space="preserve">                    expected := k;</w:t>
+      </w:r>
+    </w:p>
+    <w:p>
+      <w:pPr>
+        <w:keepNext w:val="0"/>
+        <w:shd w:val="clear" w:color="auto" w:fill="F5F5F5"/>
+        <w:spacing w:after="0" w:before="0" w:line="240" w:lineRule="auto"/>
+        <w:jc w:val="left"/>
+      </w:pPr>
+      <w:r>
+        <w:rPr>
+          <w:rFonts w:ascii="Consolas" w:hAnsi="Consolas" w:eastAsia="Consolas" w:cs="Consolas"/>
+          <w:b w:val="0"/>
+          <w:i w:val="0"/>
+          <w:sz w:val="18"/>
+        </w:rPr>
+        <w:t xml:space="preserve">                    exit;</w:t>
+      </w:r>
+    </w:p>
+    <w:p>
+      <w:pPr>
+        <w:keepNext w:val="0"/>
+        <w:shd w:val="clear" w:color="auto" w:fill="F5F5F5"/>
+        <w:spacing w:after="0" w:before="0" w:line="240" w:lineRule="auto"/>
+        <w:jc w:val="left"/>
+      </w:pPr>
+      <w:r>
+        <w:rPr>
+          <w:rFonts w:ascii="Consolas" w:hAnsi="Consolas" w:eastAsia="Consolas" w:cs="Consolas"/>
+          <w:b w:val="0"/>
+          <w:i w:val="0"/>
+          <w:sz w:val="18"/>
+        </w:rPr>
+        <w:t xml:space="preserve">                end if;</w:t>
+      </w:r>
+    </w:p>
+    <w:p>
+      <w:pPr>
+        <w:keepNext w:val="0"/>
+        <w:shd w:val="clear" w:color="auto" w:fill="F5F5F5"/>
+        <w:spacing w:after="0" w:before="0" w:line="240" w:lineRule="auto"/>
+        <w:jc w:val="left"/>
+      </w:pPr>
+      <w:r>
+        <w:rPr>
+          <w:rFonts w:ascii="Consolas" w:hAnsi="Consolas" w:eastAsia="Consolas" w:cs="Consolas"/>
+          <w:b w:val="0"/>
+          <w:i w:val="0"/>
+          <w:sz w:val="18"/>
+        </w:rPr>
+        <w:t xml:space="preserve">            end loop;</w:t>
+      </w:r>
+    </w:p>
+    <w:p>
+      <w:pPr>
+        <w:keepNext w:val="0"/>
+        <w:shd w:val="clear" w:color="auto" w:fill="F5F5F5"/>
+        <w:spacing w:after="0" w:before="0" w:line="240" w:lineRule="auto"/>
+        <w:jc w:val="left"/>
+      </w:pPr>
+      <w:r>
+        <w:rPr>
+          <w:rFonts w:ascii="Consolas" w:hAnsi="Consolas" w:eastAsia="Consolas" w:cs="Consolas"/>
+          <w:b w:val="0"/>
+          <w:i w:val="0"/>
+          <w:sz w:val="18"/>
+        </w:rPr>
+        <w:t xml:space="preserve">            if to_integer(unsigned(dout)) /= expected then</w:t>
+      </w:r>
+    </w:p>
+    <w:p>
+      <w:pPr>
+        <w:keepNext w:val="0"/>
+        <w:shd w:val="clear" w:color="auto" w:fill="F5F5F5"/>
+        <w:spacing w:after="0" w:before="0" w:line="240" w:lineRule="auto"/>
+        <w:jc w:val="left"/>
+      </w:pPr>
+      <w:r>
+        <w:rPr>
+          <w:rFonts w:ascii="Consolas" w:hAnsi="Consolas" w:eastAsia="Consolas" w:cs="Consolas"/>
+          <w:b w:val="0"/>
+          <w:i w:val="0"/>
+          <w:sz w:val="18"/>
+        </w:rPr>
+        <w:t xml:space="preserve">                errors := errors + 1;</w:t>
+      </w:r>
+    </w:p>
+    <w:p>
+      <w:pPr>
+        <w:keepNext w:val="0"/>
+        <w:shd w:val="clear" w:color="auto" w:fill="F5F5F5"/>
+        <w:spacing w:after="0" w:before="0" w:line="240" w:lineRule="auto"/>
+        <w:jc w:val="left"/>
+      </w:pPr>
+      <w:r>
+        <w:rPr>
+          <w:rFonts w:ascii="Consolas" w:hAnsi="Consolas" w:eastAsia="Consolas" w:cs="Consolas"/>
+          <w:b w:val="0"/>
+          <w:i w:val="0"/>
+          <w:sz w:val="18"/>
+        </w:rPr>
+        <w:t xml:space="preserve">                report "ERROR at din = " &amp; integer'image(i) severity error;</w:t>
+      </w:r>
+    </w:p>
+    <w:p>
+      <w:pPr>
+        <w:keepNext w:val="0"/>
+        <w:shd w:val="clear" w:color="auto" w:fill="F5F5F5"/>
+        <w:spacing w:after="0" w:before="0" w:line="240" w:lineRule="auto"/>
+        <w:jc w:val="left"/>
+      </w:pPr>
+      <w:r>
+        <w:rPr>
+          <w:rFonts w:ascii="Consolas" w:hAnsi="Consolas" w:eastAsia="Consolas" w:cs="Consolas"/>
+          <w:b w:val="0"/>
+          <w:i w:val="0"/>
+          <w:sz w:val="18"/>
+        </w:rPr>
+        <w:t xml:space="preserve">            end if;</w:t>
+      </w:r>
+    </w:p>
+    <w:p>
+      <w:pPr>
+        <w:keepNext w:val="0"/>
+        <w:shd w:val="clear" w:color="auto" w:fill="F5F5F5"/>
+        <w:spacing w:after="0" w:before="0" w:line="240" w:lineRule="auto"/>
+        <w:jc w:val="left"/>
+      </w:pPr>
+      <w:r>
+        <w:rPr>
+          <w:rFonts w:ascii="Consolas" w:hAnsi="Consolas" w:eastAsia="Consolas" w:cs="Consolas"/>
+          <w:b w:val="0"/>
+          <w:i w:val="0"/>
+          <w:sz w:val="18"/>
+        </w:rPr>
+        <w:t xml:space="preserve">        end loop;</w:t>
+      </w:r>
+    </w:p>
+    <w:p>
+      <w:pPr>
+        <w:keepNext w:val="0"/>
+        <w:shd w:val="clear" w:color="auto" w:fill="F5F5F5"/>
+        <w:spacing w:after="0" w:before="0" w:line="240" w:lineRule="auto"/>
+        <w:jc w:val="left"/>
+      </w:pPr>
+      <w:r>
+        <w:rPr>
+          <w:rFonts w:ascii="Consolas" w:hAnsi="Consolas" w:eastAsia="Consolas" w:cs="Consolas"/>
+          <w:b w:val="0"/>
+          <w:i w:val="0"/>
+          <w:sz w:val="18"/>
+        </w:rPr>
+        <w:t xml:space="preserve"> </w:t>
+      </w:r>
+    </w:p>
+    <w:p>
+      <w:pPr>
+        <w:keepNext w:val="0"/>
+        <w:shd w:val="clear" w:color="auto" w:fill="F5F5F5"/>
+        <w:spacing w:after="0" w:before="0" w:line="240" w:lineRule="auto"/>
+        <w:jc w:val="left"/>
+      </w:pPr>
+      <w:r>
+        <w:rPr>
+          <w:rFonts w:ascii="Consolas" w:hAnsi="Consolas" w:eastAsia="Consolas" w:cs="Consolas"/>
+          <w:b w:val="0"/>
+          <w:i w:val="0"/>
+          <w:sz w:val="18"/>
+        </w:rPr>
+        <w:t xml:space="preserve">        report "Simulation finished. Vectors checked: 1024, errors: "</w:t>
+      </w:r>
+    </w:p>
+    <w:p>
+      <w:pPr>
+        <w:keepNext w:val="0"/>
+        <w:shd w:val="clear" w:color="auto" w:fill="F5F5F5"/>
+        <w:spacing w:after="0" w:before="0" w:line="240" w:lineRule="auto"/>
+        <w:jc w:val="left"/>
+      </w:pPr>
+      <w:r>
+        <w:rPr>
+          <w:rFonts w:ascii="Consolas" w:hAnsi="Consolas" w:eastAsia="Consolas" w:cs="Consolas"/>
+          <w:b w:val="0"/>
+          <w:i w:val="0"/>
+          <w:sz w:val="18"/>
+        </w:rPr>
+        <w:t xml:space="preserve">               &amp; integer'image(errors);</w:t>
+      </w:r>
+    </w:p>
+    <w:p>
+      <w:pPr>
+        <w:keepNext w:val="0"/>
+        <w:shd w:val="clear" w:color="auto" w:fill="F5F5F5"/>
+        <w:spacing w:after="0" w:before="0" w:line="240" w:lineRule="auto"/>
+        <w:jc w:val="left"/>
+      </w:pPr>
+      <w:r>
+        <w:rPr>
+          <w:rFonts w:ascii="Consolas" w:hAnsi="Consolas" w:eastAsia="Consolas" w:cs="Consolas"/>
+          <w:b w:val="0"/>
+          <w:i w:val="0"/>
+          <w:sz w:val="18"/>
+        </w:rPr>
+        <w:t xml:space="preserve">        wait;</w:t>
+      </w:r>
+    </w:p>
+    <w:p>
+      <w:pPr>
+        <w:keepNext w:val="0"/>
+        <w:shd w:val="clear" w:color="auto" w:fill="F5F5F5"/>
+        <w:spacing w:after="0" w:before="0" w:line="240" w:lineRule="auto"/>
+        <w:jc w:val="left"/>
+      </w:pPr>
+      <w:r>
+        <w:rPr>
+          <w:rFonts w:ascii="Consolas" w:hAnsi="Consolas" w:eastAsia="Consolas" w:cs="Consolas"/>
+          <w:b w:val="0"/>
+          <w:i w:val="0"/>
+          <w:sz w:val="18"/>
+        </w:rPr>
+        <w:t xml:space="preserve">    end process;</w:t>
+      </w:r>
+    </w:p>
+    <w:p>
+      <w:pPr>
+        <w:keepNext w:val="0"/>
+        <w:shd w:val="clear" w:color="auto" w:fill="F5F5F5"/>
+        <w:spacing w:after="0" w:before="0" w:line="240" w:lineRule="auto"/>
+        <w:jc w:val="left"/>
+      </w:pPr>
+      <w:r>
+        <w:rPr>
+          <w:rFonts w:ascii="Consolas" w:hAnsi="Consolas" w:eastAsia="Consolas" w:cs="Consolas"/>
+          <w:b w:val="0"/>
+          <w:i w:val="0"/>
+          <w:sz w:val="18"/>
+        </w:rPr>
+        <w:t xml:space="preserve"> </w:t>
+      </w:r>
+    </w:p>
+    <w:p>
+      <w:pPr>
+        <w:keepNext w:val="0"/>
+        <w:shd w:val="clear" w:color="auto" w:fill="F5F5F5"/>
+        <w:spacing w:after="0" w:before="0" w:line="240" w:lineRule="auto"/>
+        <w:jc w:val="left"/>
+      </w:pPr>
+      <w:r>
+        <w:rPr>
+          <w:rFonts w:ascii="Consolas" w:hAnsi="Consolas" w:eastAsia="Consolas" w:cs="Consolas"/>
+          <w:b w:val="0"/>
+          <w:i w:val="0"/>
+          <w:sz w:val="18"/>
+        </w:rPr>
+        <w:t>end Behavioral;</w:t>
+      </w:r>
+    </w:p>
+    <w:p>
+      <w:pPr>
+        <w:keepNext w:val="0"/>
+        <w:spacing w:after="60" w:before="0" w:line="276" w:lineRule="auto"/>
+        <w:jc w:val="left"/>
+      </w:pPr>
+      <w:r>
+        <w:rPr>
+          <w:rFonts w:ascii="Times New Roman" w:hAnsi="Times New Roman" w:eastAsia="Times New Roman" w:cs="Times New Roman"/>
+          <w:b w:val="0"/>
+          <w:i w:val="0"/>
+          <w:sz w:val="24"/>
+        </w:rPr>
+      </w:r>
+    </w:p>
+    <w:p>
+      <w:pPr>
+        <w:keepNext/>
+        <w:spacing w:after="100" w:before="0" w:line="276" w:lineRule="auto"/>
+        <w:jc w:val="left"/>
+      </w:pPr>
+      <w:r>
+        <w:rPr>
+          <w:rFonts w:ascii="Times New Roman" w:hAnsi="Times New Roman" w:eastAsia="Times New Roman" w:cs="Times New Roman"/>
+          <w:b/>
+          <w:i/>
+          <w:sz w:val="24"/>
+        </w:rPr>
+        <w:t>2.4 Результаты моделирования</w:t>
+      </w:r>
+    </w:p>
+    <w:p>
+      <w:pPr>
+        <w:keepNext/>
+        <w:shd w:val="clear" w:color="auto" w:fill="F5F5F5"/>
+        <w:spacing w:after="0" w:before="0" w:line="240" w:lineRule="auto"/>
+        <w:jc w:val="left"/>
+      </w:pPr>
+      <w:r>
+        <w:rPr>
+          <w:rFonts w:ascii="Consolas" w:hAnsi="Consolas" w:eastAsia="Consolas" w:cs="Consolas"/>
+          <w:b w:val="0"/>
+          <w:i w:val="0"/>
+          <w:sz w:val="18"/>
+        </w:rPr>
+        <w:t>Simulation finished. Vectors checked: 1024, errors: 0</w:t>
+      </w:r>
+    </w:p>
+    <w:p>
+      <w:pPr>
+        <w:keepNext w:val="0"/>
+        <w:spacing w:after="60" w:before="0" w:line="276" w:lineRule="auto"/>
+        <w:jc w:val="left"/>
+      </w:pPr>
+      <w:r>
+        <w:rPr>
+          <w:rFonts w:ascii="Times New Roman" w:hAnsi="Times New Roman" w:eastAsia="Times New Roman" w:cs="Times New Roman"/>
+          <w:b w:val="0"/>
+          <w:i w:val="0"/>
+          <w:sz w:val="24"/>
+        </w:rPr>
+      </w:r>
+    </w:p>
+    <w:p>
+      <w:pPr>
+        <w:keepNext w:val="0"/>
+        <w:spacing w:after="80" w:before="0" w:line="276" w:lineRule="auto"/>
+        <w:jc w:val="both"/>
+      </w:pPr>
+      <w:r>
+        <w:rPr>
+          <w:rFonts w:ascii="Times New Roman" w:hAnsi="Times New Roman" w:eastAsia="Times New Roman" w:cs="Times New Roman"/>
+          <w:b w:val="0"/>
+          <w:i w:val="0"/>
+          <w:sz w:val="24"/>
+        </w:rPr>
+        <w:t>На рисунке 4 показана первая часть теста: при одном активном входе на выходе формируется его номер, а при нескольких запросах (0010001000, 1000100100, 1000000001) – номер старшего из них (7, 9, 9). На рисунке 5 – начало полного перебора. На рисунке 6 приведён результат моделирования в Vivado.</w:t>
+      </w:r>
+    </w:p>
+    <w:p>
+      <w:pPr>
+        <w:keepNext/>
+        <w:spacing w:after="60" w:before="0" w:line="276" w:lineRule="auto"/>
+        <w:jc w:val="center"/>
+      </w:pPr>
+      <w:r>
+        <w:rPr>
+          <w:rFonts w:ascii="Times New Roman" w:hAnsi="Times New Roman" w:eastAsia="Times New Roman" w:cs="Times New Roman"/>
+          <w:b w:val="0"/>
+          <w:i w:val="0"/>
+          <w:sz w:val="24"/>
+        </w:rPr>
+      </w:r>
+      <w:r>
+        <w:drawing>
+          <wp:inline xmlns:a="http://schemas.openxmlformats.org/drawingml/2006/main" xmlns:pic="http://schemas.openxmlformats.org/drawingml/2006/picture">
+            <wp:extent cx="5733288" cy="1125809"/>
+            <wp:docPr id="4" name="Picture 4"/>
+            <wp:cNvGraphicFramePr>
+              <a:graphicFrameLocks noChangeAspect="1"/>
+            </wp:cNvGraphicFramePr>
+            <a:graphic>
+              <a:graphicData uri="http://schemas.openxmlformats.org/drawingml/2006/picture">
+                <pic:pic>
+                  <pic:nvPicPr>
+                    <pic:cNvPr id="0" name="enc_part1.png"/>
+                    <pic:cNvPicPr/>
+                  </pic:nvPicPr>
+                  <pic:blipFill>
+                    <a:blip r:embed="rId13"/>
+                    <a:stretch>
+                      <a:fillRect/>
+                    </a:stretch>
+                  </pic:blipFill>
+                  <pic:spPr>
+                    <a:xfrm>
+                      <a:off x="0" y="0"/>
+                      <a:ext cx="5733288" cy="1125809"/>
+                    </a:xfrm>
+                    <a:prstGeom prst="rect"/>
+                  </pic:spPr>
+                </pic:pic>
+              </a:graphicData>
+            </a:graphic>
+          </wp:inline>
+        </w:drawing>
+      </w:r>
+    </w:p>
+    <w:p>
+      <w:pPr>
+        <w:keepNext w:val="0"/>
+        <w:spacing w:after="200" w:before="0"/>
+        <w:jc w:val="center"/>
+      </w:pPr>
+      <w:r>
+        <w:rPr>
+          <w:rFonts w:ascii="Times New Roman" w:hAnsi="Times New Roman" w:eastAsia="Times New Roman" w:cs="Times New Roman"/>
+          <w:b w:val="0"/>
+          <w:i/>
+          <w:sz w:val="20"/>
+        </w:rPr>
+        <w:t>Рисунок 4 – Временная диаграмма приоритетного шифратора (наглядные наборы)</w:t>
+      </w:r>
+    </w:p>
+    <w:p>
+      <w:pPr>
+        <w:keepNext/>
+        <w:spacing w:after="60" w:before="0" w:line="276" w:lineRule="auto"/>
+        <w:jc w:val="center"/>
+      </w:pPr>
+      <w:r>
+        <w:rPr>
+          <w:rFonts w:ascii="Times New Roman" w:hAnsi="Times New Roman" w:eastAsia="Times New Roman" w:cs="Times New Roman"/>
+          <w:b w:val="0"/>
+          <w:i w:val="0"/>
+          <w:sz w:val="24"/>
+        </w:rPr>
+      </w:r>
+      <w:r>
+        <w:drawing>
+          <wp:inline xmlns:a="http://schemas.openxmlformats.org/drawingml/2006/main" xmlns:pic="http://schemas.openxmlformats.org/drawingml/2006/picture">
+            <wp:extent cx="5733288" cy="1125809"/>
+            <wp:docPr id="5" name="Picture 5"/>
+            <wp:cNvGraphicFramePr>
+              <a:graphicFrameLocks noChangeAspect="1"/>
+            </wp:cNvGraphicFramePr>
+            <a:graphic>
+              <a:graphicData uri="http://schemas.openxmlformats.org/drawingml/2006/picture">
+                <pic:pic>
+                  <pic:nvPicPr>
+                    <pic:cNvPr id="0" name="enc_part2.png"/>
+                    <pic:cNvPicPr/>
+                  </pic:nvPicPr>
+                  <pic:blipFill>
+                    <a:blip r:embed="rId14"/>
+                    <a:stretch>
+                      <a:fillRect/>
+                    </a:stretch>
+                  </pic:blipFill>
+                  <pic:spPr>
+                    <a:xfrm>
+                      <a:off x="0" y="0"/>
+                      <a:ext cx="5733288" cy="1125809"/>
+                    </a:xfrm>
+                    <a:prstGeom prst="rect"/>
+                  </pic:spPr>
+                </pic:pic>
+              </a:graphicData>
+            </a:graphic>
+          </wp:inline>
+        </w:drawing>
+      </w:r>
+    </w:p>
+    <w:p>
+      <w:pPr>
+        <w:keepNext w:val="0"/>
+        <w:spacing w:after="200" w:before="0"/>
+        <w:jc w:val="center"/>
+      </w:pPr>
+      <w:r>
+        <w:rPr>
+          <w:rFonts w:ascii="Times New Roman" w:hAnsi="Times New Roman" w:eastAsia="Times New Roman" w:cs="Times New Roman"/>
+          <w:b w:val="0"/>
+          <w:i/>
+          <w:sz w:val="20"/>
+        </w:rPr>
+        <w:t>Рисунок 5 – Временная диаграмма приоритетного шифратора (начало полного перебора)</w:t>
+      </w:r>
+    </w:p>
+    <w:p>
+      <w:pPr>
+        <w:keepNext/>
+        <w:spacing w:after="60" w:before="0" w:line="276" w:lineRule="auto"/>
+        <w:jc w:val="center"/>
+      </w:pPr>
+      <w:r>
+        <w:rPr>
+          <w:rFonts w:ascii="Times New Roman" w:hAnsi="Times New Roman" w:eastAsia="Times New Roman" w:cs="Times New Roman"/>
+          <w:b w:val="0"/>
+          <w:i w:val="0"/>
+          <w:sz w:val="24"/>
+        </w:rPr>
+      </w:r>
+      <w:r>
+        <w:drawing>
+          <wp:inline xmlns:a="http://schemas.openxmlformats.org/drawingml/2006/main" xmlns:pic="http://schemas.openxmlformats.org/drawingml/2006/picture">
+            <wp:extent cx="5733288" cy="527920"/>
+            <wp:docPr id="6" name="Picture 6"/>
+            <wp:cNvGraphicFramePr>
+              <a:graphicFrameLocks noChangeAspect="1"/>
+            </wp:cNvGraphicFramePr>
+            <a:graphic>
+              <a:graphicData uri="http://schemas.openxmlformats.org/drawingml/2006/picture">
+                <pic:pic>
+                  <pic:nvPicPr>
+                    <pic:cNvPr id="0" name="vivado_encoder_wave.png"/>
+                    <pic:cNvPicPr/>
+                  </pic:nvPicPr>
+                  <pic:blipFill>
+                    <a:blip r:embed="rId15"/>
+                    <a:stretch>
+                      <a:fillRect/>
+                    </a:stretch>
+                  </pic:blipFill>
+                  <pic:spPr>
+                    <a:xfrm>
+                      <a:off x="0" y="0"/>
+                      <a:ext cx="5733288" cy="527920"/>
+                    </a:xfrm>
+                    <a:prstGeom prst="rect"/>
+                  </pic:spPr>
+                </pic:pic>
+              </a:graphicData>
+            </a:graphic>
+          </wp:inline>
+        </w:drawing>
+      </w:r>
+    </w:p>
+    <w:p>
+      <w:pPr>
+        <w:keepNext w:val="0"/>
+        <w:spacing w:after="200" w:before="0"/>
+        <w:jc w:val="center"/>
+      </w:pPr>
+      <w:r>
+        <w:rPr>
+          <w:rFonts w:ascii="Times New Roman" w:hAnsi="Times New Roman" w:eastAsia="Times New Roman" w:cs="Times New Roman"/>
+          <w:b w:val="0"/>
+          <w:i/>
+          <w:sz w:val="20"/>
+        </w:rPr>
+        <w:t>Рисунок 6 – Моделирование приоритетного шифратора в Vivado (наглядные наборы)</w:t>
+      </w:r>
+    </w:p>
+    <w:p>
+      <w:pPr>
+        <w:keepNext/>
+        <w:spacing w:after="100" w:before="0" w:line="276" w:lineRule="auto"/>
+        <w:jc w:val="left"/>
+      </w:pPr>
+      <w:r>
+        <w:rPr>
+          <w:rFonts w:ascii="Times New Roman" w:hAnsi="Times New Roman" w:eastAsia="Times New Roman" w:cs="Times New Roman"/>
+          <w:b/>
+          <w:i/>
+          <w:sz w:val="24"/>
+        </w:rPr>
+        <w:t>2.5 Результаты синтеза</w:t>
+      </w:r>
+    </w:p>
+    <w:p>
+      <w:pPr>
+        <w:keepNext/>
+        <w:spacing w:after="80" w:before="0" w:line="276" w:lineRule="auto"/>
+        <w:jc w:val="left"/>
+      </w:pPr>
+      <w:r>
+        <w:rPr>
+          <w:rFonts w:ascii="Times New Roman" w:hAnsi="Times New Roman" w:eastAsia="Times New Roman" w:cs="Times New Roman"/>
+          <w:b w:val="0"/>
+          <w:i/>
+          <w:sz w:val="24"/>
+        </w:rPr>
+        <w:t>Таблица 4 – Результаты синтеза приоритетного шифратора (Xilinx 7-series)</w:t>
+      </w:r>
+    </w:p>
+    <w:tbl>
+      <w:tblPr>
+        <w:tblW w:type="auto" w:w="0"/>
+        <w:jc w:val="center"/>
+        <w:tblBorders>
+          <w:top w:val="single" w:sz="4" w:color="auto"/>
+          <w:left w:val="single" w:sz="4" w:color="auto"/>
+          <w:bottom w:val="single" w:sz="4" w:color="auto"/>
+          <w:right w:val="single" w:sz="4" w:color="auto"/>
+          <w:insideH w:val="single" w:sz="4" w:color="auto"/>
+          <w:insideV w:val="single" w:sz="4" w:color="auto"/>
+        </w:tblBorders>
+        <w:tblLook w:firstColumn="1" w:firstRow="1" w:lastColumn="0" w:lastRow="0" w:noHBand="0" w:noVBand="1" w:val="04A0"/>
+      </w:tblPr>
+      <w:tblGrid>
+        <w:gridCol w:w="4513"/>
+        <w:gridCol w:w="4513"/>
+      </w:tblGrid>
+      <w:tr>
+        <w:trPr>
+          <w:tblHeader/>
+        </w:trPr>
+        <w:tc>
+          <w:tcPr>
+            <w:tcW w:type="dxa" w:w="5417"/>
+            <w:shd w:val="clear" w:fill="D9D9D9"/>
+            <w:vAlign w:val="center"/>
+          </w:tcPr>
+          <w:p>
+            <w:pPr>
+              <w:spacing w:after="0"/>
+              <w:jc w:val="center"/>
+            </w:pPr>
+            <w:r>
+              <w:rPr>
+                <w:rFonts w:ascii="Times New Roman" w:hAnsi="Times New Roman" w:eastAsia="Times New Roman"/>
+                <w:b/>
+                <w:i w:val="0"/>
+                <w:sz w:val="22"/>
+              </w:rPr>
+              <w:t>Ресурс</w:t>
+            </w:r>
+          </w:p>
+        </w:tc>
+        <w:tc>
+          <w:tcPr>
+            <w:tcW w:type="dxa" w:w="3612"/>
+            <w:shd w:val="clear" w:fill="D9D9D9"/>
+            <w:vAlign w:val="center"/>
+          </w:tcPr>
+          <w:p>
+            <w:pPr>
+              <w:spacing w:after="0"/>
+              <w:jc w:val="center"/>
+            </w:pPr>
+            <w:r>
+              <w:rPr>
+                <w:rFonts w:ascii="Times New Roman" w:hAnsi="Times New Roman" w:eastAsia="Times New Roman"/>
+                <w:b/>
+                <w:i w:val="0"/>
+                <w:sz w:val="22"/>
+              </w:rPr>
+              <w:t>Количество</w:t>
+            </w:r>
+          </w:p>
+        </w:tc>
+      </w:tr>
+      <w:tr>
+        <w:tc>
+          <w:tcPr>
+            <w:tcW w:type="dxa" w:w="5417"/>
+            <w:vAlign w:val="center"/>
+          </w:tcPr>
+          <w:p>
+            <w:pPr>
+              <w:spacing w:after="0"/>
+              <w:jc w:val="center"/>
+            </w:pPr>
+            <w:r>
+              <w:rPr>
+                <w:rFonts w:ascii="Times New Roman" w:hAnsi="Times New Roman" w:eastAsia="Times New Roman"/>
+                <w:b w:val="0"/>
+                <w:i w:val="0"/>
+                <w:sz w:val="22"/>
+              </w:rPr>
+              <w:t>LUT2</w:t>
+            </w:r>
+          </w:p>
+        </w:tc>
+        <w:tc>
+          <w:tcPr>
+            <w:tcW w:type="dxa" w:w="3612"/>
+            <w:vAlign w:val="center"/>
+          </w:tcPr>
+          <w:p>
+            <w:pPr>
+              <w:spacing w:after="0"/>
+              <w:jc w:val="center"/>
+            </w:pPr>
+            <w:r>
+              <w:rPr>
+                <w:rFonts w:ascii="Times New Roman" w:hAnsi="Times New Roman" w:eastAsia="Times New Roman"/>
+                <w:b w:val="0"/>
+                <w:i w:val="0"/>
+                <w:sz w:val="22"/>
+              </w:rPr>
+              <w:t>2</w:t>
+            </w:r>
+          </w:p>
+        </w:tc>
+      </w:tr>
+      <w:tr>
+        <w:tc>
+          <w:tcPr>
+            <w:tcW w:type="dxa" w:w="5417"/>
+            <w:vAlign w:val="center"/>
+          </w:tcPr>
+          <w:p>
+            <w:pPr>
+              <w:spacing w:after="0"/>
+              <w:jc w:val="center"/>
+            </w:pPr>
+            <w:r>
+              <w:rPr>
+                <w:rFonts w:ascii="Times New Roman" w:hAnsi="Times New Roman" w:eastAsia="Times New Roman"/>
+                <w:b w:val="0"/>
+                <w:i w:val="0"/>
+                <w:sz w:val="22"/>
+              </w:rPr>
+              <w:t>LUT4</w:t>
+            </w:r>
+          </w:p>
+        </w:tc>
+        <w:tc>
+          <w:tcPr>
+            <w:tcW w:type="dxa" w:w="3612"/>
+            <w:vAlign w:val="center"/>
+          </w:tcPr>
+          <w:p>
+            <w:pPr>
+              <w:spacing w:after="0"/>
+              <w:jc w:val="center"/>
+            </w:pPr>
+            <w:r>
+              <w:rPr>
+                <w:rFonts w:ascii="Times New Roman" w:hAnsi="Times New Roman" w:eastAsia="Times New Roman"/>
+                <w:b w:val="0"/>
+                <w:i w:val="0"/>
+                <w:sz w:val="22"/>
+              </w:rPr>
+              <w:t>1</w:t>
+            </w:r>
+          </w:p>
+        </w:tc>
+      </w:tr>
+      <w:tr>
+        <w:tc>
+          <w:tcPr>
+            <w:tcW w:type="dxa" w:w="5417"/>
+            <w:vAlign w:val="center"/>
+          </w:tcPr>
+          <w:p>
+            <w:pPr>
+              <w:spacing w:after="0"/>
+              <w:jc w:val="center"/>
+            </w:pPr>
+            <w:r>
+              <w:rPr>
+                <w:rFonts w:ascii="Times New Roman" w:hAnsi="Times New Roman" w:eastAsia="Times New Roman"/>
+                <w:b w:val="0"/>
+                <w:i w:val="0"/>
+                <w:sz w:val="22"/>
+              </w:rPr>
+              <w:t>LUT5</w:t>
+            </w:r>
+          </w:p>
+        </w:tc>
+        <w:tc>
+          <w:tcPr>
+            <w:tcW w:type="dxa" w:w="3612"/>
+            <w:vAlign w:val="center"/>
+          </w:tcPr>
+          <w:p>
+            <w:pPr>
+              <w:spacing w:after="0"/>
+              <w:jc w:val="center"/>
+            </w:pPr>
+            <w:r>
+              <w:rPr>
+                <w:rFonts w:ascii="Times New Roman" w:hAnsi="Times New Roman" w:eastAsia="Times New Roman"/>
+                <w:b w:val="0"/>
+                <w:i w:val="0"/>
+                <w:sz w:val="22"/>
+              </w:rPr>
+              <w:t>1</w:t>
+            </w:r>
+          </w:p>
+        </w:tc>
+      </w:tr>
+      <w:tr>
+        <w:tc>
+          <w:tcPr>
+            <w:tcW w:type="dxa" w:w="5417"/>
+            <w:vAlign w:val="center"/>
+          </w:tcPr>
+          <w:p>
+            <w:pPr>
+              <w:spacing w:after="0"/>
+              <w:jc w:val="center"/>
+            </w:pPr>
+            <w:r>
+              <w:rPr>
+                <w:rFonts w:ascii="Times New Roman" w:hAnsi="Times New Roman" w:eastAsia="Times New Roman"/>
+                <w:b w:val="0"/>
+                <w:i w:val="0"/>
+                <w:sz w:val="22"/>
+              </w:rPr>
+              <w:t>LUT6</w:t>
+            </w:r>
+          </w:p>
+        </w:tc>
+        <w:tc>
+          <w:tcPr>
+            <w:tcW w:type="dxa" w:w="3612"/>
+            <w:vAlign w:val="center"/>
+          </w:tcPr>
+          <w:p>
+            <w:pPr>
+              <w:spacing w:after="0"/>
+              <w:jc w:val="center"/>
+            </w:pPr>
+            <w:r>
+              <w:rPr>
+                <w:rFonts w:ascii="Times New Roman" w:hAnsi="Times New Roman" w:eastAsia="Times New Roman"/>
+                <w:b w:val="0"/>
+                <w:i w:val="0"/>
+                <w:sz w:val="22"/>
+              </w:rPr>
+              <w:t>2</w:t>
+            </w:r>
+          </w:p>
+        </w:tc>
+      </w:tr>
+      <w:tr>
+        <w:tc>
+          <w:tcPr>
+            <w:tcW w:type="dxa" w:w="5417"/>
+            <w:vAlign w:val="center"/>
+          </w:tcPr>
+          <w:p>
+            <w:pPr>
+              <w:spacing w:after="0"/>
+              <w:jc w:val="center"/>
+            </w:pPr>
+            <w:r>
+              <w:rPr>
+                <w:rFonts w:ascii="Times New Roman" w:hAnsi="Times New Roman" w:eastAsia="Times New Roman"/>
+                <w:b w:val="0"/>
+                <w:i w:val="0"/>
+                <w:sz w:val="22"/>
+              </w:rPr>
+              <w:t>Всего LUT</w:t>
+            </w:r>
+          </w:p>
+        </w:tc>
+        <w:tc>
+          <w:tcPr>
+            <w:tcW w:type="dxa" w:w="3612"/>
+            <w:vAlign w:val="center"/>
+          </w:tcPr>
+          <w:p>
+            <w:pPr>
+              <w:spacing w:after="0"/>
+              <w:jc w:val="center"/>
+            </w:pPr>
+            <w:r>
+              <w:rPr>
+                <w:rFonts w:ascii="Times New Roman" w:hAnsi="Times New Roman" w:eastAsia="Times New Roman"/>
+                <w:b/>
+                <w:i w:val="0"/>
+                <w:sz w:val="22"/>
+              </w:rPr>
+              <w:t>6</w:t>
+            </w:r>
+          </w:p>
+        </w:tc>
+      </w:tr>
+      <w:tr>
+        <w:tc>
+          <w:tcPr>
+            <w:tcW w:type="dxa" w:w="5417"/>
+            <w:vAlign w:val="center"/>
+          </w:tcPr>
+          <w:p>
+            <w:pPr>
+              <w:spacing w:after="0"/>
+              <w:jc w:val="center"/>
+            </w:pPr>
+            <w:r>
+              <w:rPr>
+                <w:rFonts w:ascii="Times New Roman" w:hAnsi="Times New Roman" w:eastAsia="Times New Roman"/>
+                <w:b w:val="0"/>
+                <w:i w:val="0"/>
+                <w:sz w:val="22"/>
+              </w:rPr>
+              <w:t>IBUF / OBUF</w:t>
+            </w:r>
+          </w:p>
+        </w:tc>
+        <w:tc>
+          <w:tcPr>
+            <w:tcW w:type="dxa" w:w="3612"/>
+            <w:vAlign w:val="center"/>
+          </w:tcPr>
+          <w:p>
+            <w:pPr>
+              <w:spacing w:after="0"/>
+              <w:jc w:val="center"/>
+            </w:pPr>
+            <w:r>
+              <w:rPr>
+                <w:rFonts w:ascii="Times New Roman" w:hAnsi="Times New Roman" w:eastAsia="Times New Roman"/>
+                <w:b w:val="0"/>
+                <w:i w:val="0"/>
+                <w:sz w:val="22"/>
+              </w:rPr>
+              <w:t>10 / 4</w:t>
+            </w:r>
+          </w:p>
+        </w:tc>
+      </w:tr>
+      <w:tr>
+        <w:tc>
+          <w:tcPr>
+            <w:tcW w:type="dxa" w:w="5417"/>
+            <w:vAlign w:val="center"/>
+          </w:tcPr>
+          <w:p>
+            <w:pPr>
+              <w:spacing w:after="0"/>
+              <w:jc w:val="center"/>
+            </w:pPr>
+            <w:r>
+              <w:rPr>
+                <w:rFonts w:ascii="Times New Roman" w:hAnsi="Times New Roman" w:eastAsia="Times New Roman"/>
+                <w:b w:val="0"/>
+                <w:i w:val="0"/>
+                <w:sz w:val="22"/>
+              </w:rPr>
+              <w:t>Триггеры</w:t>
+            </w:r>
+          </w:p>
+        </w:tc>
+        <w:tc>
+          <w:tcPr>
+            <w:tcW w:type="dxa" w:w="3612"/>
+            <w:vAlign w:val="center"/>
+          </w:tcPr>
+          <w:p>
+            <w:pPr>
+              <w:spacing w:after="0"/>
+              <w:jc w:val="center"/>
+            </w:pPr>
+            <w:r>
+              <w:rPr>
+                <w:rFonts w:ascii="Times New Roman" w:hAnsi="Times New Roman" w:eastAsia="Times New Roman"/>
+                <w:b w:val="0"/>
+                <w:i w:val="0"/>
+                <w:sz w:val="22"/>
+              </w:rPr>
+              <w:t>0</w:t>
+            </w:r>
+          </w:p>
+        </w:tc>
+      </w:tr>
+    </w:tbl>
+    <w:p>
+      <w:pPr>
+        <w:keepNext w:val="0"/>
+        <w:spacing w:after="120" w:before="0" w:line="276" w:lineRule="auto"/>
+        <w:jc w:val="left"/>
+      </w:pPr>
+      <w:r>
+        <w:rPr>
+          <w:rFonts w:ascii="Times New Roman" w:hAnsi="Times New Roman" w:eastAsia="Times New Roman" w:cs="Times New Roman"/>
+          <w:b w:val="0"/>
+          <w:i w:val="0"/>
+          <w:sz w:val="24"/>
+        </w:rPr>
+      </w:r>
+    </w:p>
+    <w:p>
+      <w:pPr>
+        <w:keepNext/>
+        <w:spacing w:after="160" w:before="0" w:line="276" w:lineRule="auto"/>
+        <w:jc w:val="left"/>
+      </w:pPr>
+      <w:r>
+        <w:rPr>
+          <w:rFonts w:ascii="Times New Roman" w:hAnsi="Times New Roman" w:eastAsia="Times New Roman" w:cs="Times New Roman"/>
+          <w:b/>
+          <w:i w:val="0"/>
+          <w:sz w:val="24"/>
+        </w:rPr>
+        <w:t>3. Задание 3.3 – мультиплексор 45-1 со стробированием</w:t>
+      </w:r>
+    </w:p>
+    <w:p>
+      <w:pPr>
+        <w:keepNext/>
+        <w:spacing w:after="100" w:before="0" w:line="276" w:lineRule="auto"/>
+        <w:jc w:val="left"/>
+      </w:pPr>
+      <w:r>
+        <w:rPr>
+          <w:rFonts w:ascii="Times New Roman" w:hAnsi="Times New Roman" w:eastAsia="Times New Roman" w:cs="Times New Roman"/>
+          <w:b/>
+          <w:i/>
+          <w:sz w:val="24"/>
+        </w:rPr>
+        <w:t>3.1 Описание устройства</w:t>
+      </w:r>
+    </w:p>
+    <w:p>
+      <w:pPr>
+        <w:keepNext w:val="0"/>
+        <w:spacing w:after="80" w:before="0" w:line="276" w:lineRule="auto"/>
+        <w:jc w:val="both"/>
+      </w:pPr>
+      <w:r>
+        <w:rPr>
+          <w:rFonts w:ascii="Times New Roman" w:hAnsi="Times New Roman" w:eastAsia="Times New Roman" w:cs="Times New Roman"/>
+          <w:b w:val="0"/>
+          <w:i w:val="0"/>
+          <w:sz w:val="24"/>
+        </w:rPr>
+        <w:t>Мультиплексор имеет 45 информационных входов D(44..0). Для выбора одного из 45 входов требуется ⌈log2 45⌉ = 6 адресных разрядов A(5..0) (2^6 = 64 ≥ 45). Адреса 45..63 не используются, для них на выходе формируется '0'. Стробирующий вход STB разрешает работу мультиплексора: при STB = '1' на выход передаётся значение входа D(A), при STB = '0' выход принудительно устанавливается в '0'. Назначение выводов приведено в таблице 5.</w:t>
+      </w:r>
+    </w:p>
+    <w:p>
+      <w:pPr>
+        <w:keepNext/>
+        <w:spacing w:after="80" w:before="0" w:line="276" w:lineRule="auto"/>
+        <w:jc w:val="left"/>
+      </w:pPr>
+      <w:r>
+        <w:rPr>
+          <w:rFonts w:ascii="Times New Roman" w:hAnsi="Times New Roman" w:eastAsia="Times New Roman" w:cs="Times New Roman"/>
+          <w:b w:val="0"/>
+          <w:i/>
+          <w:sz w:val="24"/>
+        </w:rPr>
+        <w:t>Таблица 5 – Выводы мультиплексора 45-1</w:t>
       </w:r>
     </w:p>
     <w:tbl>
@@ -1217,7 +8719,7 @@
           <w:i/>
           <w:sz w:val="24"/>
         </w:rPr>
-        <w:t>1.2 VHDL-описание</w:t>
+        <w:t>3.2 VHDL-описание</w:t>
       </w:r>
     </w:p>
     <w:p>
@@ -1910,7 +9412,7 @@
           <w:i/>
           <w:sz w:val="24"/>
         </w:rPr>
-        <w:t>1.3 Тестирующая программа</w:t>
+        <w:t>3.3 Тестирующая программа</w:t>
       </w:r>
     </w:p>
     <w:p>
@@ -3299,7 +10801,7 @@
           <w:i/>
           <w:sz w:val="24"/>
         </w:rPr>
-        <w:t>1.4 Результаты моделирования</w:t>
+        <w:t>3.4 Результаты моделирования</w:t>
       </w:r>
     </w:p>
     <w:p>
@@ -3363,7 +10865,7 @@
           <w:i w:val="0"/>
           <w:sz w:val="24"/>
         </w:rPr>
-        <w:t>На рисунке 2 приведён участок моделирования при STB = '0': при любом адресе и любых данных выход Y = '0'. На рисунке 3 – работа при STB = '1' для адресов 0..5: для каждого адреса сначала подаётся «бегущая единица» (Y = '1'), затем «бегущий ноль» (Y = '0'). На рисунке 4 показана граница адресного пространства: для адреса 44 (последний рабочий вход) мультиплексор передаёт D(44), а для адресов 45 и выше выход равен '0'.</w:t>
+        <w:t>На рисунке 7 приведён участок моделирования при STB = '0': при любом адресе и любых данных выход Y = '0'. На рисунке 8 – работа при STB = '1' для адресов 0..5: для каждого адреса сначала подаётся «бегущая единица» (Y = '1'), затем «бегущий ноль» (Y = '0'). На рисунке 9 показана граница адресного пространства: для адреса 44 (последний рабочий вход) мультиплексор передаёт D(44), а для адресов 45 и выше выход равен '0'.</w:t>
       </w:r>
     </w:p>
     <w:p>
@@ -3384,7 +10886,7 @@
         <w:drawing>
           <wp:inline xmlns:a="http://schemas.openxmlformats.org/drawingml/2006/main" xmlns:pic="http://schemas.openxmlformats.org/drawingml/2006/picture">
             <wp:extent cx="5733288" cy="1344717"/>
-            <wp:docPr id="2" name="Picture 2"/>
+            <wp:docPr id="7" name="Picture 7"/>
             <wp:cNvGraphicFramePr>
               <a:graphicFrameLocks noChangeAspect="1"/>
             </wp:cNvGraphicFramePr>
@@ -3396,7 +10898,7 @@
                     <pic:cNvPicPr/>
                   </pic:nvPicPr>
                   <pic:blipFill>
-                    <a:blip r:embed="rId11"/>
+                    <a:blip r:embed="rId16"/>
                     <a:stretch>
                       <a:fillRect/>
                     </a:stretch>
@@ -3428,7 +10930,7 @@
           <w:i/>
           <w:sz w:val="20"/>
         </w:rPr>
-        <w:t>Рисунок 2 – Временная диаграмма: строб выключен (STB = '0')</w:t>
+        <w:t>Рисунок 7 – Временная диаграмма: строб выключен (STB = '0')</w:t>
       </w:r>
     </w:p>
     <w:p>
@@ -3449,7 +10951,7 @@
         <w:drawing>
           <wp:inline xmlns:a="http://schemas.openxmlformats.org/drawingml/2006/main" xmlns:pic="http://schemas.openxmlformats.org/drawingml/2006/picture">
             <wp:extent cx="5733288" cy="1344717"/>
-            <wp:docPr id="3" name="Picture 3"/>
+            <wp:docPr id="8" name="Picture 8"/>
             <wp:cNvGraphicFramePr>
               <a:graphicFrameLocks noChangeAspect="1"/>
             </wp:cNvGraphicFramePr>
@@ -3461,7 +10963,7 @@
                     <pic:cNvPicPr/>
                   </pic:nvPicPr>
                   <pic:blipFill>
-                    <a:blip r:embed="rId12"/>
+                    <a:blip r:embed="rId17"/>
                     <a:stretch>
                       <a:fillRect/>
                     </a:stretch>
@@ -3493,7 +10995,7 @@
           <w:i/>
           <w:sz w:val="20"/>
         </w:rPr>
-        <w:t>Рисунок 3 – Временная диаграмма: STB = '1', адреса 0..5</w:t>
+        <w:t>Рисунок 8 – Временная диаграмма: STB = '1', адреса 0..5</w:t>
       </w:r>
     </w:p>
     <w:p>
@@ -3514,7 +11016,7 @@
         <w:drawing>
           <wp:inline xmlns:a="http://schemas.openxmlformats.org/drawingml/2006/main" xmlns:pic="http://schemas.openxmlformats.org/drawingml/2006/picture">
             <wp:extent cx="5733288" cy="1344717"/>
-            <wp:docPr id="4" name="Picture 4"/>
+            <wp:docPr id="9" name="Picture 9"/>
             <wp:cNvGraphicFramePr>
               <a:graphicFrameLocks noChangeAspect="1"/>
             </wp:cNvGraphicFramePr>
@@ -3526,7 +11028,7 @@
                     <pic:cNvPicPr/>
                   </pic:nvPicPr>
                   <pic:blipFill>
-                    <a:blip r:embed="rId13"/>
+                    <a:blip r:embed="rId18"/>
                     <a:stretch>
                       <a:fillRect/>
                     </a:stretch>
@@ -3558,7 +11060,7 @@
           <w:i/>
           <w:sz w:val="20"/>
         </w:rPr>
-        <w:t>Рисунок 4 – Временная диаграмма: STB = '1', адреса 43..49 (граница адресного пространства)</w:t>
+        <w:t>Рисунок 9 – Временная диаграмма: STB = '1', адреса 43..49 (граница адресного пространства)</w:t>
       </w:r>
     </w:p>
     <w:p>
@@ -3579,7 +11081,7 @@
         <w:drawing>
           <wp:inline xmlns:a="http://schemas.openxmlformats.org/drawingml/2006/main" xmlns:pic="http://schemas.openxmlformats.org/drawingml/2006/picture">
             <wp:extent cx="5733288" cy="1344717"/>
-            <wp:docPr id="5" name="Picture 5"/>
+            <wp:docPr id="10" name="Picture 10"/>
             <wp:cNvGraphicFramePr>
               <a:graphicFrameLocks noChangeAspect="1"/>
             </wp:cNvGraphicFramePr>
@@ -3591,7 +11093,7 @@
                     <pic:cNvPicPr/>
                   </pic:nvPicPr>
                   <pic:blipFill>
-                    <a:blip r:embed="rId14"/>
+                    <a:blip r:embed="rId19"/>
                     <a:stretch>
                       <a:fillRect/>
                     </a:stretch>
@@ -3623,7 +11125,7 @@
           <w:i/>
           <w:sz w:val="20"/>
         </w:rPr>
-        <w:t>Рисунок 5 – Временная диаграмма полного теста (256 наборов, 0..2560 нс)</w:t>
+        <w:t>Рисунок 10 – Временная диаграмма полного теста (256 наборов, 0..2560 нс)</w:t>
       </w:r>
     </w:p>
     <w:p>
@@ -3639,7 +11141,7 @@
           <w:i/>
           <w:sz w:val="24"/>
         </w:rPr>
-        <w:t>1.5 Результаты синтеза</w:t>
+        <w:t>3.5 Результаты синтеза</w:t>
       </w:r>
     </w:p>
     <w:p>
@@ -3655,7 +11157,7 @@
           <w:i/>
           <w:sz w:val="24"/>
         </w:rPr>
-        <w:t>Таблица 2 – Результаты синтеза мультиплексора 45-1 (Xilinx 7-series)</w:t>
+        <w:t>Таблица 6 – Результаты синтеза мультиплексора 45-1 (Xilinx 7-series)</w:t>
       </w:r>
     </w:p>
     <w:tbl>
@@ -4078,7 +11580,7 @@
           <w:i w:val="0"/>
           <w:sz w:val="24"/>
         </w:rPr>
-        <w:t>2. Дополнительное задание 3.3 – универсальный MUX/DEMUX с приоритетизацией</w:t>
+        <w:t>4. Дополнительное задание 3.3 – универсальный MUX/DEMUX с приоритетизацией</w:t>
       </w:r>
     </w:p>
     <w:p>
@@ -4094,7 +11596,7 @@
           <w:i/>
           <w:sz w:val="24"/>
         </w:rPr>
-        <w:t>2.1 Описание устройства</w:t>
+        <w:t>4.1 Описание устройства</w:t>
       </w:r>
     </w:p>
     <w:p>
@@ -4142,7 +11644,7 @@
           <w:i/>
           <w:sz w:val="24"/>
         </w:rPr>
-        <w:t>Таблица 3 – Выводы универсального MUX/DEMUX</w:t>
+        <w:t>Таблица 7 – Выводы универсального MUX/DEMUX</w:t>
       </w:r>
     </w:p>
     <w:tbl>
@@ -4979,7 +12481,7 @@
           <w:i/>
           <w:sz w:val="24"/>
         </w:rPr>
-        <w:t>2.2 VHDL-описание</w:t>
+        <w:t>4.2 VHDL-описание</w:t>
       </w:r>
     </w:p>
     <w:p>
@@ -6488,7 +13990,7 @@
           <w:i/>
           <w:sz w:val="24"/>
         </w:rPr>
-        <w:t>2.3 Тестирующая программа</w:t>
+        <w:t>4.3 Тестирующая программа</w:t>
       </w:r>
     </w:p>
     <w:p>
@@ -8846,7 +16348,7 @@
           <w:i/>
           <w:sz w:val="24"/>
         </w:rPr>
-        <w:t>2.4 Результаты моделирования</w:t>
+        <w:t>4.4 Результаты моделирования</w:t>
       </w:r>
     </w:p>
     <w:p>
@@ -8894,7 +16396,7 @@
           <w:i w:val="0"/>
           <w:sz w:val="24"/>
         </w:rPr>
-        <w:t>На рисунке 6 приведена временная диаграмма первой части теста. Интервал 0–80 нс – адресный мультиплексор: при X = 10110010 выход Y повторяет разряд X(SEL). Интервал 80–160 нс – адресный демультиплексор: единица DIN «бежит» по выходам Q(SEL). Интервал 160–210 нс – приоритетный мультиплексор: при REQ = 00000000 VALID = '0'; при REQ = 00000110 обслуживается канал 2, при 00101001 – канал 5, при 10000001 – канал 7, при 00011000 – канал 4 (всегда запрос с наибольшим номером). Интервал 210–250 нс – приоритетный демультиплексор (DIN передаётся на Q(2), Q(6), Q(7)). Интервал 250–270 нс – строб выключен, все выходы неактивны.</w:t>
+        <w:t>На рисунке 11 приведена временная диаграмма первой части теста. Интервал 0–80 нс – адресный мультиплексор: при X = 10110010 выход Y повторяет разряд X(SEL). Интервал 80–160 нс – адресный демультиплексор: единица DIN «бежит» по выходам Q(SEL). Интервал 160–210 нс – приоритетный мультиплексор: при REQ = 00000000 VALID = '0'; при REQ = 00000110 обслуживается канал 2, при 00101001 – канал 5, при 10000001 – канал 7, при 00011000 – канал 4 (всегда запрос с наибольшим номером). Интервал 210–250 нс – приоритетный демультиплексор (DIN передаётся на Q(2), Q(6), Q(7)). Интервал 250–270 нс – строб выключен, все выходы неактивны.</w:t>
       </w:r>
     </w:p>
     <w:p>
@@ -8915,7 +16417,7 @@
         <w:drawing>
           <wp:inline xmlns:a="http://schemas.openxmlformats.org/drawingml/2006/main" xmlns:pic="http://schemas.openxmlformats.org/drawingml/2006/picture">
             <wp:extent cx="5733288" cy="2637312"/>
-            <wp:docPr id="6" name="Picture 6"/>
+            <wp:docPr id="11" name="Picture 11"/>
             <wp:cNvGraphicFramePr>
               <a:graphicFrameLocks noChangeAspect="1"/>
             </wp:cNvGraphicFramePr>
@@ -8927,7 +16429,7 @@
                     <pic:cNvPicPr/>
                   </pic:nvPicPr>
                   <pic:blipFill>
-                    <a:blip r:embed="rId15"/>
+                    <a:blip r:embed="rId20"/>
                     <a:stretch>
                       <a:fillRect/>
                     </a:stretch>
@@ -8959,7 +16461,7 @@
           <w:i/>
           <w:sz w:val="20"/>
         </w:rPr>
-        <w:t>Рисунок 6 – Временная диаграмма универсального MUX/DEMUX с приоритетизацией</w:t>
+        <w:t>Рисунок 11 – Временная диаграмма универсального MUX/DEMUX с приоритетизацией</w:t>
       </w:r>
     </w:p>
     <w:p>
@@ -8975,7 +16477,7 @@
           <w:i/>
           <w:sz w:val="24"/>
         </w:rPr>
-        <w:t>2.5 Результаты синтеза</w:t>
+        <w:t>4.5 Результаты синтеза</w:t>
       </w:r>
     </w:p>
     <w:p>
@@ -8991,7 +16493,7 @@
           <w:i/>
           <w:sz w:val="24"/>
         </w:rPr>
-        <w:t>Таблица 4 – Результаты синтеза универсального MUX/DEMUX (N = 8, Xilinx 7-series)</w:t>
+        <w:t>Таблица 8 – Результаты синтеза универсального MUX/DEMUX (N = 8, Xilinx 7-series)</w:t>
       </w:r>
     </w:p>
     <w:tbl>
@@ -9574,7 +17076,7 @@
           <w:i w:val="0"/>
           <w:sz w:val="24"/>
         </w:rPr>
-        <w:t>3. Задание 3.4 – нерегулярная логическая схема</w:t>
+        <w:t>5. Задание 3.4 – нерегулярная логическая схема</w:t>
       </w:r>
     </w:p>
     <w:p>
@@ -9590,7 +17092,7 @@
           <w:i/>
           <w:sz w:val="24"/>
         </w:rPr>
-        <w:t>3.1 Анализ схемы</w:t>
+        <w:t>5.1 Анализ схемы</w:t>
       </w:r>
     </w:p>
     <w:p>
@@ -9606,7 +17108,7 @@
           <w:i w:val="0"/>
           <w:sz w:val="24"/>
         </w:rPr>
-        <w:t>Схема варианта 7 (рисунок 1) имеет 4 входа x1..x4, 4 выхода y1..y4 и содержит 11 элементов девяти типов. Элементам присвоены позиционные обозначения DD1–DD11 (рисунок 7). Функции и задержки элементов по таблице 1 приложения А приведены в таблице 5, связи элементов – в таблице 6. Выход y1 соединён непосредственно со входом x2; выходы y3 и y4 одновременно являются входами внутренних элементов (DD7, DD9).</w:t>
+        <w:t>Схема варианта 7 (рисунок 1) имеет 4 входа x1..x4, 4 выхода y1..y4 и содержит 11 элементов девяти типов. Элементам присвоены позиционные обозначения DD1–DD11 (рисунок 12). Функции и задержки элементов по таблице 1 приложения А приведены в таблице 9, связи элементов – в таблице 10. Выход y1 соединён непосредственно со входом x2; выходы y3 и y4 одновременно являются входами внутренних элементов (DD7, DD9).</w:t>
       </w:r>
     </w:p>
     <w:p>
@@ -9627,7 +17129,7 @@
         <w:drawing>
           <wp:inline xmlns:a="http://schemas.openxmlformats.org/drawingml/2006/main" xmlns:pic="http://schemas.openxmlformats.org/drawingml/2006/picture">
             <wp:extent cx="5733288" cy="3872109"/>
-            <wp:docPr id="7" name="Picture 7"/>
+            <wp:docPr id="12" name="Picture 12"/>
             <wp:cNvGraphicFramePr>
               <a:graphicFrameLocks noChangeAspect="1"/>
             </wp:cNvGraphicFramePr>
@@ -9639,7 +17141,7 @@
                     <pic:cNvPicPr/>
                   </pic:nvPicPr>
                   <pic:blipFill>
-                    <a:blip r:embed="rId16"/>
+                    <a:blip r:embed="rId21"/>
                     <a:stretch>
                       <a:fillRect/>
                     </a:stretch>
@@ -9671,7 +17173,7 @@
           <w:i/>
           <w:sz w:val="20"/>
         </w:rPr>
-        <w:t>Рисунок 7 – Схема варианта 7 с обозначениями элементов; красным выделен критический путь</w:t>
+        <w:t>Рисунок 12 – Схема варианта 7 с обозначениями элементов; красным выделен критический путь</w:t>
       </w:r>
     </w:p>
     <w:p>
@@ -9687,7 +17189,7 @@
           <w:i/>
           <w:sz w:val="24"/>
         </w:rPr>
-        <w:t>Таблица 5 – Типы элементов схемы</w:t>
+        <w:t>Таблица 9 – Типы элементов схемы</w:t>
       </w:r>
     </w:p>
     <w:tbl>
@@ -10606,7 +18108,7 @@
           <w:i/>
           <w:sz w:val="24"/>
         </w:rPr>
-        <w:t>Таблица 6 – Связи элементов схемы</w:t>
+        <w:t>Таблица 10 – Связи элементов схемы</w:t>
       </w:r>
     </w:p>
     <w:tbl>
@@ -12058,7 +19560,7 @@
           <w:i/>
           <w:sz w:val="24"/>
         </w:rPr>
-        <w:t>3.2 VHDL-описание элементов</w:t>
+        <w:t>5.2 VHDL-описание элементов</w:t>
       </w:r>
     </w:p>
     <w:p>
@@ -15616,7 +23118,7 @@
           <w:i/>
           <w:sz w:val="24"/>
         </w:rPr>
-        <w:t>3.3 Структурное и поведенческое описание схемы</w:t>
+        <w:t>5.3 Структурное и поведенческое описание схемы</w:t>
       </w:r>
     </w:p>
     <w:p>
@@ -15632,7 +23134,7 @@
           <w:i w:val="0"/>
           <w:sz w:val="24"/>
         </w:rPr>
-        <w:t>Обе модели схемы описаны как две архитектуры одного интерфейса circuit_v7. Структурная архитектура (Structural) повторяет схему: 11 экземпляров моделей элементов, соединённых внутренними сигналами согласно таблице 6. Поведенческая архитектура (Behavioral) описывает работу схемы процессом, вычисляющим выходы по минимизированным логическим уравнениям. Уравнения получены по таблице истинности схемы (таблица 7) методом Квайна – Мак-Класки:</w:t>
+        <w:t>Обе модели схемы описаны как две архитектуры одного интерфейса circuit_v7. Структурная архитектура (Structural) повторяет схему: 11 экземпляров моделей элементов, соединённых внутренними сигналами согласно таблице 10. Поведенческая архитектура (Behavioral) описывает работу схемы процессом, вычисляющим выходы по минимизированным логическим уравнениям. Уравнения получены по таблице истинности схемы (таблица 11) методом Квайна – Мак-Класки:</w:t>
       </w:r>
     </w:p>
     <w:p>
@@ -15727,7 +23229,7 @@
           <w:i w:val="0"/>
           <w:sz w:val="24"/>
         </w:rPr>
-        <w:t>Чтобы поведенческая модель соответствовала структурной и по времени, каждый выход формируется с задержкой, равной задержке самого длинного пути схемы до этого выхода: y1 – 0 нс, y2 – 19 нс, y3 – 7 нс, y4 – 8 нс (расчёт – в п. 3.6).</w:t>
+        <w:t>Чтобы поведенческая модель соответствовала структурной и по времени, каждый выход формируется с задержкой, равной задержке самого длинного пути схемы до этого выхода: y1 – 0 нс, y2 – 19 нс, y3 – 7 нс, y4 – 8 нс (расчёт – в п. 5.6).</w:t>
       </w:r>
     </w:p>
     <w:p>
@@ -17576,7 +25078,7 @@
           <w:i/>
           <w:sz w:val="24"/>
         </w:rPr>
-        <w:t>3.4 Тестирующая программа</w:t>
+        <w:t>5.4 Тестирующая программа</w:t>
       </w:r>
     </w:p>
     <w:p>
@@ -19271,7 +26773,7 @@
           <w:i/>
           <w:sz w:val="24"/>
         </w:rPr>
-        <w:t>3.5 Результаты моделирования</w:t>
+        <w:t>5.5 Результаты моделирования</w:t>
       </w:r>
     </w:p>
     <w:p>
@@ -19624,7 +27126,7 @@
           <w:i/>
           <w:sz w:val="24"/>
         </w:rPr>
-        <w:t>Таблица 7 – Таблица истинности схемы и задержка на каждом наборе</w:t>
+        <w:t>Таблица 11 – Таблица истинности схемы и задержка на каждом наборе</w:t>
       </w:r>
     </w:p>
     <w:tbl>
@@ -22956,7 +30458,7 @@
           <w:i w:val="0"/>
           <w:sz w:val="24"/>
         </w:rPr>
-        <w:t>Установившиеся значения выходов структурной и поведенческой моделей совпадают друг с другом и с эталонной таблицей на всех 16 наборах (ошибок нет). Задержка схемы зависит от входного набора и предыдущего состояния и изменяется от 6 до 19 нс; максимальная задержка 19 нс получена на наборе 1010. Временная диаграмма полного теста приведена на рисунке 8.</w:t>
+        <w:t>Установившиеся значения выходов структурной и поведенческой моделей совпадают друг с другом и с эталонной таблицей на всех 16 наборах (ошибок нет). Задержка схемы зависит от входного набора и предыдущего состояния и изменяется от 6 до 19 нс; максимальная задержка 19 нс получена на наборе 1010. Временная диаграмма полного теста приведена на рисунке 13.</w:t>
       </w:r>
     </w:p>
     <w:p>
@@ -22977,7 +30479,7 @@
         <w:drawing>
           <wp:inline xmlns:a="http://schemas.openxmlformats.org/drawingml/2006/main" xmlns:pic="http://schemas.openxmlformats.org/drawingml/2006/picture">
             <wp:extent cx="5733288" cy="2637312"/>
-            <wp:docPr id="8" name="Picture 8"/>
+            <wp:docPr id="13" name="Picture 13"/>
             <wp:cNvGraphicFramePr>
               <a:graphicFrameLocks noChangeAspect="1"/>
             </wp:cNvGraphicFramePr>
@@ -22989,7 +30491,7 @@
                     <pic:cNvPicPr/>
                   </pic:nvPicPr>
                   <pic:blipFill>
-                    <a:blip r:embed="rId17"/>
+                    <a:blip r:embed="rId22"/>
                     <a:stretch>
                       <a:fillRect/>
                     </a:stretch>
@@ -23021,7 +30523,7 @@
           <w:i/>
           <w:sz w:val="20"/>
         </w:rPr>
-        <w:t>Рисунок 8 – Временная диаграмма моделирования схемы на всех 16 наборах</w:t>
+        <w:t>Рисунок 13 – Временная диаграмма моделирования схемы на всех 16 наборах</w:t>
       </w:r>
     </w:p>
     <w:p>
@@ -23053,7 +30555,7 @@
           <w:i/>
           <w:sz w:val="24"/>
         </w:rPr>
-        <w:t>3.6 Критический путь</w:t>
+        <w:t>5.6 Критический путь</w:t>
       </w:r>
     </w:p>
     <w:p>
@@ -23085,7 +30587,7 @@
           <w:i/>
           <w:sz w:val="24"/>
         </w:rPr>
-        <w:t>Таблица 8 – Задержки путей схемы</w:t>
+        <w:t>Таблица 12 – Задержки путей схемы</w:t>
       </w:r>
     </w:p>
     <w:tbl>
@@ -23467,7 +30969,7 @@
           <w:i w:val="0"/>
           <w:sz w:val="24"/>
         </w:rPr>
-        <w:t>Критический путь схемы – x2 (или x4) → DD3 (O2) → DD6 (NMX2) → DD9 (NO4) → DD10 (NO3A2) → DD11 (N) → y2 с суммарной задержкой 19 нс (выделен на рисунке 7). Для сравнения: другие пути к y2 короче – через DD4 и DD5 (3 + 4 + 5 + 5 + 1 = 18 нс), через DD7 (3 + 4 + 3 + 5 + 1 = 16 нс), через DD8 (1 + 4 + 5 + 1 = 11 нс).</w:t>
+        <w:t>Критический путь схемы – x2 (или x4) → DD3 (O2) → DD6 (NMX2) → DD9 (NO4) → DD10 (NO3A2) → DD11 (N) → y2 с суммарной задержкой 19 нс (выделен на рисунке 12). Для сравнения: другие пути к y2 короче – через DD4 и DD5 (3 + 4 + 5 + 5 + 1 = 18 нс), через DD7 (3 + 4 + 3 + 5 + 1 = 16 нс), через DD8 (1 + 4 + 5 + 1 = 11 нс).</w:t>
       </w:r>
     </w:p>
     <w:p>
@@ -23483,7 +30985,7 @@
           <w:i w:val="0"/>
           <w:sz w:val="24"/>
         </w:rPr>
-        <w:t>Результат расчёта подтверждается моделированием (рисунок 9): на наборе 1010 изменение x4 (1 → 0) проходит через DD3 (2 нс), DD6 (8 нс), DD9 (13 нс), DD10 (18 нс) и DD11 – выход y2 окончательно устанавливается через 19 нс после смены входного набора. Максимальная задержка, измеренная при моделировании, равна задержке критического пути.</w:t>
+        <w:t>Результат расчёта подтверждается моделированием (рисунок 14): на наборе 1010 изменение x4 (1 → 0) проходит через DD3 (2 нс), DD6 (8 нс), DD9 (13 нс), DD10 (18 нс) и DD11 – выход y2 окончательно устанавливается через 19 нс после смены входного набора. Максимальная задержка, измеренная при моделировании, равна задержке критического пути.</w:t>
       </w:r>
     </w:p>
     <w:p>
@@ -23504,7 +31006,7 @@
         <w:drawing>
           <wp:inline xmlns:a="http://schemas.openxmlformats.org/drawingml/2006/main" xmlns:pic="http://schemas.openxmlformats.org/drawingml/2006/picture">
             <wp:extent cx="5733288" cy="2658161"/>
-            <wp:docPr id="9" name="Picture 9"/>
+            <wp:docPr id="14" name="Picture 14"/>
             <wp:cNvGraphicFramePr>
               <a:graphicFrameLocks noChangeAspect="1"/>
             </wp:cNvGraphicFramePr>
@@ -23516,7 +31018,7 @@
                     <pic:cNvPicPr/>
                   </pic:nvPicPr>
                   <pic:blipFill>
-                    <a:blip r:embed="rId18"/>
+                    <a:blip r:embed="rId23"/>
                     <a:stretch>
                       <a:fillRect/>
                     </a:stretch>
@@ -23548,7 +31050,7 @@
           <w:i/>
           <w:sz w:val="20"/>
         </w:rPr>
-        <w:t>Рисунок 9 – Распространение сигнала по критическому пути (набор 1010)</w:t>
+        <w:t>Рисунок 14 – Распространение сигнала по критическому пути (набор 1010)</w:t>
       </w:r>
     </w:p>
     <w:p>
@@ -23564,7 +31066,7 @@
           <w:i/>
           <w:sz w:val="24"/>
         </w:rPr>
-        <w:t>3.7 Результаты синтеза</w:t>
+        <w:t>5.7 Результаты синтеза</w:t>
       </w:r>
     </w:p>
     <w:p>
@@ -23580,7 +31082,7 @@
           <w:i w:val="0"/>
           <w:sz w:val="24"/>
         </w:rPr>
-        <w:t>При синтезе задержки after игнорируются (они используются только при моделировании), а схема реализуется на LUT ПЛИС. На рисунке 10 приведена RTL-схема структурной модели – она полностью повторяет исходную схему (элементы DD1–DD11 и их связи). На рисунке 11 – схема после технологического отображения на ресурсы Xilinx 7-series.</w:t>
+        <w:t>При синтезе задержки after игнорируются (они используются только при моделировании), а схема реализуется на LUT ПЛИС. На рисунке 15 приведена RTL-схема структурной модели – она полностью повторяет исходную схему (элементы DD1–DD11 и их связи). На рисунке 16 – схема после технологического отображения на ресурсы Xilinx 7-series.</w:t>
       </w:r>
     </w:p>
     <w:p>
@@ -23601,7 +31103,7 @@
         <w:drawing>
           <wp:inline xmlns:a="http://schemas.openxmlformats.org/drawingml/2006/main" xmlns:pic="http://schemas.openxmlformats.org/drawingml/2006/picture">
             <wp:extent cx="5733288" cy="2246647"/>
-            <wp:docPr id="10" name="Picture 10"/>
+            <wp:docPr id="15" name="Picture 15"/>
             <wp:cNvGraphicFramePr>
               <a:graphicFrameLocks noChangeAspect="1"/>
             </wp:cNvGraphicFramePr>
@@ -23613,7 +31115,7 @@
                     <pic:cNvPicPr/>
                   </pic:nvPicPr>
                   <pic:blipFill>
-                    <a:blip r:embed="rId19"/>
+                    <a:blip r:embed="rId24"/>
                     <a:stretch>
                       <a:fillRect/>
                     </a:stretch>
@@ -23645,7 +31147,7 @@
           <w:i/>
           <w:sz w:val="20"/>
         </w:rPr>
-        <w:t>Рисунок 10 – RTL-схема структурной модели circuit_v7(Structural)</w:t>
+        <w:t>Рисунок 15 – RTL-схема структурной модели circuit_v7(Structural)</w:t>
       </w:r>
     </w:p>
     <w:p>
@@ -23666,7 +31168,7 @@
         <w:drawing>
           <wp:inline xmlns:a="http://schemas.openxmlformats.org/drawingml/2006/main" xmlns:pic="http://schemas.openxmlformats.org/drawingml/2006/picture">
             <wp:extent cx="5120640" cy="3259900"/>
-            <wp:docPr id="11" name="Picture 11"/>
+            <wp:docPr id="16" name="Picture 16"/>
             <wp:cNvGraphicFramePr>
               <a:graphicFrameLocks noChangeAspect="1"/>
             </wp:cNvGraphicFramePr>
@@ -23678,7 +31180,7 @@
                     <pic:cNvPicPr/>
                   </pic:nvPicPr>
                   <pic:blipFill>
-                    <a:blip r:embed="rId20"/>
+                    <a:blip r:embed="rId25"/>
                     <a:stretch>
                       <a:fillRect/>
                     </a:stretch>
@@ -23710,7 +31212,7 @@
           <w:i/>
           <w:sz w:val="20"/>
         </w:rPr>
-        <w:t>Рисунок 11 – Схема после синтеза под Xilinx 7-series (3 LUT)</w:t>
+        <w:t>Рисунок 16 – Схема после синтеза под Xilinx 7-series (3 LUT)</w:t>
       </w:r>
     </w:p>
     <w:p>
@@ -23726,7 +31228,7 @@
           <w:i/>
           <w:sz w:val="24"/>
         </w:rPr>
-        <w:t>Таблица 9 – Результаты синтеза схемы (Xilinx 7-series)</w:t>
+        <w:t>Таблица 13 – Результаты синтеза схемы (Xilinx 7-series)</w:t>
       </w:r>
     </w:p>
     <w:tbl>
@@ -24221,7 +31723,7 @@
           <w:i w:val="0"/>
           <w:sz w:val="24"/>
         </w:rPr>
-        <w:t>В ходе выполнения лабораторной работы (вариант 7) разработаны и промоделированы VHDL-описания мультиплексора 45-1 со стробированием и универсального мультиплексора/демультиплексора с приоритетизацией входов. Мультиплексор проверен на 256 наборах (все адреса, оба значения строба, оба значения выбранного входа), универсальное устройство – на 65 536 наборах со сравнением с эталонной моделью; ошибок не обнаружено. Мультиплексор 45-1 синтезирован на 16 LUT ПЛИС Xilinx 7-series.</w:t>
+        <w:t>В ходе выполнения лабораторной работы (вариант 7) разработано структурное VHDL-описание преобразователя кода 2421 в код Грея на элементах XOR2, AND2, OR2 и поведенческое описание приоритетного шифратора 10-4. Преобразователь проверен на всех 16 входных наборах, шифратор – полным перебором 1024 наборов; результаты совпадают с эталоном. После синтеза преобразователь занимает 4 LUT, шифратор – 6 LUT.</w:t>
       </w:r>
     </w:p>
     <w:p>
@@ -24237,7 +31739,23 @@
           <w:i w:val="0"/>
           <w:sz w:val="24"/>
         </w:rPr>
-        <w:t>Для нерегулярной логической схемы составлены модели всех девяти типов элементов с задержками из таблицы 1, структурное и поведенческое описания схемы и тестирующая программа, перебирающая все 16 наборов входных переменных. Обе модели дают одинаковые результаты, совпадающие с таблицей истинности. Для каждого набора определена задержка схемы (от 6 до 19 нс). Найден критический путь x2/x4 → O2 → NMX2 → NO4 → NO3A2 → N → y2 с задержкой 19 нс, что подтверждено моделированием. Также выявлены состязания сигналов на выходе y2 структурной модели. При синтезе обе архитектуры сводятся к одной схеме из трёх LUT.</w:t>
+        <w:t>Также разработаны и промоделированы VHDL-описания мультиплексора 45-1 со стробированием и универсального мультиплексора/демультиплексора с приоритетизацией входов. Мультиплексор проверен на 256 наборах (все адреса, оба значения строба, оба значения выбранного входа), универсальное устройство – на 65 536 наборах со сравнением с эталонной моделью; ошибок не обнаружено. Мультиплексор 45-1 синтезирован на 16 LUT ПЛИС Xilinx 7-series.</w:t>
+      </w:r>
+    </w:p>
+    <w:p>
+      <w:pPr>
+        <w:keepNext w:val="0"/>
+        <w:spacing w:after="80" w:before="0" w:line="276" w:lineRule="auto"/>
+        <w:jc w:val="both"/>
+      </w:pPr>
+      <w:r>
+        <w:rPr>
+          <w:rFonts w:ascii="Times New Roman" w:hAnsi="Times New Roman" w:eastAsia="Times New Roman" w:cs="Times New Roman"/>
+          <w:b w:val="0"/>
+          <w:i w:val="0"/>
+          <w:sz w:val="24"/>
+        </w:rPr>
+        <w:t>Для нерегулярной логической схемы составлены модели всех девяти типов элементов с задержками из таблицы 1 приложения А, структурное и поведенческое описания схемы и тестирующая программа, перебирающая все 16 наборов входных переменных. Обе модели дают одинаковые результаты, совпадающие с таблицей истинности. Для каждого набора определена задержка схемы (от 6 до 19 нс). Найден критический путь x2/x4 → O2 → NMX2 → NO4 → NO3A2 → N → y2 с задержкой 19 нс, что подтверждено моделированием. Также выявлены состязания сигналов на выходе y2 структурной модели. При синтезе обе архитектуры сводятся к одной схеме из трёх LUT.</w:t>
       </w:r>
     </w:p>
     <w:sectPr>
